--- a/Design Documentation/XS_Bible.docx
+++ b/Design Documentation/XS_Bible.docx
@@ -58,12 +58,14 @@
                 <w:numId w:val="1"/>
               </w:numPr>
               <w:rPr>
+                <w:strike/>
                 <w:sz w:val="28"/>
                 <w:szCs w:val="28"/>
               </w:rPr>
             </w:pPr>
             <w:r>
               <w:rPr>
+                <w:strike/>
                 <w:sz w:val="28"/>
                 <w:szCs w:val="28"/>
               </w:rPr>
@@ -73,6 +75,7 @@
               <w:rPr>
                 <w:b/>
                 <w:bCs/>
+                <w:strike/>
                 <w:sz w:val="28"/>
                 <w:szCs w:val="28"/>
               </w:rPr>
@@ -82,6 +85,7 @@
               <w:rPr>
                 <w:b/>
                 <w:bCs/>
+                <w:strike/>
                 <w:sz w:val="28"/>
                 <w:szCs w:val="28"/>
               </w:rPr>
@@ -91,6 +95,7 @@
               <w:rPr>
                 <w:b/>
                 <w:bCs/>
+                <w:strike/>
                 <w:sz w:val="28"/>
                 <w:szCs w:val="28"/>
               </w:rPr>
@@ -98,6 +103,7 @@
             </w:r>
             <w:r>
               <w:rPr>
+                <w:strike/>
                 <w:sz w:val="28"/>
                 <w:szCs w:val="28"/>
               </w:rPr>
@@ -141,7 +147,22 @@
                 <w:sz w:val="28"/>
                 <w:szCs w:val="28"/>
               </w:rPr>
-              <w:t>Design class + stat block system (combat relies on this)</w:t>
+              <w:t xml:space="preserve">Design class + </w:t>
+            </w:r>
+            <w:r>
+              <w:rPr>
+                <w:strike/>
+                <w:sz w:val="28"/>
+                <w:szCs w:val="28"/>
+              </w:rPr>
+              <w:t>stat block system</w:t>
+            </w:r>
+            <w:r>
+              <w:rPr>
+                <w:sz w:val="28"/>
+                <w:szCs w:val="28"/>
+              </w:rPr>
+              <w:t xml:space="preserve"> (combat relies on this)</w:t>
             </w:r>
           </w:p>
           <w:p>
@@ -289,6 +310,26 @@
                 <w:sz w:val="28"/>
                 <w:szCs w:val="28"/>
               </w:rPr>
+              <w:t>Test 1v1 combat</w:t>
+            </w:r>
+          </w:p>
+          <w:p>
+            <w:pPr>
+              <w:pStyle w:val="ListParagraph"/>
+              <w:numPr>
+                <w:ilvl w:val="0"/>
+                <w:numId w:val="1"/>
+              </w:numPr>
+              <w:rPr>
+                <w:sz w:val="28"/>
+                <w:szCs w:val="28"/>
+              </w:rPr>
+            </w:pPr>
+            <w:r>
+              <w:rPr>
+                <w:sz w:val="28"/>
+                <w:szCs w:val="28"/>
+              </w:rPr>
               <w:t xml:space="preserve">Design </w:t>
             </w:r>
             <w:proofErr w:type="gramStart"/>
@@ -619,7 +660,6 @@
           <w:sz w:val="28"/>
           <w:szCs w:val="28"/>
         </w:rPr>
-        <w:lastRenderedPageBreak/>
         <w:t xml:space="preserve">DESIRED FEELING: </w:t>
       </w:r>
       <w:r>
@@ -1035,7 +1075,6 @@
           <w:sz w:val="22"/>
           <w:szCs w:val="22"/>
         </w:rPr>
-        <w:lastRenderedPageBreak/>
         <mc:AlternateContent>
           <mc:Choice Requires="wpi">
             <w:drawing>
@@ -5942,9 +5981,9 @@
   </inkml:definitions>
   <inkml:trace contextRef="#ctx0" brushRef="#br0">130 375 1376 0 0,'-2'0'820'0'0,"1"0"0"0"0,-1 0 0 0 0,0 1 0 0 0,1-1 0 0 0,-1 1 0 0 0,0 0 0 0 0,1-1 0 0 0,-1 1 0 0 0,1 0 0 0 0,-3 2 0 0 0,-26 23 2401 0 0,23-19-1771 0 0,-1 0-944 0 0,1 1 0 0 0,0 0 0 0 0,0 1 0 0 0,1 0-1 0 0,0 0 1 0 0,1 0 0 0 0,0 1 0 0 0,0 0 0 0 0,1-1 0 0 0,1 2 0 0 0,-1-1-1 0 0,-1 15 1 0 0,4-24-493 0 0,1 0-1 0 0,0 0 1 0 0,0 0-1 0 0,0 0 0 0 0,0 0 1 0 0,0 0-1 0 0,0 0 1 0 0,0 0-1 0 0,0 0 0 0 0,1 0 1 0 0,-1 0-1 0 0,0 0 1 0 0,1 0-1 0 0,-1-1 0 0 0,0 1 1 0 0,1 0-1 0 0,-1 0 1 0 0,1 0-1 0 0,0 0 0 0 0,-1 0 1 0 0,1-1-1 0 0,-1 1 1 0 0,1 0-1 0 0,0 0 1 0 0,0-1-1 0 0,-1 1 0 0 0,1-1 1 0 0,0 1-1 0 0,0-1 1 0 0,0 1-1 0 0,0-1 0 0 0,0 1 1 0 0,0-1-1 0 0,0 0 1 0 0,0 1-1 0 0,0-1 0 0 0,0 0 1 0 0,0 0-1 0 0,0 0 1 0 0,0 0-1 0 0,0 0 1 0 0,1 0-1 0 0,7 0-107 0 0,0-1 1 0 0,0 0-1 0 0,-1 0 1 0 0,10-3-1 0 0,-3 0 302 0 0,-13 4-188 0 0,1-1-1 0 0,-1 1 0 0 0,0 0 1 0 0,1-1-1 0 0,-1 1 0 0 0,1 0 1 0 0,-1 1-1 0 0,0-1 0 0 0,1 0 1 0 0,-1 1-1 0 0,0-1 0 0 0,1 1 1 0 0,-1 0-1 0 0,0-1 0 0 0,1 1 1 0 0,-1 0-1 0 0,0 1 0 0 0,0-1 1 0 0,0 0-1 0 0,2 2 0 0 0,-2 0-8 0 0,0-1-1 0 0,-1 0 1 0 0,1 0-1 0 0,-1 1 0 0 0,0-1 1 0 0,0 1-1 0 0,0-1 1 0 0,0 1-1 0 0,0 0 0 0 0,0-1 1 0 0,-1 1-1 0 0,1 0 1 0 0,-1-1-1 0 0,0 1 0 0 0,0 3 1 0 0,-1 7 74 0 0,0 1-1 0 0,-1 0 1 0 0,0-1 0 0 0,-1 1-1 0 0,-8 21 1 0 0,6-24-245 0 0,-1 0-1 0 0,0 0 1 0 0,0-1 0 0 0,-1 1 0 0 0,0-1 0 0 0,-1-1-1 0 0,0 0 1 0 0,-12 12 0 0 0,24-27-4477 0 0,0-6 2291 0 0,-1 2 1824 0 0,4-5 376 0 0</inkml:trace>
   <inkml:trace contextRef="#ctx0" brushRef="#br0" timeOffset="329.36">413 89 6449 0 0,'0'-1'23'0'0,"0"1"0"0"0,-1 0-1 0 0,1 0 1 0 0,0 0 0 0 0,0-1-1 0 0,-1 1 1 0 0,1 0 0 0 0,0 0-1 0 0,0 0 1 0 0,-1-1 0 0 0,1 1-1 0 0,0 0 1 0 0,-1 0 0 0 0,1 0-1 0 0,0 0 1 0 0,0 0 0 0 0,-1 0-1 0 0,1 0 1 0 0,0 0 0 0 0,-1 0-1 0 0,1 0 1 0 0,0 0 0 0 0,-1 0-1 0 0,1 0 1 0 0,0 0 0 0 0,-1 0 0 0 0,1 0-1 0 0,0 0 1 0 0,-1 0 0 0 0,1 0-1 0 0,0 1 1 0 0,0-1 0 0 0,-1 0-1 0 0,1 0 1 0 0,0 0 0 0 0,-1 0-1 0 0,1 1 1 0 0,0-1 0 0 0,0 0-1 0 0,0 0 1 0 0,-1 1 0 0 0,-9 17 838 0 0,0 23 1156 0 0,2 20 2466 0 0,0 80 1 0 0,3-39-2792 0 0,-2-21-696 0 0,1-23-394 0 0,3 1-1 0 0,6 82 1 0 0,-2-126-554 0 0,2 0 0 0 0,6 22 1 0 0,-8-32-67 0 0,1-1 1 0 0,-1 1 0 0 0,1-1-1 0 0,0 0 1 0 0,1 1 0 0 0,-1-1-1 0 0,1 0 1 0 0,-1 0 0 0 0,1 0 0 0 0,1-1-1 0 0,-1 1 1 0 0,4 2 0 0 0,-7-5 24 0 0,0-1 0 0 0,1 0 0 0 0,-1 0 0 0 0,0 1 1 0 0,1-1-1 0 0,-1 0 0 0 0,0 0 0 0 0,1 1 0 0 0,-1-1 1 0 0,1 0-1 0 0,-1 0 0 0 0,0 0 0 0 0,1 0 0 0 0,-1 0 1 0 0,1 0-1 0 0,-1 0 0 0 0,0 0 0 0 0,1 0 0 0 0,-1 0 0 0 0,1 0 1 0 0,-1 0-1 0 0,1 0 0 0 0,-1 0 0 0 0,0 0 0 0 0,1 0 1 0 0,-1 0-1 0 0,1 0 0 0 0,-1 0 0 0 0,0-1 0 0 0,1 1 1 0 0,-1 0-1 0 0,0 0 0 0 0,1 0 0 0 0,-1-1 0 0 0,1 1 0 0 0,5-17-47 0 0,-5-21-1913 0 0,-2 27-3412 0 0,-1-2-1761 0 0</inkml:trace>
-  <inkml:trace contextRef="#ctx0" brushRef="#br0" timeOffset="513.82">269 652 2304 0 0,'-1'0'89'0'0,"0"-1"-1"0"0,1 0 1 0 0,-1 0-1 0 0,0 0 0 0 0,0 0 1 0 0,0 1-1 0 0,0-1 1 0 0,1 0-1 0 0,-1 0 0 0 0,0-1 1 0 0,1 1-1 0 0,-1 0 0 0 0,1 0 1 0 0,-1 0-1 0 0,1 0 1 0 0,0 0-1 0 0,-1-1 0 0 0,1-1 1 0 0,1 2 437 0 0,-1-1 0 0 0,1 1-1 0 0,0 0 1 0 0,0-1 0 0 0,0 1 0 0 0,0 0 0 0 0,1-1 0 0 0,-1 1 0 0 0,0 0 0 0 0,0 0 0 0 0,1 0 0 0 0,-1 0 0 0 0,3-1-1 0 0,79-49 5439 0 0,-49 31-5400 0 0,51-39-1 0 0,-70 47-1235 0 0,0 2-201 0 0</inkml:trace>
+  <inkml:trace contextRef="#ctx0" brushRef="#br0" timeOffset="513.81">269 652 2304 0 0,'-1'0'89'0'0,"0"-1"-1"0"0,1 0 1 0 0,-1 0-1 0 0,0 0 0 0 0,0 0 1 0 0,0 1-1 0 0,0-1 1 0 0,1 0-1 0 0,-1 0 0 0 0,0-1 1 0 0,1 1-1 0 0,-1 0 0 0 0,1 0 1 0 0,-1 0-1 0 0,1 0 1 0 0,0 0-1 0 0,-1-1 0 0 0,1-1 1 0 0,1 2 437 0 0,-1-1 0 0 0,1 1-1 0 0,0 0 1 0 0,0-1 0 0 0,0 1 0 0 0,0 0 0 0 0,1-1 0 0 0,-1 1 0 0 0,0 0 0 0 0,0 0 0 0 0,1 0 0 0 0,-1 0 0 0 0,3-1-1 0 0,79-49 5439 0 0,-49 31-5400 0 0,51-39-1 0 0,-70 47-1235 0 0,0 2-201 0 0</inkml:trace>
   <inkml:trace contextRef="#ctx0" brushRef="#br0" timeOffset="817.44">602 446 456 0 0,'-7'10'1528'0'0,"0"0"0"0"0,0 1 0 0 0,1 0-1 0 0,1 0 1 0 0,-1 0 0 0 0,-3 16 0 0 0,8-25-1430 0 0,-2 6 570 0 0,-6 14 1677 0 0,-8 35 0 0 0,15-52-2031 0 0,1 1 1 0 0,0-1 0 0 0,0 1 0 0 0,1-1 0 0 0,0 1-1 0 0,0-1 1 0 0,0 1 0 0 0,1-1 0 0 0,-1 1 0 0 0,1-1-1 0 0,1 1 1 0 0,2 7 0 0 0,-4-12-301 0 0,0 0 0 0 0,1 0 0 0 0,-1 0 0 0 0,1 1 1 0 0,0-1-1 0 0,-1 0 0 0 0,1 0 0 0 0,0 0 0 0 0,-1-1 0 0 0,1 1 0 0 0,0 0 0 0 0,0 0 0 0 0,0 0 0 0 0,0-1 0 0 0,0 1 0 0 0,0 0 1 0 0,0-1-1 0 0,0 1 0 0 0,0-1 0 0 0,0 1 0 0 0,0-1 0 0 0,0 1 0 0 0,1-1 0 0 0,-1 0 0 0 0,1 1 0 0 0,0-2 23 0 0,0 1-1 0 0,0 0 1 0 0,0-1-1 0 0,0 1 1 0 0,0-1 0 0 0,0 0-1 0 0,-1 1 1 0 0,1-1-1 0 0,0 0 1 0 0,-1 0-1 0 0,1 0 1 0 0,0 0-1 0 0,2-3 1 0 0,1-1 35 0 0,0 0 1 0 0,-1 0-1 0 0,1 0 1 0 0,-1 0-1 0 0,0-1 0 0 0,-1 1 1 0 0,1-1-1 0 0,2-8 1 0 0,-3 4-122 0 0,-1 1 1 0 0,0-1 0 0 0,-1 0-1 0 0,0-1 1 0 0,0 1 0 0 0,-1 0-1 0 0,-1 0 1 0 0,-2-16-1 0 0,0-25-102 0 0,10 68 302 0 0,0 0-1 0 0,15 24 1 0 0,-17-33-129 0 0,-1-1 0 0 0,2 0 0 0 0,-1-1-1 0 0,1 1 1 0 0,0-1 0 0 0,0 0 0 0 0,0 0 0 0 0,1-1-1 0 0,0 1 1 0 0,15 7 0 0 0,-21-13-236 0 0,0 1 0 0 0,0-1 0 0 0,0 0 0 0 0,0 1 0 0 0,0-1 0 0 0,0 0 0 0 0,0 0 0 0 0,0 1 0 0 0,0-1 0 0 0,0 0 0 0 0,0 0 0 0 0,0 0 0 0 0,0 0 0 0 0,1-1 0 0 0</inkml:trace>
-  <inkml:trace contextRef="#ctx0" brushRef="#br0" timeOffset="1201.15">854 1 9674 0 0,'-1'1'98'0'0,"0"-1"1"0"0,0 1-1 0 0,0 0 1 0 0,1 0-1 0 0,-1 0 1 0 0,0-1-1 0 0,1 1 0 0 0,-1 0 1 0 0,1 0-1 0 0,-1 0 1 0 0,1 0-1 0 0,-1 0 1 0 0,1 0-1 0 0,0 1 0 0 0,-1-1 1 0 0,1 0-1 0 0,0 0 1 0 0,0 0-1 0 0,0 0 1 0 0,0 2-1 0 0,1 29 1889 0 0,0-21-1567 0 0,1 48 1437 0 0,2 38 1519 0 0,-14 145 1 0 0,5-201-3119 0 0,-6 65 303 0 0,10-89-430 0 0,1 0 0 0 0,1 0 1 0 0,0-1-1 0 0,5 22 0 0 0,-5-34-174 0 0,0 0-1 0 0,0 0 0 0 0,1 0 1 0 0,-1 0-1 0 0,1 0 1 0 0,3 5-1 0 0,-5-8 47 0 0,1-1 0 0 0,-1 1-1 0 0,1-1 1 0 0,-1 1 0 0 0,1 0 0 0 0,-1-1-1 0 0,1 1 1 0 0,0-1 0 0 0,-1 1-1 0 0,1-1 1 0 0,-1 0 0 0 0,1 1 0 0 0,0-1-1 0 0,0 0 1 0 0,-1 1 0 0 0,1-1-1 0 0,0 0 1 0 0,-1 0 0 0 0,1 0 0 0 0,0 0-1 0 0,0 1 1 0 0,-1-1 0 0 0,1 0-1 0 0,0 0 1 0 0,0-1 0 0 0,0 1 0 0 0,-1 0-1 0 0,1 0 1 0 0,0 0 0 0 0,-1 0 0 0 0,1-1-1 0 0,0 1 1 0 0,0 0 0 0 0,-1-1-1 0 0,1 1 1 0 0,0 0 0 0 0,-1-1 0 0 0,1 1-1 0 0,-1-1 1 0 0,1 1 0 0 0,0-1-1 0 0,0 0 1 0 0,4-4-35 0 0,1 0 0 0 0,-1-1 1 0 0,0 0-1 0 0,0 0 0 0 0,0 0 0 0 0,-1 0 0 0 0,0-1 0 0 0,6-13 1 0 0,-8 16-229 0 0,-1 1 0 0 0,0-1 0 0 0,1 0 0 0 0,-1 0 0 0 0,0 0 0 0 0,-1 0 0 0 0,1 0 0 0 0,-1-1 0 0 0,0 1 0 0 0,0 0 0 0 0,0 0 0 0 0,-1 0 0 0 0,1 0 0 0 0,-1 0 0 0 0,0 0 0 0 0,0 0 0 0 0,0 0 0 0 0,-3-5 0 0 0,-2-2-1179 0 0</inkml:trace>
+  <inkml:trace contextRef="#ctx0" brushRef="#br0" timeOffset="1201.14">854 1 9674 0 0,'-1'1'98'0'0,"0"-1"1"0"0,0 1-1 0 0,0 0 1 0 0,1 0-1 0 0,-1 0 1 0 0,0-1-1 0 0,1 1 0 0 0,-1 0 1 0 0,1 0-1 0 0,-1 0 1 0 0,1 0-1 0 0,-1 0 1 0 0,1 0-1 0 0,0 1 0 0 0,-1-1 1 0 0,1 0-1 0 0,0 0 1 0 0,0 0-1 0 0,0 0 1 0 0,0 2-1 0 0,1 29 1889 0 0,0-21-1567 0 0,1 48 1437 0 0,2 38 1519 0 0,-14 145 1 0 0,5-201-3119 0 0,-6 65 303 0 0,10-89-430 0 0,1 0 0 0 0,1 0 1 0 0,0-1-1 0 0,5 22 0 0 0,-5-34-174 0 0,0 0-1 0 0,0 0 0 0 0,1 0 1 0 0,-1 0-1 0 0,1 0 1 0 0,3 5-1 0 0,-5-8 47 0 0,1-1 0 0 0,-1 1-1 0 0,1-1 1 0 0,-1 1 0 0 0,1 0 0 0 0,-1-1-1 0 0,1 1 1 0 0,0-1 0 0 0,-1 1-1 0 0,1-1 1 0 0,-1 0 0 0 0,1 1 0 0 0,0-1-1 0 0,0 0 1 0 0,-1 1 0 0 0,1-1-1 0 0,0 0 1 0 0,-1 0 0 0 0,1 0 0 0 0,0 0-1 0 0,0 1 1 0 0,-1-1 0 0 0,1 0-1 0 0,0 0 1 0 0,0-1 0 0 0,0 1 0 0 0,-1 0-1 0 0,1 0 1 0 0,0 0 0 0 0,-1 0 0 0 0,1-1-1 0 0,0 1 1 0 0,0 0 0 0 0,-1-1-1 0 0,1 1 1 0 0,0 0 0 0 0,-1-1 0 0 0,1 1-1 0 0,-1-1 1 0 0,1 1 0 0 0,0-1-1 0 0,0 0 1 0 0,4-4-35 0 0,1 0 0 0 0,-1-1 1 0 0,0 0-1 0 0,0 0 0 0 0,0 0 0 0 0,-1 0 0 0 0,0-1 0 0 0,6-13 1 0 0,-8 16-229 0 0,-1 1 0 0 0,0-1 0 0 0,1 0 0 0 0,-1 0 0 0 0,0 0 0 0 0,-1 0 0 0 0,1 0 0 0 0,-1-1 0 0 0,0 1 0 0 0,0 0 0 0 0,0 0 0 0 0,-1 0 0 0 0,1 0 0 0 0,-1 0 0 0 0,0 0 0 0 0,0 0 0 0 0,0 0 0 0 0,-3-5 0 0 0,-2-2-1179 0 0</inkml:trace>
   <inkml:trace contextRef="#ctx0" brushRef="#br0" timeOffset="1362.91">729 491 13363 0 0,'0'-2'109'0'0,"1"1"0"0"0,0 0 0 0 0,-1-1-1 0 0,1 1 1 0 0,0-1 0 0 0,0 1 0 0 0,0 0 0 0 0,0 0 0 0 0,0 0 0 0 0,0 0 0 0 0,1 0-1 0 0,-1 0 1 0 0,0 0 0 0 0,0 0 0 0 0,1 0 0 0 0,-1 0 0 0 0,1 1 0 0 0,-1-1 0 0 0,3 0-1 0 0,39-17 790 0 0,-29 13-148 0 0,21-11-2152 0 0,33-21 1 0 0,-33 17-2712 0 0,-21 12 2243 0 0</inkml:trace>
   <inkml:trace contextRef="#ctx0" brushRef="#br0" timeOffset="1641.1">1082 323 5985 0 0,'-3'3'601'0'0,"-1"-1"0"0"0,0 0 0 0 0,1 1 0 0 0,0 0-1 0 0,0-1 1 0 0,-4 6 0 0 0,-28 39 1117 0 0,21-26-660 0 0,2-6-256 0 0,6-8-335 0 0,0 1 0 0 0,1 0-1 0 0,0 0 1 0 0,0 0-1 0 0,0 1 1 0 0,1-1 0 0 0,-4 13-1 0 0,8-21-434 0 0,0 0-1 0 0,0 0 1 0 0,0 1-1 0 0,0-1 1 0 0,0 0-1 0 0,0 0 0 0 0,0 0 1 0 0,0 1-1 0 0,0-1 1 0 0,0 0-1 0 0,0 0 0 0 0,0 0 1 0 0,0 1-1 0 0,0-1 1 0 0,0 0-1 0 0,0 0 1 0 0,0 1-1 0 0,0-1 0 0 0,0 0 1 0 0,0 0-1 0 0,0 0 1 0 0,0 1-1 0 0,1-1 1 0 0,-1 0-1 0 0,0 0 0 0 0,0 0 1 0 0,0 0-1 0 0,0 1 1 0 0,0-1-1 0 0,1 0 0 0 0,-1 0 1 0 0,0 0-1 0 0,0 0 1 0 0,0 0-1 0 0,0 0 1 0 0,1 1-1 0 0,-1-1 0 0 0,0 0 1 0 0,1 0-1 0 0,11-2 410 0 0,16-12-609 0 0,-25 12 163 0 0,16-10-643 0 0,22-11-136 0 0,-39 22 782 0 0,-1 0-1 0 0,1 0 0 0 0,0 1 1 0 0,-1-1-1 0 0,1 1 0 0 0,0-1 1 0 0,0 1-1 0 0,-1 0 0 0 0,1 0 1 0 0,0 0-1 0 0,0 0 1 0 0,0 0-1 0 0,-1 0 0 0 0,1 0 1 0 0,0 0-1 0 0,0 1 0 0 0,-1-1 1 0 0,1 1-1 0 0,0-1 0 0 0,2 2 1 0 0,-2 0 22 0 0,-1-1-1 0 0,1 1 1 0 0,-1 0 0 0 0,0 0 0 0 0,0 0-1 0 0,1 0 1 0 0,-1 0 0 0 0,0 0 0 0 0,-1 0-1 0 0,1 0 1 0 0,0 0 0 0 0,-1 0 0 0 0,1 1-1 0 0,-1-1 1 0 0,1 0 0 0 0,-1 0 0 0 0,0 1-1 0 0,0-1 1 0 0,0 0 0 0 0,-1 3 0 0 0,0 5 278 0 0,0 1 0 0 0,-1-1 0 0 0,-2 10 0 0 0,0-6 50 0 0,-1-1-1 0 0,0 0 1 0 0,-12 22 0 0 0,-2-7-2570 0 0</inkml:trace>
 </inkml:ink>
@@ -6084,7 +6123,7 @@
   <inkml:trace contextRef="#ctx0" brushRef="#br0">207 128 920 0 0,'7'-56'8713'0'0,"-9"56"-8131"0"0,0 1 0 0 0,0-1 0 0 0,0 1 0 0 0,0 0 0 0 0,0 0 0 0 0,0 0 0 0 0,0 0 0 0 0,0 0 0 0 0,-2 2 0 0 0,-11 9 554 0 0,0-1 0 0 0,1 2 0 0 0,1 0 0 0 0,0 0-1 0 0,-19 26 1 0 0,21-22-905 0 0,0 0 0 0 0,1 1 0 0 0,0 1-1 0 0,2 0 1 0 0,0 0 0 0 0,1 0 0 0 0,1 1-1 0 0,1 0 1 0 0,0 0 0 0 0,2 0 0 0 0,0 1-1 0 0,2 0 1 0 0,0-1 0 0 0,3 27-1 0 0,-2-41-207 0 0,1 0-1 0 0,0 0 0 0 0,0 0 0 0 0,1 0 0 0 0,-1 0 0 0 0,1 0 0 0 0,1-1 1 0 0,-1 1-1 0 0,6 8 0 0 0,-7-12-29 0 0,1 0 1 0 0,0 0 0 0 0,0 0-1 0 0,0 0 1 0 0,0 0-1 0 0,0 0 1 0 0,0-1-1 0 0,1 1 1 0 0,-1-1-1 0 0,1 1 1 0 0,-1-1 0 0 0,1 0-1 0 0,-1 0 1 0 0,1 0-1 0 0,0 0 1 0 0,-1 0-1 0 0,1-1 1 0 0,0 1 0 0 0,0-1-1 0 0,-1 0 1 0 0,1 0-1 0 0,4 0 1 0 0,12-3-630 0 0,-14 2 692 0 0,0 1 0 0 0,0-1 0 0 0,0 1 1 0 0,0 0-1 0 0,6 0 0 0 0,3 6-2347 0 0,-13-5 1862 0 0,0 0 0 0 0,-1 0 0 0 0,1 0 1 0 0,0 0-1 0 0,-1 0 0 0 0,1 0 1 0 0,-1 0-1 0 0,1 0 0 0 0,-1 0 0 0 0,1 0 1 0 0,-1 0-1 0 0,1 1 0 0 0,-1 0 0 0 0,1 5-6971 0 0</inkml:trace>
   <inkml:trace contextRef="#ctx0" brushRef="#br0" timeOffset="597.15">332 273 1840 0 0,'-1'-1'204'0'0,"1"1"-1"0"0,0-1 1 0 0,0 0-1 0 0,0 1 1 0 0,-1-1-1 0 0,1 1 1 0 0,0-1-1 0 0,-1 0 1 0 0,1 1-1 0 0,0-1 1 0 0,-1 1-1 0 0,1-1 1 0 0,-1 1-1 0 0,1-1 1 0 0,-1 1-1 0 0,1-1 1 0 0,-1 1-1 0 0,1 0 1 0 0,-1-1-1 0 0,1 1 1 0 0,-1 0-1 0 0,0-1 1 0 0,1 1-1 0 0,-1 0 1 0 0,0 0-1 0 0,1 0 1 0 0,-1 0-1 0 0,0-1 1 0 0,1 1-1 0 0,-1 0 1 0 0,-1 0-1 0 0,0 1 299 0 0,0-1-1 0 0,-1 1 1 0 0,1 0-1 0 0,0 0 1 0 0,0 0-1 0 0,0 0 1 0 0,0 0-1 0 0,0 0 1 0 0,-3 3-1 0 0,-3 2 922 0 0,1 0 1 0 0,0 1-1 0 0,-12 14 0 0 0,13-11-845 0 0,-1 1-1 0 0,1-1 1 0 0,1 1 0 0 0,0 0-1 0 0,-4 13 1 0 0,7-18-492 0 0,0 0 0 0 0,1-1 0 0 0,-1 1 0 0 0,1 0 0 0 0,1 0 0 0 0,-1 0 0 0 0,1 0 0 0 0,0 0 0 0 0,0 0 0 0 0,1 0 0 0 0,0 0 0 0 0,2 7 0 0 0,-3-11-68 0 0,1 0 1 0 0,-1-1-1 0 0,1 1 1 0 0,0-1-1 0 0,0 1 1 0 0,-1-1-1 0 0,1 1 1 0 0,0-1-1 0 0,0 0 1 0 0,1 1-1 0 0,-1-1 1 0 0,0 0-1 0 0,0 0 1 0 0,1 0 0 0 0,-1 0-1 0 0,0 0 1 0 0,1 0-1 0 0,-1 0 1 0 0,1 0-1 0 0,-1-1 1 0 0,1 1-1 0 0,0-1 1 0 0,-1 1-1 0 0,1-1 1 0 0,0 1-1 0 0,-1-1 1 0 0,1 0-1 0 0,0 0 1 0 0,-1 0-1 0 0,1 0 1 0 0,0 0-1 0 0,0 0 1 0 0,-1 0-1 0 0,3-1 1 0 0,6-2-527 0 0,-1 0 0 0 0,0 0 0 0 0,0-1 0 0 0,16-9 0 0 0,-6 4-4683 0 0,-13 7-1928 0 0</inkml:trace>
   <inkml:trace contextRef="#ctx0" brushRef="#br0" timeOffset="907.33">460 327 1376 0 0,'-2'1'483'0'0,"0"-1"0"0"0,-1 1-1 0 0,1 0 1 0 0,0 0 0 0 0,0-1 0 0 0,0 1-1 0 0,0 1 1 0 0,0-1 0 0 0,0 0 0 0 0,0 0-1 0 0,0 1 1 0 0,0-1 0 0 0,1 1-1 0 0,-4 3 1 0 0,-19 26 3173 0 0,22-28-3300 0 0,1 1 0 0 0,-1 0-1 0 0,0-1 1 0 0,1 1 0 0 0,0 0-1 0 0,0 0 1 0 0,0 0 0 0 0,0 0-1 0 0,1 0 1 0 0,0 0 0 0 0,-1 0-1 0 0,1 0 1 0 0,1 1 0 0 0,-1-1 0 0 0,1 0-1 0 0,-1 0 1 0 0,1 0 0 0 0,0-1-1 0 0,1 1 1 0 0,1 5 0 0 0,-2-7-252 0 0,1 1 0 0 0,0-1-1 0 0,-1 1 1 0 0,1-1 0 0 0,0 1 0 0 0,0-1 0 0 0,0 0 0 0 0,0 0 0 0 0,0 0 0 0 0,1 0 0 0 0,-1-1 0 0 0,1 1 0 0 0,-1 0 0 0 0,1-1 0 0 0,0 0 0 0 0,-1 0 0 0 0,1 0 0 0 0,0 0-1 0 0,0 0 1 0 0,0 0 0 0 0,0-1 0 0 0,0 1 0 0 0,0-1 0 0 0,0 0 0 0 0,0 0 0 0 0,0 0 0 0 0,0 0 0 0 0,3-1 0 0 0,-3 0-97 0 0,0 1 0 0 0,0 0-1 0 0,0-1 1 0 0,0 0 0 0 0,0 0 0 0 0,-1 0 0 0 0,1 0-1 0 0,0 0 1 0 0,-1-1 0 0 0,1 1 0 0 0,0-1 0 0 0,-1 1 0 0 0,0-1-1 0 0,1 0 1 0 0,-1 0 0 0 0,0 0 0 0 0,0 0 0 0 0,0-1-1 0 0,1-2 1 0 0,-2 3-2 0 0,0 0 0 0 0,0 0 0 0 0,0-1 0 0 0,-1 1 0 0 0,1 0 0 0 0,-1-1-1 0 0,0 1 1 0 0,1-1 0 0 0,-1 1 0 0 0,0 0 0 0 0,-1-1 0 0 0,1 1 0 0 0,0-1-1 0 0,-1 1 1 0 0,1 0 0 0 0,-1-1 0 0 0,0 1 0 0 0,0 0 0 0 0,1 0 0 0 0,-2-1 0 0 0,1 1-1 0 0,0 0 1 0 0,-3-4 0 0 0,-14-22-3 0 0,11 15-296 0 0,-1 1-1 0 0,0 0 1 0 0,-14-14-1 0 0,25 26-1965 0 0,0 1 738 0 0</inkml:trace>
-  <inkml:trace contextRef="#ctx0" brushRef="#br0" timeOffset="1281.13">606 312 9218 0 0,'-2'6'286'0'0,"-1"0"-1"0"0,1 1 1 0 0,0-1 0 0 0,1 0-1 0 0,0 1 1 0 0,0-1 0 0 0,-1 9-1 0 0,2-11 58 0 0,0 0 0 0 0,0 0 0 0 0,0-1 0 0 0,1 1 1 0 0,-1 0-1 0 0,1-1 0 0 0,0 1 0 0 0,0 0 0 0 0,0-1 0 0 0,0 1 0 0 0,1-1 0 0 0,0 1 0 0 0,-1-1 0 0 0,4 4 0 0 0,-5-7-273 0 0,0 1 0 0 0,0-1 1 0 0,1 0-1 0 0,-1 1 0 0 0,0-1 0 0 0,0 0 0 0 0,1 0 1 0 0,-1 1-1 0 0,0-1 0 0 0,0 0 0 0 0,1 0 1 0 0,-1 0-1 0 0,0 1 0 0 0,0-1 0 0 0,1 0 1 0 0,-1 0-1 0 0,0 0 0 0 0,1 0 0 0 0,-1 0 0 0 0,0 0 1 0 0,1 1-1 0 0,-1-1 0 0 0,0 0 0 0 0,1 0 1 0 0,-1 0-1 0 0,0 0 0 0 0,1 0 0 0 0,-1 0 0 0 0,0 0 1 0 0,1 0-1 0 0,-1-1 0 0 0,0 1 0 0 0,1 0 1 0 0,-1 0-1 0 0,0 0 0 0 0,1 0 0 0 0,-1 0 0 0 0,0 0 1 0 0,1-1-1 0 0,8-15 1443 0 0,-1-22-329 0 0,-5 9-815 0 0,-2 14-296 0 0,1 0 0 0 0,5-18 0 0 0,-7 29-75 0 0,1 0 0 0 0,1 1 0 0 0,-1 0 0 0 0,0-1 0 0 0,1 1 0 0 0,0 0 0 0 0,0 0 0 0 0,0 0 0 0 0,0 0 0 0 0,0 0 0 0 0,1 0 0 0 0,-1 0 0 0 0,1 1 0 0 0,4-4 0 0 0,-6 6-7 0 0,0-1 0 0 0,-1 1 1 0 0,1 0-1 0 0,0 0 0 0 0,0-1 1 0 0,0 1-1 0 0,0 0 0 0 0,0 0 1 0 0,0 0-1 0 0,-1 0 0 0 0,1 0 0 0 0,0 0 1 0 0,0 0-1 0 0,0 0 0 0 0,0 0 1 0 0,0 1-1 0 0,0-1 0 0 0,-1 0 1 0 0,1 1-1 0 0,0-1 0 0 0,0 0 0 0 0,0 1 1 0 0,-1-1-1 0 0,1 1 0 0 0,0-1 1 0 0,0 1-1 0 0,-1 0 0 0 0,1-1 1 0 0,-1 1-1 0 0,1-1 0 0 0,0 1 0 0 0,-1 0 1 0 0,1 0-1 0 0,-1-1 0 0 0,1 1 1 0 0,-1 0-1 0 0,0 0 0 0 0,1 1 1 0 0,17 39 46 0 0,-15-33-49 0 0,4 13 102 0 0,-1-4 30 0 0,16 31 0 0 0,-20-45-104 0 0,0 1 1 0 0,0 0-1 0 0,0-1 1 0 0,1 1 0 0 0,0-1-1 0 0,0 0 1 0 0,0 0-1 0 0,0 0 1 0 0,0 0-1 0 0,0-1 1 0 0,1 1-1 0 0,-1-1 1 0 0,7 3 0 0 0,-3-6-1364 0 0,-6 0 276 0 0</inkml:trace>
+  <inkml:trace contextRef="#ctx0" brushRef="#br0" timeOffset="1281.12">606 312 9218 0 0,'-2'6'286'0'0,"-1"0"-1"0"0,1 1 1 0 0,0-1 0 0 0,1 0-1 0 0,0 1 1 0 0,0-1 0 0 0,-1 9-1 0 0,2-11 58 0 0,0 0 0 0 0,0 0 0 0 0,0-1 0 0 0,1 1 1 0 0,-1 0-1 0 0,1-1 0 0 0,0 1 0 0 0,0 0 0 0 0,0-1 0 0 0,0 1 0 0 0,1-1 0 0 0,0 1 0 0 0,-1-1 0 0 0,4 4 0 0 0,-5-7-273 0 0,0 1 0 0 0,0-1 1 0 0,1 0-1 0 0,-1 1 0 0 0,0-1 0 0 0,0 0 0 0 0,1 0 1 0 0,-1 1-1 0 0,0-1 0 0 0,0 0 0 0 0,1 0 1 0 0,-1 0-1 0 0,0 1 0 0 0,0-1 0 0 0,1 0 1 0 0,-1 0-1 0 0,0 0 0 0 0,1 0 0 0 0,-1 0 0 0 0,0 0 1 0 0,1 1-1 0 0,-1-1 0 0 0,0 0 0 0 0,1 0 1 0 0,-1 0-1 0 0,0 0 0 0 0,1 0 0 0 0,-1 0 0 0 0,0 0 1 0 0,1 0-1 0 0,-1-1 0 0 0,0 1 0 0 0,1 0 1 0 0,-1 0-1 0 0,0 0 0 0 0,1 0 0 0 0,-1 0 0 0 0,0 0 1 0 0,1-1-1 0 0,8-15 1443 0 0,-1-22-329 0 0,-5 9-815 0 0,-2 14-296 0 0,1 0 0 0 0,5-18 0 0 0,-7 29-75 0 0,1 0 0 0 0,1 1 0 0 0,-1 0 0 0 0,0-1 0 0 0,1 1 0 0 0,0 0 0 0 0,0 0 0 0 0,0 0 0 0 0,0 0 0 0 0,0 0 0 0 0,1 0 0 0 0,-1 0 0 0 0,1 1 0 0 0,4-4 0 0 0,-6 6-7 0 0,0-1 0 0 0,-1 1 1 0 0,1 0-1 0 0,0 0 0 0 0,0-1 1 0 0,0 1-1 0 0,0 0 0 0 0,0 0 1 0 0,0 0-1 0 0,-1 0 0 0 0,1 0 0 0 0,0 0 1 0 0,0 0-1 0 0,0 0 0 0 0,0 0 1 0 0,0 1-1 0 0,0-1 0 0 0,-1 0 1 0 0,1 1-1 0 0,0-1 0 0 0,0 0 0 0 0,0 1 1 0 0,-1-1-1 0 0,1 1 0 0 0,0-1 1 0 0,0 1-1 0 0,-1 0 0 0 0,1-1 1 0 0,-1 1-1 0 0,1-1 0 0 0,0 1 0 0 0,-1 0 1 0 0,1 0-1 0 0,-1-1 0 0 0,1 1 1 0 0,-1 0-1 0 0,0 0 0 0 0,1 1 1 0 0,17 39 46 0 0,-15-33-49 0 0,4 13 102 0 0,-1-4 30 0 0,16 31 0 0 0,-20-45-104 0 0,0 1 1 0 0,0 0-1 0 0,0-1 1 0 0,1 1 0 0 0,0-1-1 0 0,0 0 1 0 0,0 0-1 0 0,0 0 1 0 0,0 0-1 0 0,0-1 1 0 0,1 1-1 0 0,-1-1 1 0 0,7 3 0 0 0,-3-6-1364 0 0,-6 0 276 0 0</inkml:trace>
   <inkml:trace contextRef="#ctx0" brushRef="#br0" timeOffset="1666.66">982 215 11202 0 0,'-33'31'1855'0'0,"18"-18"-86"0"0,1 1 0 0 0,0 0 0 0 0,-23 32-1 0 0,37-46-1759 0 0,0 1-1 0 0,0-1 1 0 0,-1 0 0 0 0,1 0-1 0 0,0 0 1 0 0,0 1-1 0 0,0-1 1 0 0,0 0-1 0 0,-1 0 1 0 0,1 0 0 0 0,0 1-1 0 0,0-1 1 0 0,0 0-1 0 0,0 0 1 0 0,0 1 0 0 0,0-1-1 0 0,0 0 1 0 0,0 0-1 0 0,0 1 1 0 0,0-1-1 0 0,0 0 1 0 0,0 0 0 0 0,0 1-1 0 0,0-1 1 0 0,0 0-1 0 0,0 1 1 0 0,0-1-1 0 0,0 0 1 0 0,0 0 0 0 0,0 1-1 0 0,0-1 1 0 0,0 0-1 0 0,0 0 1 0 0,0 0 0 0 0,1 1-1 0 0,-1-1 1 0 0,0 0-1 0 0,0 0 1 0 0,0 1-1 0 0,0-1 1 0 0,1 0 0 0 0,-1 0-1 0 0,14 0 570 0 0,17-10 188 0 0,-26 8-772 0 0,4-2-100 0 0,0 1 0 0 0,0 0-1 0 0,0 0 1 0 0,0 1 0 0 0,14-2 0 0 0,-21 4 95 0 0,-1 0-1 0 0,1 0 0 0 0,-1 0 0 0 0,1 0 1 0 0,0 0-1 0 0,-1 0 0 0 0,1 1 0 0 0,-1-1 0 0 0,1 0 1 0 0,-1 1-1 0 0,0-1 0 0 0,1 1 0 0 0,-1 0 1 0 0,1-1-1 0 0,-1 1 0 0 0,0 0 0 0 0,0 0 1 0 0,1 0-1 0 0,-1 0 0 0 0,0 0 0 0 0,0 0 1 0 0,0 0-1 0 0,0 1 0 0 0,0-1 0 0 0,0 0 1 0 0,0 0-1 0 0,-1 1 0 0 0,1-1 0 0 0,0 0 1 0 0,-1 1-1 0 0,1-1 0 0 0,-1 1 0 0 0,1-1 1 0 0,-1 1-1 0 0,0-1 0 0 0,0 1 0 0 0,0-1 0 0 0,0 1 1 0 0,0 0-1 0 0,0-1 0 0 0,0 3 0 0 0,-1 3 177 0 0,1-1 0 0 0,-1 0 0 0 0,0 1 0 0 0,0-1 0 0 0,-1 0 0 0 0,0 0 0 0 0,0 0 0 0 0,0 0 0 0 0,-7 10 0 0 0,8-13-176 0 0,-1 1 1 0 0,0-1-1 0 0,-1 0 0 0 0,1-1 0 0 0,0 1 1 0 0,-1 0-1 0 0,0-1 0 0 0,1 1 0 0 0,-1-1 1 0 0,0 0-1 0 0,0 0 0 0 0,0 0 1 0 0,-1 0-1 0 0,1 0 0 0 0,0-1 0 0 0,-1 0 1 0 0,1 0-1 0 0,-7 2 0 0 0,3-5-2451 0 0</inkml:trace>
   <inkml:trace contextRef="#ctx0" brushRef="#br0" timeOffset="1884.16">1103 250 8290 0 0,'-1'1'293'0'0,"-1"0"0"0"0,1 1 0 0 0,0-1 0 0 0,0 1 0 0 0,0-1 0 0 0,0 1 0 0 0,0 0 1 0 0,0 0-1 0 0,0-1 0 0 0,1 1 0 0 0,-1 0 0 0 0,1 0 0 0 0,-1 0 0 0 0,1-1 0 0 0,0 1 0 0 0,-1 3 0 0 0,1 38 957 0 0,0-31-1034 0 0,0-10-308 0 0,2 33 1727 0 0,-2-33-1800 0 0,0 0 1 0 0,0 0 0 0 0,0 0 0 0 0,1 0 0 0 0,-1 0-1 0 0,1-1 1 0 0,-1 1 0 0 0,1 0 0 0 0,0 0 0 0 0,-1-1-1 0 0,1 1 1 0 0,0 0 0 0 0,0-1 0 0 0,3 4 0 0 0,-3-6-254 0 0,0 1 1 0 0,0 0-1 0 0,-1 0 1 0 0,1 0-1 0 0,0-1 1 0 0,0 1-1 0 0,0 0 1 0 0,0-1-1 0 0,-1 1 1 0 0,1-1-1 0 0,0 1 1 0 0,0-1-1 0 0,-1 1 1 0 0,1-1-1 0 0,1-1 1 0 0,4-5-2016 0 0</inkml:trace>
   <inkml:trace contextRef="#ctx0" brushRef="#br0" timeOffset="2024.44">1069 82 17052 0 0,'-4'-2'319'0'0,"3"1"-285"0"0,0 0 1 0 0,0 0 0 0 0,0 0 0 0 0,0 1-1 0 0,0-1 1 0 0,0 1 0 0 0,0-1 0 0 0,0 1 0 0 0,-1-1-1 0 0,1 1 1 0 0,0-1 0 0 0,0 1 0 0 0,-1 0-1 0 0,1 0 1 0 0,0 0 0 0 0,-1 0 0 0 0,1 0 0 0 0,0 0-1 0 0,0 0 1 0 0,-1 0 0 0 0,1 0 0 0 0,0 1-1 0 0,-2-1 1 0 0,26 3-8368 0 0,-10-3 7150 0 0,5 2-589 0 0,-3-1 1072 0 0</inkml:trace>
@@ -6247,7 +6286,7 @@
   </inkml:definitions>
   <inkml:trace contextRef="#ctx0" brushRef="#br0">218 133 4609 0 0,'-1'0'212'0'0,"-1"0"1"0"0,1 0-1 0 0,0 1 0 0 0,-1-1 0 0 0,1 0 1 0 0,0 1-1 0 0,0-1 0 0 0,-1 1 1 0 0,1-1-1 0 0,0 1 0 0 0,0 0 1 0 0,0-1-1 0 0,0 1 0 0 0,0 0 0 0 0,0 0 1 0 0,-1 1-1 0 0,-1-1 140 0 0,-7 7 392 0 0,0 0-1 0 0,1 0 1 0 0,0 1 0 0 0,0 0 0 0 0,1 0-1 0 0,-12 19 1 0 0,-37 69 2131 0 0,32-50-1666 0 0,19-36-943 0 0,1-1 0 0 0,0 1 0 0 0,1 0 0 0 0,0 0 0 0 0,1 1 0 0 0,0-1 0 0 0,1 1 0 0 0,0 0 0 0 0,1-1 0 0 0,0 1 0 0 0,1 0 0 0 0,1 15 0 0 0,0-21-193 0 0,0 0 0 0 0,0 0-1 0 0,0 0 1 0 0,1 0 0 0 0,0-1 0 0 0,0 1-1 0 0,0 0 1 0 0,1-1 0 0 0,0 0 0 0 0,0 0-1 0 0,0 0 1 0 0,1 0 0 0 0,-1 0 0 0 0,1-1-1 0 0,1 1 1 0 0,-1-1 0 0 0,0 0 0 0 0,1 0-1 0 0,0-1 1 0 0,0 0 0 0 0,0 1 0 0 0,0-2-1 0 0,1 1 1 0 0,-1 0 0 0 0,1-1 0 0 0,6 2-1 0 0,-1-2-42 0 0,0 0 0 0 0,0-1 0 0 0,0 0 0 0 0,0-1 0 0 0,1 0 0 0 0,-1 0 0 0 0,0-1 0 0 0,0-1 0 0 0,0 0 0 0 0,0 0 0 0 0,0-1 0 0 0,12-6 0 0 0,-10 4 4 0 0,0 0 0 0 0,-1-1 0 0 0,0-1 0 0 0,0 0 0 0 0,0 0 1 0 0,-1-1-1 0 0,0-1 0 0 0,-1 0 0 0 0,16-17 0 0 0,-23 22-30 0 0,0 0 0 0 0,0 0 0 0 0,0-1 0 0 0,0 1 0 0 0,-1-1 0 0 0,0 0 0 0 0,0 0 0 0 0,0 0 0 0 0,0 0 0 0 0,-1 0 0 0 0,0 0 0 0 0,0 0 0 0 0,0 0 0 0 0,-1-9 0 0 0,0 6 9 0 0,-1 1 1 0 0,0 0-1 0 0,-1 0 0 0 0,0 0 0 0 0,0 0 0 0 0,0 0 1 0 0,-1 1-1 0 0,0-1 0 0 0,-6-9 0 0 0,-5-5 19 0 0,-1 2 0 0 0,0-1 0 0 0,-2 2 0 0 0,-1 0 0 0 0,-19-16 0 0 0,17 19 10 0 0,0 0 0 0 0,-29-15-1 0 0,-18-13-573 0 0,65 42 450 0 0,0-1 0 0 0,1 1-1 0 0,-1-1 1 0 0,1 1 0 0 0,0-1 0 0 0,-1 1-1 0 0,1-1 1 0 0,0 0 0 0 0,-1-2-1 0 0,1 4-73 0 0,1-1-1 0 0,0 0 1 0 0,0 1-1 0 0,0-1 1 0 0,0 0-1 0 0,-1 1 1 0 0,1-1-1 0 0,0 0 1 0 0,0 1-1 0 0,0-1 0 0 0,0 1 1 0 0,0-1-1 0 0,0 0 1 0 0,1 1-1 0 0,-1-1 1 0 0,0 0-1 0 0,0 1 1 0 0,0-1-1 0 0,1 0 1 0 0,-1 0-1 0 0</inkml:trace>
   <inkml:trace contextRef="#ctx0" brushRef="#br0" timeOffset="359.82">600 358 7370 0 0,'-1'-1'190'0'0,"1"0"1"0"0,-1 0 0 0 0,1-1 0 0 0,-1 1 0 0 0,1 0 0 0 0,0-1-1 0 0,0 1 1 0 0,0 0 0 0 0,0-1 0 0 0,0 1 0 0 0,0 0 0 0 0,0-1-1 0 0,0 1 1 0 0,0 0 0 0 0,0-1 0 0 0,1 1 0 0 0,-1 0-1 0 0,1-1 1 0 0,-1 1 0 0 0,1 0 0 0 0,-1 0 0 0 0,1 0 0 0 0,0-1-1 0 0,-1 1 1 0 0,1 0 0 0 0,0 0 0 0 0,0 0 0 0 0,0 0 0 0 0,0 0-1 0 0,0 0 1 0 0,0 1 0 0 0,0-1 0 0 0,0 0 0 0 0,3-1 0 0 0,-3 1 23 0 0,1 0 0 0 0,0 1 0 0 0,0-1 0 0 0,-1 0 0 0 0,1 0 1 0 0,0 1-1 0 0,0-1 0 0 0,0 1 0 0 0,0 0 0 0 0,0 0 0 0 0,0-1 1 0 0,0 1-1 0 0,0 0 0 0 0,0 1 0 0 0,0-1 0 0 0,0 0 0 0 0,0 1 1 0 0,-1-1-1 0 0,1 1 0 0 0,0-1 0 0 0,0 1 0 0 0,0 0 0 0 0,0 0 1 0 0,2 1-1 0 0,1 3 20 0 0,-1-1 1 0 0,1 1 0 0 0,-1 0 0 0 0,0 0-1 0 0,0 1 1 0 0,0-1 0 0 0,-1 1-1 0 0,0 0 1 0 0,0 0 0 0 0,0 0-1 0 0,-1 0 1 0 0,3 9 0 0 0,1 11 168 0 0,6 45 1 0 0,-9-47-300 0 0,0 2 3 0 0,0 35-1 0 0,-3-61-95 0 0,0 0-1 0 0,0 1 1 0 0,0-1-1 0 0,-1 0 1 0 0,1 0-1 0 0,0 0 1 0 0,0 0-1 0 0,0 1 1 0 0,0-1-1 0 0,0 0 0 0 0,0 0 1 0 0,0 0-1 0 0,0 0 1 0 0,0 1-1 0 0,0-1 1 0 0,0 0-1 0 0,0 0 1 0 0,0 0-1 0 0,1 0 1 0 0,-1 1-1 0 0,0-1 1 0 0,0 0-1 0 0,0 0 1 0 0,0 0-1 0 0,0 0 0 0 0,0 0 1 0 0,0 1-1 0 0,0-1 1 0 0,0 0-1 0 0,1 0 1 0 0,-1 0-1 0 0,0 0 1 0 0,0 0-1 0 0,0 0 1 0 0,0 0-1 0 0,0 0 1 0 0,1 1-1 0 0,-1-1 0 0 0,0 0 1 0 0,0 0-1 0 0,0 0 1 0 0,0 0-1 0 0,1 0 1 0 0,-1 0-1 0 0,0 0 1 0 0,0 0-1 0 0,8-7 344 0 0,6-12-125 0 0,-10 11-212 0 0,0-1-1 0 0,-1 0 1 0 0,0 0-1 0 0,0 0 1 0 0,-1-1-1 0 0,0 1 1 0 0,-1-1-1 0 0,0 1 0 0 0,0-1 1 0 0,-1-11-1 0 0,-2-15-64 0 0,-9-46-1 0 0,10 78 45 0 0,1 1-101 0 0,-3-15-307 0 0,0-1 0 0 0,1-29 0 0 0,6 10-4060 0 0,-2 32-2501 0 0</inkml:trace>
-  <inkml:trace contextRef="#ctx0" brushRef="#br0" timeOffset="1034.13">866 467 5985 0 0,'3'2'243'0'0,"0"-1"0"0"0,0 0 0 0 0,1 0 1 0 0,-1 0-1 0 0,0 0 0 0 0,0-1 0 0 0,1 1 0 0 0,-1-1 0 0 0,0 0 0 0 0,1 0 0 0 0,-1 0 0 0 0,0 0 0 0 0,1-1 0 0 0,-1 0 0 0 0,0 1 0 0 0,0-1 0 0 0,0 0 0 0 0,1 0 0 0 0,-1-1 0 0 0,0 1 0 0 0,0-1 1 0 0,-1 1-1 0 0,1-1 0 0 0,0 0 0 0 0,0 0 0 0 0,-1 0 0 0 0,1 0 0 0 0,-1-1 0 0 0,4-3 0 0 0,6-9 739 0 0,-1 0-1 0 0,0-1 1 0 0,-1 0 0 0 0,9-18-1 0 0,-7 11-90 0 0,-11 20-795 0 0,1-1 1 0 0,-1 1-1 0 0,0-1 0 0 0,0 0 0 0 0,-1 0 1 0 0,1 1-1 0 0,-1-1 0 0 0,0-5 1 0 0,0 8-87 0 0,0-1 0 0 0,0 1 0 0 0,0 0 0 0 0,0 0 0 0 0,-1-1 0 0 0,1 1 0 0 0,0 0 0 0 0,-1 0 0 0 0,1 0 0 0 0,-1-1 0 0 0,0 1 0 0 0,0-2 0 0 0,0 3-6 0 0,1 0 0 0 0,-1-1 0 0 0,1 1 0 0 0,-1-1 0 0 0,1 1 0 0 0,-1 0 0 0 0,1 0 0 0 0,-1-1-1 0 0,1 1 1 0 0,-1 0 0 0 0,1 0 0 0 0,-1 0 0 0 0,0-1 0 0 0,1 1 0 0 0,-1 0 0 0 0,1 0 0 0 0,-1 0 0 0 0,0 0 0 0 0,1 0 0 0 0,-1 0 0 0 0,1 0-1 0 0,-1 1 1 0 0,0-1 0 0 0,1 0 0 0 0,-1 0 0 0 0,1 0 0 0 0,-2 1 0 0 0,-1 2 110 0 0,0-1 0 0 0,-1 1 0 0 0,2 0 0 0 0,-1 0 0 0 0,0 0 0 0 0,0 0 0 0 0,1 1 0 0 0,0-1 0 0 0,0 1 0 0 0,0-1 0 0 0,0 1 1 0 0,0 0-1 0 0,-1 5 0 0 0,-3 4 64 0 0,-2 4-39 0 0,1 0 0 0 0,0 0 0 0 0,1 1 0 0 0,1-1 0 0 0,-3 21 0 0 0,7-31-118 0 0,0 0 0 0 0,0 0 0 0 0,1 0 0 0 0,0 0 1 0 0,0 0-1 0 0,0 0 0 0 0,1 0 0 0 0,0 0 0 0 0,1 0 0 0 0,0 0 1 0 0,0-1-1 0 0,0 1 0 0 0,1 0 0 0 0,0-1 0 0 0,0 0 0 0 0,6 9 1 0 0,-7-12-17 0 0,1 0 0 0 0,-1 0-1 0 0,1 0 1 0 0,0-1 0 0 0,0 1 0 0 0,1-1 0 0 0,-1 1 0 0 0,0-1 0 0 0,1 0 0 0 0,-1-1 0 0 0,1 1 0 0 0,-1-1 0 0 0,1 1 0 0 0,0-1 0 0 0,0 0 0 0 0,0 0 0 0 0,0-1 0 0 0,0 1 0 0 0,-1-1 0 0 0,1 0 0 0 0,0 0 0 0 0,0 0 0 0 0,0-1 0 0 0,0 1 0 0 0,0-1 0 0 0,0 0-1 0 0,0 0 1 0 0,-1 0 0 0 0,8-3 0 0 0,-5 1 3 0 0,0 0-1 0 0,0 0 1 0 0,0-1 0 0 0,-1 1-1 0 0,1-1 1 0 0,-1-1-1 0 0,0 1 1 0 0,0-1-1 0 0,0 1 1 0 0,-1-2 0 0 0,1 1-1 0 0,-1 0 1 0 0,-1-1-1 0 0,1 0 1 0 0,-1 1-1 0 0,5-12 1 0 0,4-24-67 0 0,-8 24-9 0 0,1 0-1 0 0,11-23 1 0 0,-16 43-7 0 0,1 0 0 0 0,-1 1 0 0 0,1-1 0 0 0,-1 0 0 0 0,1 1 0 0 0,0-1 0 0 0,0 0 0 0 0,0 0 0 0 0,1 0 0 0 0,2 6 0 0 0,0-1 118 0 0,-1 0 33 0 0,31 71 139 0 0,-29-69-160 0 0,0 0-1 0 0,1 0 0 0 0,1 0 1 0 0,0-1-1 0 0,10 12 1 0 0,-17-21-48 0 0,0 0-1 0 0,0 0 1 0 0,0 0 0 0 0,0 0-1 0 0,0 0 1 0 0,0 1 0 0 0,0-1-1 0 0,1 0 1 0 0,-1 0 0 0 0,0 0-1 0 0,0 0 1 0 0,0 0 0 0 0,0 0-1 0 0,0 1 1 0 0,1-1 0 0 0,-1 0-1 0 0,0 0 1 0 0,0 0 0 0 0,0 0-1 0 0,0 0 1 0 0,1 0 0 0 0,-1 0-1 0 0,0 0 1 0 0,0 0 0 0 0,0 0-1 0 0,0 0 1 0 0,1 0 0 0 0,-1 0-1 0 0,0 0 1 0 0,0 0 0 0 0,0 0-1 0 0,0 0 1 0 0,1 0 0 0 0,-1 0-1 0 0,0 0 1 0 0,0 0-1 0 0,0 0 1 0 0,0 0 0 0 0,1 0-1 0 0,-1-1 1 0 0,0 1 0 0 0,0 0-1 0 0,0 0 1 0 0,0 0 0 0 0,1 0-1 0 0,1-11 182 0 0,-3-13-53 0 0,-2 1-68 0 0,2 0 0 0 0,0-1-1 0 0,4-36 1 0 0,-1 49-43 0 0,0-1 1 0 0,0 1-1 0 0,1-1 1 0 0,0 1-1 0 0,1 0 0 0 0,0 0 1 0 0,1 1-1 0 0,0-1 1 0 0,8-10-1 0 0,-10 17-172 0 0,0 1 0 0 0,0-1-1 0 0,1 0 1 0 0,0 1 0 0 0,-1 0-1 0 0,1 0 1 0 0,5-3 0 0 0,-7 5-36 0 0,0 0 0 0 0,0-1 0 0 0,0 2 0 0 0,0-1 0 0 0,0 0 1 0 0,0 0-1 0 0,0 0 0 0 0,0 1 0 0 0,0-1 0 0 0,0 1 0 0 0,0 0 0 0 0,0 0 1 0 0,0 0-1 0 0,0 0 0 0 0,1 0 0 0 0,-1 0 0 0 0,0 0 0 0 0,4 2 0 0 0</inkml:trace>
+  <inkml:trace contextRef="#ctx0" brushRef="#br0" timeOffset="1034.12">866 467 5985 0 0,'3'2'243'0'0,"0"-1"0"0"0,0 0 0 0 0,1 0 1 0 0,-1 0-1 0 0,0 0 0 0 0,0-1 0 0 0,1 1 0 0 0,-1-1 0 0 0,0 0 0 0 0,1 0 0 0 0,-1 0 0 0 0,0 0 0 0 0,1-1 0 0 0,-1 0 0 0 0,0 1 0 0 0,0-1 0 0 0,0 0 0 0 0,1 0 0 0 0,-1-1 0 0 0,0 1 0 0 0,0-1 1 0 0,-1 1-1 0 0,1-1 0 0 0,0 0 0 0 0,0 0 0 0 0,-1 0 0 0 0,1 0 0 0 0,-1-1 0 0 0,4-3 0 0 0,6-9 739 0 0,-1 0-1 0 0,0-1 1 0 0,-1 0 0 0 0,9-18-1 0 0,-7 11-90 0 0,-11 20-795 0 0,1-1 1 0 0,-1 1-1 0 0,0-1 0 0 0,0 0 0 0 0,-1 0 1 0 0,1 1-1 0 0,-1-1 0 0 0,0-5 1 0 0,0 8-87 0 0,0-1 0 0 0,0 1 0 0 0,0 0 0 0 0,0 0 0 0 0,-1-1 0 0 0,1 1 0 0 0,0 0 0 0 0,-1 0 0 0 0,1 0 0 0 0,-1-1 0 0 0,0 1 0 0 0,0-2 0 0 0,0 3-6 0 0,1 0 0 0 0,-1-1 0 0 0,1 1 0 0 0,-1-1 0 0 0,1 1 0 0 0,-1 0 0 0 0,1 0 0 0 0,-1-1-1 0 0,1 1 1 0 0,-1 0 0 0 0,1 0 0 0 0,-1 0 0 0 0,0-1 0 0 0,1 1 0 0 0,-1 0 0 0 0,1 0 0 0 0,-1 0 0 0 0,0 0 0 0 0,1 0 0 0 0,-1 0 0 0 0,1 0-1 0 0,-1 1 1 0 0,0-1 0 0 0,1 0 0 0 0,-1 0 0 0 0,1 0 0 0 0,-2 1 0 0 0,-1 2 110 0 0,0-1 0 0 0,-1 1 0 0 0,2 0 0 0 0,-1 0 0 0 0,0 0 0 0 0,0 0 0 0 0,1 1 0 0 0,0-1 0 0 0,0 1 0 0 0,0-1 0 0 0,0 1 1 0 0,0 0-1 0 0,-1 5 0 0 0,-3 4 64 0 0,-2 4-39 0 0,1 0 0 0 0,0 0 0 0 0,1 1 0 0 0,1-1 0 0 0,-3 21 0 0 0,7-31-118 0 0,0 0 0 0 0,0 0 0 0 0,1 0 0 0 0,0 0 1 0 0,0 0-1 0 0,0 0 0 0 0,1 0 0 0 0,0 0 0 0 0,1 0 0 0 0,0 0 1 0 0,0-1-1 0 0,0 1 0 0 0,1 0 0 0 0,0-1 0 0 0,0 0 0 0 0,6 9 1 0 0,-7-12-17 0 0,1 0 0 0 0,-1 0-1 0 0,1 0 1 0 0,0-1 0 0 0,0 1 0 0 0,1-1 0 0 0,-1 1 0 0 0,0-1 0 0 0,1 0 0 0 0,-1-1 0 0 0,1 1 0 0 0,-1-1 0 0 0,1 1 0 0 0,0-1 0 0 0,0 0 0 0 0,0 0 0 0 0,0-1 0 0 0,0 1 0 0 0,-1-1 0 0 0,1 0 0 0 0,0 0 0 0 0,0 0 0 0 0,0-1 0 0 0,0 1 0 0 0,0-1 0 0 0,0 0-1 0 0,0 0 1 0 0,-1 0 0 0 0,8-3 0 0 0,-5 1 3 0 0,0 0-1 0 0,0 0 1 0 0,0-1 0 0 0,-1 1-1 0 0,1-1 1 0 0,-1-1-1 0 0,0 1 1 0 0,0-1-1 0 0,0 1 1 0 0,-1-2 0 0 0,1 1-1 0 0,-1 0 1 0 0,-1-1-1 0 0,1 0 1 0 0,-1 1-1 0 0,5-12 1 0 0,4-24-67 0 0,-8 24-9 0 0,1 0-1 0 0,11-23 1 0 0,-16 43-7 0 0,1 0 0 0 0,-1 1 0 0 0,1-1 0 0 0,-1 0 0 0 0,1 1 0 0 0,0-1 0 0 0,0 0 0 0 0,0 0 0 0 0,1 0 0 0 0,2 6 0 0 0,0-1 118 0 0,-1 0 33 0 0,31 71 139 0 0,-29-69-160 0 0,0 0-1 0 0,1 0 0 0 0,1 0 1 0 0,0-1-1 0 0,10 12 1 0 0,-17-21-48 0 0,0 0-1 0 0,0 0 1 0 0,0 0 0 0 0,0 0-1 0 0,0 0 1 0 0,0 1 0 0 0,0-1-1 0 0,1 0 1 0 0,-1 0 0 0 0,0 0-1 0 0,0 0 1 0 0,0 0 0 0 0,0 0-1 0 0,0 1 1 0 0,1-1 0 0 0,-1 0-1 0 0,0 0 1 0 0,0 0 0 0 0,0 0-1 0 0,0 0 1 0 0,1 0 0 0 0,-1 0-1 0 0,0 0 1 0 0,0 0 0 0 0,0 0-1 0 0,0 0 1 0 0,1 0 0 0 0,-1 0-1 0 0,0 0 1 0 0,0 0 0 0 0,0 0-1 0 0,0 0 1 0 0,1 0 0 0 0,-1 0-1 0 0,0 0 1 0 0,0 0-1 0 0,0 0 1 0 0,0 0 0 0 0,1 0-1 0 0,-1-1 1 0 0,0 1 0 0 0,0 0-1 0 0,0 0 1 0 0,0 0 0 0 0,1 0-1 0 0,1-11 182 0 0,-3-13-53 0 0,-2 1-68 0 0,2 0 0 0 0,0-1-1 0 0,4-36 1 0 0,-1 49-43 0 0,0-1 1 0 0,0 1-1 0 0,1-1 1 0 0,0 1-1 0 0,1 0 0 0 0,0 0 1 0 0,1 1-1 0 0,0-1 1 0 0,8-10-1 0 0,-10 17-172 0 0,0 1 0 0 0,0-1-1 0 0,1 0 1 0 0,0 1 0 0 0,-1 0-1 0 0,1 0 1 0 0,5-3 0 0 0,-7 5-36 0 0,0 0 0 0 0,0-1 0 0 0,0 2 0 0 0,0-1 0 0 0,0 0 1 0 0,0 0-1 0 0,0 0 0 0 0,0 1 0 0 0,0-1 0 0 0,0 1 0 0 0,0 0 0 0 0,0 0 1 0 0,0 0-1 0 0,0 0 0 0 0,1 0 0 0 0,-1 0 0 0 0,0 0 0 0 0,4 2 0 0 0</inkml:trace>
   <inkml:trace contextRef="#ctx0" brushRef="#br0" timeOffset="1452.28">1645 343 3225 0 0,'-1'-1'163'0'0,"1"1"1"0"0,0-1-1 0 0,0 0 1 0 0,-1 1-1 0 0,1-1 1 0 0,0 0-1 0 0,-1 1 0 0 0,1-1 1 0 0,-1 1-1 0 0,1-1 1 0 0,-1 1-1 0 0,1-1 1 0 0,-1 1-1 0 0,1-1 1 0 0,-1 1-1 0 0,0-1 1 0 0,1 1-1 0 0,-1 0 1 0 0,0-1-1 0 0,1 1 1 0 0,-1 0-1 0 0,0 0 1 0 0,1-1-1 0 0,-1 1 1 0 0,0 0-1 0 0,1 0 0 0 0,-1 0 1 0 0,-1 0-1 0 0,1 0 143 0 0,-1 1 0 0 0,1-1-1 0 0,0 1 1 0 0,-1 0 0 0 0,1-1-1 0 0,0 1 1 0 0,-1 0 0 0 0,1 0 0 0 0,0 0-1 0 0,0 0 1 0 0,0 0 0 0 0,0 0-1 0 0,-1 1 1 0 0,-4 5 649 0 0,1 1 0 0 0,0 0 1 0 0,-6 11-1 0 0,1 3 795 0 0,-16 45 0 0 0,23-56-1488 0 0,1-1 0 0 0,-1 1 0 0 0,2-1 0 0 0,-1 1 0 0 0,2 0-1 0 0,0 20 1 0 0,0-30-239 0 0,0 1 1 0 0,0 0-1 0 0,0-1 0 0 0,1 1 0 0 0,-1 0 0 0 0,0-1 0 0 0,1 1 0 0 0,-1 0 1 0 0,1-1-1 0 0,0 1 0 0 0,0-1 0 0 0,-1 1 0 0 0,1-1 0 0 0,0 0 0 0 0,0 1 1 0 0,0-1-1 0 0,1 0 0 0 0,-1 1 0 0 0,0-1 0 0 0,2 1 0 0 0,-2-2 9 0 0,1 1 0 0 0,-1-1-1 0 0,0 1 1 0 0,1-1-1 0 0,-1 0 1 0 0,1 1 0 0 0,-1-1-1 0 0,1 0 1 0 0,-1 0 0 0 0,1 0-1 0 0,0 0 1 0 0,-1-1-1 0 0,0 1 1 0 0,1 0 0 0 0,-1 0-1 0 0,1-1 1 0 0,2-1 0 0 0,2 0 36 0 0,0-2 0 0 0,0 1 0 0 0,0-1 1 0 0,-1 0-1 0 0,1 0 0 0 0,-1 0 0 0 0,0-1 1 0 0,7-7-1 0 0,-6 3-68 0 0,0 1 0 0 0,-1-1 0 0 0,0 0 0 0 0,-1-1 0 0 0,1 1 0 0 0,-2-1 1 0 0,1 0-1 0 0,-1 0 0 0 0,-1 0 0 0 0,0 0 0 0 0,0 0 0 0 0,-1-1 0 0 0,-1 1 0 0 0,1 0 0 0 0,-3-16 0 0 0,2 25-9 0 0,0 1 0 0 0,0-1 0 0 0,0 0 0 0 0,0 1 0 0 0,0-1 0 0 0,0 1-1 0 0,0-1 1 0 0,-1 1 0 0 0,1-1 0 0 0,0 1 0 0 0,0-1 0 0 0,0 1 0 0 0,-1-1 0 0 0,1 1-1 0 0,0 0 1 0 0,-1-1 0 0 0,1 1 0 0 0,0-1 0 0 0,-1 1 0 0 0,1 0 0 0 0,0-1 0 0 0,-2 0-1 0 0,-3 9-88 0 0,-1 21 24 0 0,6-19 135 0 0,1-1 1 0 0,0 1-1 0 0,0 0 1 0 0,1-1-1 0 0,0 1 1 0 0,1-1-1 0 0,0 1 1 0 0,0-1-1 0 0,8 14 1 0 0,-7-17-255 0 0,-1-1 1 0 0,1 0 0 0 0,0 0-1 0 0,0 0 1 0 0,0 0-1 0 0,1-1 1 0 0,0 1-1 0 0,7 5 1 0 0,-7-7-602 0 0,0 0 0 0 0,0-1 0 0 0,0 1 0 0 0,1-1 0 0 0,-1 0 0 0 0,7 2 0 0 0,-1-3-6089 0 0</inkml:trace>
   <inkml:trace contextRef="#ctx0" brushRef="#br0" timeOffset="1725.8">1853 59 14283 0 0,'-2'17'524'0'0,"1"0"1"0"0,0 0-1 0 0,2 0 0 0 0,0 0 0 0 0,1 0 1 0 0,6 28-1 0 0,-2-13 164 0 0,73 321 3508 0 0,-73-337-5282 0 0,-3-11-53 0 0</inkml:trace>
   <inkml:trace contextRef="#ctx0" brushRef="#br0" timeOffset="1934.83">2029 0 12899 0 0,'-2'24'845'0'0,"0"-1"0"0"0,2 1-1 0 0,1-1 1 0 0,8 45 0 0 0,-3-19-83 0 0,-3-24-862 0 0,16 126 3274 0 0,-3-76-3536 0 0,6-3-4793 0 0,-16-57-1469 0 0</inkml:trace>
@@ -6434,7 +6473,7 @@
   </inkml:definitions>
   <inkml:trace contextRef="#ctx0" brushRef="#br0">245 655 3681 0 0,'0'-1'145'0'0,"0"0"1"0"0,0 0 0 0 0,0 0 0 0 0,0 0-1 0 0,0 1 1 0 0,0-1 0 0 0,-1 0-1 0 0,1 0 1 0 0,0 0 0 0 0,0 0-1 0 0,-1 0 1 0 0,1 0 0 0 0,-1 0 0 0 0,1 1-1 0 0,-1-1 1 0 0,1 0 0 0 0,-1 0-1 0 0,0 1 1 0 0,1-1 0 0 0,-1 0-1 0 0,0 1 1 0 0,1-1 0 0 0,-1 0-1 0 0,0 1 1 0 0,0-1 0 0 0,1 1 0 0 0,-1 0-1 0 0,0-1 1 0 0,0 1 0 0 0,0 0-1 0 0,0-1 1 0 0,0 1 0 0 0,0 0-1 0 0,0 0 1 0 0,0 0 0 0 0,0 0-1 0 0,0 0 1 0 0,-1 0 0 0 0,-2 0 192 0 0,1 0 0 0 0,0 0-1 0 0,0 1 1 0 0,-1 0 0 0 0,1 0 0 0 0,0 0 0 0 0,0 0 0 0 0,0 0 0 0 0,-4 2-1 0 0,-28 18 1763 0 0,-57 45-1 0 0,92-66-2046 0 0,-1 1-1 0 0,0-1 1 0 0,1 1 0 0 0,-1-1 0 0 0,1 1 0 0 0,-1-1 0 0 0,0 1 0 0 0,1 0 0 0 0,0-1 0 0 0,-1 1 0 0 0,1 0 0 0 0,-1 0 0 0 0,1-1 0 0 0,0 1 0 0 0,-1 0 0 0 0,1 0 0 0 0,0-1 0 0 0,0 1-1 0 0,0 0 1 0 0,0 0 0 0 0,0 0 0 0 0,-1 0 0 0 0,1-1 0 0 0,1 1 0 0 0,-1 0 0 0 0,0 1 0 0 0,1-1-1 0 0,-1 1-1 0 0,1-1 1 0 0,0 1-1 0 0,0-1 1 0 0,0 0-1 0 0,0 1 1 0 0,0-1-1 0 0,0 0 1 0 0,0 0-1 0 0,1 0 1 0 0,-1 0 0 0 0,3 2-1 0 0,4 2-1 0 0,1-1 0 0 0,0 0 1 0 0,13 5-1 0 0,-18-8-46 0 0,-1 0-5 0 0,-1 0 0 0 0,1 0 0 0 0,0 0 0 0 0,-1 0 0 0 0,1 1 0 0 0,-1-1 0 0 0,1 1 0 0 0,-1 0 0 0 0,0-1 0 0 0,0 1 0 0 0,0 0 0 0 0,0 0 0 0 0,0 1 0 0 0,0-1 0 0 0,0 0 0 0 0,2 5 0 0 0,-4-5 9 0 0,1 0 0 0 0,-1-1-1 0 0,0 1 1 0 0,0 0 0 0 0,1 0 0 0 0,-1 0-1 0 0,-1 0 1 0 0,1 0 0 0 0,0 0 0 0 0,0 0-1 0 0,-1 0 1 0 0,1 0 0 0 0,-1-1 0 0 0,1 1-1 0 0,-1 0 1 0 0,0 0 0 0 0,0-1 0 0 0,0 1-1 0 0,0 0 1 0 0,0-1 0 0 0,0 1-1 0 0,0-1 1 0 0,0 1 0 0 0,-1-1 0 0 0,1 0-1 0 0,-2 2 1 0 0,-17 13 335 0 0,0 0-1 0 0,0-1 1 0 0,-2-2-1 0 0,-39 20 1 0 0,66-37-1937 0 0,2-3-3398 0 0,1 2-1273 0 0</inkml:trace>
   <inkml:trace contextRef="#ctx0" brushRef="#br0" timeOffset="288.45">373 673 5065 0 0,'-1'-1'40'0'0,"0"1"0"0"0,0-1 1 0 0,0 0-1 0 0,0 1 0 0 0,-1-1 0 0 0,1 0 0 0 0,0 1 0 0 0,-1-1 1 0 0,1 1-1 0 0,0 0 0 0 0,-1 0 0 0 0,1-1 0 0 0,0 1 0 0 0,-1 0 1 0 0,1 0-1 0 0,-1 0 0 0 0,1 0 0 0 0,0 0 0 0 0,-1 1 0 0 0,-1 0 1 0 0,-1 0 110 0 0,1 0 1 0 0,0 0 0 0 0,0 1 0 0 0,0 0 0 0 0,0-1-1 0 0,0 1 1 0 0,1 0 0 0 0,-5 4 0 0 0,2-1 319 0 0,0 0 1 0 0,1 0-1 0 0,-1 1 1 0 0,1 0-1 0 0,0 0 0 0 0,0 0 1 0 0,-5 12-1 0 0,7-12-94 0 0,0 0-1 0 0,1 0 1 0 0,0 0-1 0 0,0 0 1 0 0,0 1-1 0 0,1-1 0 0 0,0 0 1 0 0,0 0-1 0 0,1 0 1 0 0,0 0-1 0 0,0 0 1 0 0,3 10-1 0 0,-4-14-310 0 0,1 1-1 0 0,0-1 1 0 0,0 0-1 0 0,0 0 1 0 0,0 0 0 0 0,0-1-1 0 0,1 1 1 0 0,-1 0-1 0 0,0 0 1 0 0,1-1-1 0 0,-1 1 1 0 0,1-1 0 0 0,0 1-1 0 0,0-1 1 0 0,-1 1-1 0 0,1-1 1 0 0,0 0-1 0 0,0 0 1 0 0,0 0 0 0 0,0 0-1 0 0,0-1 1 0 0,1 1-1 0 0,-1 0 1 0 0,0-1-1 0 0,0 1 1 0 0,0-1 0 0 0,0 0-1 0 0,1 0 1 0 0,-1 0-1 0 0,0 0 1 0 0,0 0-1 0 0,1 0 1 0 0,-1-1 0 0 0,0 1-1 0 0,0-1 1 0 0,0 0-1 0 0,4-1 1 0 0,1-1 63 0 0,0 0 0 0 0,0 0 0 0 0,0-1-1 0 0,-1 1 1 0 0,1-2 0 0 0,-1 1 0 0 0,0-1 0 0 0,0 0 0 0 0,6-6 0 0 0,-10 9-121 0 0,-1 0 0 0 0,1 0 0 0 0,0 1 0 0 0,0-1 0 0 0,-1 0 0 0 0,0 0 0 0 0,1-1 0 0 0,-1 1 1 0 0,0 0-1 0 0,0 0 0 0 0,0-1 0 0 0,0 1 0 0 0,0-1 0 0 0,-1 1 0 0 0,1-1 0 0 0,-1 1 1 0 0,1-1-1 0 0,-1 1 0 0 0,0-1 0 0 0,0 1 0 0 0,0-1 0 0 0,-1 1 0 0 0,1-1 0 0 0,0 1 1 0 0,-1-1-1 0 0,0 1 0 0 0,1-1 0 0 0,-1 1 0 0 0,0 0 0 0 0,-3-5 0 0 0,2 5-4 0 0,0-1 1 0 0,-1 1-1 0 0,1 0 0 0 0,-1 0 0 0 0,1 0 1 0 0,-1 0-1 0 0,0 1 0 0 0,0-1 0 0 0,1 1 1 0 0,-1 0-1 0 0,-6-2 0 0 0,7 2-10 0 0,0 0 1 0 0,0 1-1 0 0,0-1 1 0 0,0 1-1 0 0,0 0 1 0 0,0-1-1 0 0,0 1 1 0 0,0 0-1 0 0,-1 0 0 0 0,1 0 1 0 0,0 1-1 0 0,0-1 1 0 0,0 0-1 0 0,0 1 1 0 0,0-1-1 0 0,0 1 1 0 0,0 0-1 0 0,-3 1 1 0 0,3 1-617 0 0,1-1-230 0 0</inkml:trace>
-  <inkml:trace contextRef="#ctx0" brushRef="#br0" timeOffset="1146.85">542 690 4345 0 0,'0'-1'7'0'0,"0"1"0"0"0,0 0 1 0 0,0 0-1 0 0,0 0 0 0 0,-1-1 1 0 0,1 1-1 0 0,0 0 0 0 0,0 0 0 0 0,0 0 1 0 0,-1 0-1 0 0,1-1 0 0 0,0 1 0 0 0,0 0 1 0 0,0 0-1 0 0,-1 0 0 0 0,1 0 0 0 0,0 0 1 0 0,0 0-1 0 0,-1 0 0 0 0,1-1 1 0 0,0 1-1 0 0,0 0 0 0 0,-1 0 0 0 0,1 0 1 0 0,0 0-1 0 0,0 0 0 0 0,-1 0 0 0 0,1 0 1 0 0,0 0-1 0 0,0 0 0 0 0,-1 0 0 0 0,1 1 1 0 0,0-1-1 0 0,0 0 0 0 0,0 0 1 0 0,-1 0-1 0 0,1 0 0 0 0,0 0 0 0 0,0 0 1 0 0,-1 0-1 0 0,1 1 0 0 0,0-1 0 0 0,0 0 1 0 0,-1 1 299 0 0,1 0 0 0 0,0 0-1 0 0,0-1 1 0 0,0 1 0 0 0,0 0 0 0 0,0 0 0 0 0,0 0 0 0 0,0-1 0 0 0,0 1 0 0 0,0 0 0 0 0,1 0 0 0 0,-1 0 0 0 0,0-1 0 0 0,0 1 0 0 0,1 0 0 0 0,-1 0 0 0 0,0-1 0 0 0,1 1 0 0 0,0 1 0 0 0,2 2 264 0 0,-1 1 0 0 0,1 0 0 0 0,-1 0 0 0 0,0 0 1 0 0,0 1-1 0 0,0-1 0 0 0,-1 0 0 0 0,0 1 0 0 0,0-1 1 0 0,0 1-1 0 0,-1-1 0 0 0,0 8 0 0 0,0-13-548 0 0,0 0 0 0 0,0 0 0 0 0,0 0 0 0 0,0 1-1 0 0,0-1 1 0 0,0 0 0 0 0,0 0 0 0 0,0 0 0 0 0,0 0 0 0 0,0 1 0 0 0,0-1-1 0 0,0 0 1 0 0,0 0 0 0 0,0 0 0 0 0,0 0 0 0 0,0 0 0 0 0,0 1 0 0 0,0-1-1 0 0,0 0 1 0 0,0 0 0 0 0,-1 0 0 0 0,1 0 0 0 0,0 0 0 0 0,0 0 0 0 0,0 0-1 0 0,0 1 1 0 0,0-1 0 0 0,0 0 0 0 0,0 0 0 0 0,-1 0 0 0 0,1 0-1 0 0,0 0 1 0 0,0 0 0 0 0,0 0 0 0 0,0 0 0 0 0,0 0 0 0 0,-1 0 0 0 0,1 0-1 0 0,0 0 1 0 0,0 0 0 0 0,0 0 0 0 0,0 0 0 0 0,0 0 0 0 0,-1 0 0 0 0,1 0-1 0 0,0 0 1 0 0,0 0 0 0 0,0 0 0 0 0,0 0 0 0 0,0 0 0 0 0,-1 0-1 0 0,1 0 1 0 0,0 0 0 0 0,0 0 0 0 0,0 0 0 0 0,0 0 0 0 0,0 0 0 0 0,-1 0-1 0 0,1 0 1 0 0,0 0 0 0 0,0-1 0 0 0,0 1 0 0 0,0-1 31 0 0,-1 1-1 0 0,1-1 1 0 0,0 0 0 0 0,0 1 0 0 0,0-1 0 0 0,0 0-1 0 0,0 0 1 0 0,0 1 0 0 0,0-1 0 0 0,0 0 0 0 0,0 1-1 0 0,0-1 1 0 0,1 0 0 0 0,-1 0 0 0 0,0 1 0 0 0,0-1-1 0 0,1 0 1 0 0,-1 1 0 0 0,0-1 0 0 0,1 1 0 0 0,-1-2-1 0 0,22-35-762 0 0,1 1-1 0 0,2 0 0 0 0,56-59 0 0 0,-81 94 653 0 0,1 0 0 0 0,0 0-1 0 0,0 0 1 0 0,0 1 0 0 0,0-1 0 0 0,0 0-1 0 0,0 0 1 0 0,1 1 0 0 0,-1-1 0 0 0,0 1-1 0 0,0-1 1 0 0,0 1 0 0 0,3-1-1 0 0,-4 1 46 0 0,1 0 0 0 0,-1 0 0 0 0,1 0 0 0 0,-1 0 0 0 0,1 0 0 0 0,-1 0 0 0 0,1 0 0 0 0,-1 0-1 0 0,1 1 1 0 0,-1-1 0 0 0,0 0 0 0 0,1 0 0 0 0,-1 1 0 0 0,1-1 0 0 0,-1 0 0 0 0,0 1 0 0 0,1-1 0 0 0,-1 0-1 0 0,0 1 1 0 0,1-1 0 0 0,-1 0 0 0 0,0 1 0 0 0,1-1 0 0 0,-1 1 0 0 0,2 4 4 0 0,0-1-1 0 0,-1 0 1 0 0,0 1 0 0 0,0-1 0 0 0,0 1 0 0 0,0 5 0 0 0,0 14 41 0 0,0 0 1 0 0,-4 32-1 0 0,0 7 339 0 0,4-68-156 0 0,1 0 1 0 0,0 0-1 0 0,1 0 1 0 0,-1 0 0 0 0,1 1-1 0 0,0-1 1 0 0,0 1-1 0 0,0 0 1 0 0,1-1 0 0 0,0 2-1 0 0,7-8 1 0 0,4-3-362 0 0,0 1 0 0 0,24-17 0 0 0,-36 28 86 0 0,-1 1 0 0 0,1-1 0 0 0,0 0 0 0 0,0 1 1 0 0,0 0-1 0 0,0-1 0 0 0,0 1 0 0 0,0 0 0 0 0,0 1 0 0 0,0-1 0 0 0,1 1 0 0 0,-1-1 0 0 0,6 1 0 0 0,-7 1 75 0 0,-1-1 0 0 0,1 1 0 0 0,-1-1 0 0 0,1 1 0 0 0,-1 0 0 0 0,0 0 0 0 0,1-1-1 0 0,-1 1 1 0 0,0 0 0 0 0,0 0 0 0 0,1 0 0 0 0,-1 1 0 0 0,0-1 0 0 0,0 0 0 0 0,0 0 0 0 0,-1 1 0 0 0,1-1-1 0 0,0 0 1 0 0,0 1 0 0 0,-1-1 0 0 0,1 1 0 0 0,-1-1 0 0 0,1 1 0 0 0,-1-1 0 0 0,1 1 0 0 0,-1-1 0 0 0,0 1-1 0 0,0 0 1 0 0,0-1 0 0 0,0 3 0 0 0,0 0 25 0 0,1 0 0 0 0,-1 0 0 0 0,1 0 0 0 0,0 0 0 0 0,0 0 0 0 0,0 0 0 0 0,3 6 0 0 0,-3-10-35 0 0,-1 1 1 0 0,1 0-1 0 0,0 0 0 0 0,-1-1 0 0 0,1 1 0 0 0,0-1 1 0 0,-1 1-1 0 0,1-1 0 0 0,0 1 0 0 0,0-1 0 0 0,-1 1 1 0 0,1-1-1 0 0,0 1 0 0 0,0-1 0 0 0,0 0 0 0 0,0 0 1 0 0,0 1-1 0 0,0-1 0 0 0,0 0 0 0 0,-1 0 0 0 0,1 0 1 0 0,0 0-1 0 0,0 0 0 0 0,0 0 0 0 0,0 0 0 0 0,0-1 1 0 0,0 1-1 0 0,0 0 0 0 0,0 0 0 0 0,-1-1 0 0 0,1 1 1 0 0,0 0-1 0 0,0-1 0 0 0,0 1 0 0 0,-1-1 0 0 0,1 1 1 0 0,0-1-1 0 0,0 1 0 0 0,0-2 0 0 0,14-7 97 0 0,0-2 0 0 0,0 0 0 0 0,16-16 0 0 0,-26 23-71 0 0,0-1 0 0 0,-1 0-1 0 0,1 0 1 0 0,-1 0 0 0 0,-1 0-1 0 0,1-1 1 0 0,-1 0 0 0 0,0 1 0 0 0,0-1-1 0 0,-1 0 1 0 0,1-1 0 0 0,1-8-1 0 0,-4 15-31 0 0,0-1 0 0 0,0 1 1 0 0,1 0-1 0 0,-1-1 0 0 0,0 1 0 0 0,0-1 0 0 0,0 1 0 0 0,0-1 0 0 0,0 1 0 0 0,0-1 0 0 0,0 1 0 0 0,0-1 0 0 0,0 1 0 0 0,0 0 0 0 0,-1-1 0 0 0,1 1 0 0 0,0-1 0 0 0,0 1 0 0 0,0-1 0 0 0,0 1 0 0 0,-1 0 0 0 0,1-1 0 0 0,0 1 1 0 0,0 0-1 0 0,-1-1 0 0 0,1 1 0 0 0,0-1 0 0 0,-1 1 0 0 0,1 0 0 0 0,0 0 0 0 0,-1-1 0 0 0,1 1 0 0 0,-1 0 0 0 0,0-1 0 0 0,0 1 5 0 0,0 0 0 0 0,0 0 0 0 0,-1 0 0 0 0,1 0 0 0 0,0 1 0 0 0,0-1 0 0 0,-1 0 0 0 0,1 0 0 0 0,0 1 0 0 0,0-1 0 0 0,-1 1 0 0 0,0 0 1 0 0,-4 2 21 0 0,1 0 1 0 0,0 0-1 0 0,-1 1 1 0 0,-5 4 0 0 0,-1 5 7 0 0,1 0 0 0 0,0 0 0 0 0,-15 24 0 0 0,22-29 19 0 0,0-1 0 0 0,0 1 1 0 0,0 1-1 0 0,1-1 1 0 0,0 0-1 0 0,1 1 0 0 0,0 0 1 0 0,-2 15-1 0 0,4-23-27 0 0,0 1-1 0 0,0 0 1 0 0,0-1-1 0 0,0 1 1 0 0,0-1-1 0 0,0 1 1 0 0,0 0-1 0 0,1-1 1 0 0,-1 1-1 0 0,1-1 1 0 0,-1 1-1 0 0,1-1 1 0 0,0 1-1 0 0,-1-1 1 0 0,1 0-1 0 0,0 1 1 0 0,0-1-1 0 0,0 0 1 0 0,0 0-1 0 0,0 1 1 0 0,2 0-1 0 0,-1 0 9 0 0,1-1 0 0 0,-1 0 0 0 0,1 1-1 0 0,-1-1 1 0 0,1 0 0 0 0,-1 0 0 0 0,1-1 0 0 0,0 1-1 0 0,0 0 1 0 0,-1-1 0 0 0,5 0 0 0 0,3 1 16 0 0,1-2 1 0 0,-1 0-1 0 0,1 0 1 0 0,-1 0-1 0 0,14-5 1 0 0,-5 0-194 0 0,-1 0 1 0 0,1-1-1 0 0,-1-1 0 0 0,28-17 1 0 0,-10-1-2992 0 0,-5-5-3554 0 0,-23 20 2036 0 0</inkml:trace>
+  <inkml:trace contextRef="#ctx0" brushRef="#br0" timeOffset="1146.84">542 690 4345 0 0,'0'-1'7'0'0,"0"1"0"0"0,0 0 1 0 0,0 0-1 0 0,0 0 0 0 0,-1-1 1 0 0,1 1-1 0 0,0 0 0 0 0,0 0 0 0 0,0 0 1 0 0,-1 0-1 0 0,1-1 0 0 0,0 1 0 0 0,0 0 1 0 0,0 0-1 0 0,-1 0 0 0 0,1 0 0 0 0,0 0 1 0 0,0 0-1 0 0,-1 0 0 0 0,1-1 1 0 0,0 1-1 0 0,0 0 0 0 0,-1 0 0 0 0,1 0 1 0 0,0 0-1 0 0,0 0 0 0 0,-1 0 0 0 0,1 0 1 0 0,0 0-1 0 0,0 0 0 0 0,-1 0 0 0 0,1 1 1 0 0,0-1-1 0 0,0 0 0 0 0,0 0 1 0 0,-1 0-1 0 0,1 0 0 0 0,0 0 0 0 0,0 0 1 0 0,-1 0-1 0 0,1 1 0 0 0,0-1 0 0 0,0 0 1 0 0,-1 1 299 0 0,1 0 0 0 0,0 0-1 0 0,0-1 1 0 0,0 1 0 0 0,0 0 0 0 0,0 0 0 0 0,0 0 0 0 0,0-1 0 0 0,0 1 0 0 0,0 0 0 0 0,1 0 0 0 0,-1 0 0 0 0,0-1 0 0 0,0 1 0 0 0,1 0 0 0 0,-1 0 0 0 0,0-1 0 0 0,1 1 0 0 0,0 1 0 0 0,2 2 264 0 0,-1 1 0 0 0,1 0 0 0 0,-1 0 0 0 0,0 0 1 0 0,0 1-1 0 0,0-1 0 0 0,-1 0 0 0 0,0 1 0 0 0,0-1 1 0 0,0 1-1 0 0,-1-1 0 0 0,0 8 0 0 0,0-13-548 0 0,0 0 0 0 0,0 0 0 0 0,0 0 0 0 0,0 1-1 0 0,0-1 1 0 0,0 0 0 0 0,0 0 0 0 0,0 0 0 0 0,0 0 0 0 0,0 1 0 0 0,0-1-1 0 0,0 0 1 0 0,0 0 0 0 0,0 0 0 0 0,0 0 0 0 0,0 0 0 0 0,0 1 0 0 0,0-1-1 0 0,0 0 1 0 0,0 0 0 0 0,-1 0 0 0 0,1 0 0 0 0,0 0 0 0 0,0 0 0 0 0,0 0-1 0 0,0 1 1 0 0,0-1 0 0 0,0 0 0 0 0,0 0 0 0 0,-1 0 0 0 0,1 0-1 0 0,0 0 1 0 0,0 0 0 0 0,0 0 0 0 0,0 0 0 0 0,0 0 0 0 0,-1 0 0 0 0,1 0-1 0 0,0 0 1 0 0,0 0 0 0 0,0 0 0 0 0,0 0 0 0 0,0 0 0 0 0,-1 0 0 0 0,1 0-1 0 0,0 0 1 0 0,0 0 0 0 0,0 0 0 0 0,0 0 0 0 0,0 0 0 0 0,-1 0-1 0 0,1 0 1 0 0,0 0 0 0 0,0 0 0 0 0,0 0 0 0 0,0 0 0 0 0,0 0 0 0 0,-1 0-1 0 0,1 0 1 0 0,0 0 0 0 0,0-1 0 0 0,0 1 0 0 0,0-1 31 0 0,-1 1-1 0 0,1-1 1 0 0,0 0 0 0 0,0 1 0 0 0,0-1 0 0 0,0 0-1 0 0,0 0 1 0 0,0 1 0 0 0,0-1 0 0 0,0 0 0 0 0,0 1-1 0 0,0-1 1 0 0,1 0 0 0 0,-1 0 0 0 0,0 1 0 0 0,0-1-1 0 0,1 0 1 0 0,-1 1 0 0 0,0-1 0 0 0,1 1 0 0 0,-1-2-1 0 0,22-35-762 0 0,1 1-1 0 0,2 0 0 0 0,56-59 0 0 0,-81 94 653 0 0,1 0 0 0 0,0 0-1 0 0,0 0 1 0 0,0 1 0 0 0,0-1 0 0 0,0 0-1 0 0,0 0 1 0 0,1 1 0 0 0,-1-1 0 0 0,0 1-1 0 0,0-1 1 0 0,0 1 0 0 0,3-1-1 0 0,-4 1 46 0 0,1 0 0 0 0,-1 0 0 0 0,1 0 0 0 0,-1 0 0 0 0,1 0 0 0 0,-1 0 0 0 0,1 0 0 0 0,-1 0-1 0 0,1 1 1 0 0,-1-1 0 0 0,0 0 0 0 0,1 0 0 0 0,-1 1 0 0 0,1-1 0 0 0,-1 0 0 0 0,0 1 0 0 0,1-1 0 0 0,-1 0-1 0 0,0 1 1 0 0,1-1 0 0 0,-1 0 0 0 0,0 1 0 0 0,1-1 0 0 0,-1 1 0 0 0,2 4 4 0 0,0-1-1 0 0,-1 0 1 0 0,0 1 0 0 0,0-1 0 0 0,0 1 0 0 0,0 5 0 0 0,0 14 41 0 0,0 0 1 0 0,-4 32-1 0 0,0 7 339 0 0,4-68-156 0 0,1 0 1 0 0,0 0-1 0 0,1 0 1 0 0,-1 0 0 0 0,1 1-1 0 0,0-1 1 0 0,0 1-1 0 0,0 0 1 0 0,1-1 0 0 0,0 2-1 0 0,7-8 1 0 0,4-3-362 0 0,0 1 0 0 0,24-17 0 0 0,-36 28 86 0 0,-1 1 0 0 0,1-1 0 0 0,0 0 0 0 0,0 1 1 0 0,0 0-1 0 0,0-1 0 0 0,0 1 0 0 0,0 0 0 0 0,0 1 0 0 0,0-1 0 0 0,1 1 0 0 0,-1-1 0 0 0,6 1 0 0 0,-7 1 75 0 0,-1-1 0 0 0,1 1 0 0 0,-1-1 0 0 0,1 1 0 0 0,-1 0 0 0 0,0 0 0 0 0,1-1-1 0 0,-1 1 1 0 0,0 0 0 0 0,0 0 0 0 0,1 0 0 0 0,-1 1 0 0 0,0-1 0 0 0,0 0 0 0 0,0 0 0 0 0,-1 1 0 0 0,1-1-1 0 0,0 0 1 0 0,0 1 0 0 0,-1-1 0 0 0,1 1 0 0 0,-1-1 0 0 0,1 1 0 0 0,-1-1 0 0 0,1 1 0 0 0,-1-1 0 0 0,0 1-1 0 0,0 0 1 0 0,0-1 0 0 0,0 3 0 0 0,0 0 25 0 0,1 0 0 0 0,-1 0 0 0 0,1 0 0 0 0,0 0 0 0 0,0 0 0 0 0,0 0 0 0 0,3 6 0 0 0,-3-10-35 0 0,-1 1 1 0 0,1 0-1 0 0,0 0 0 0 0,-1-1 0 0 0,1 1 0 0 0,0-1 1 0 0,-1 1-1 0 0,1-1 0 0 0,0 1 0 0 0,0-1 0 0 0,-1 1 1 0 0,1-1-1 0 0,0 1 0 0 0,0-1 0 0 0,0 0 0 0 0,0 0 1 0 0,0 1-1 0 0,0-1 0 0 0,0 0 0 0 0,-1 0 0 0 0,1 0 1 0 0,0 0-1 0 0,0 0 0 0 0,0 0 0 0 0,0 0 0 0 0,0-1 1 0 0,0 1-1 0 0,0 0 0 0 0,0 0 0 0 0,-1-1 0 0 0,1 1 1 0 0,0 0-1 0 0,0-1 0 0 0,0 1 0 0 0,-1-1 0 0 0,1 1 1 0 0,0-1-1 0 0,0 1 0 0 0,0-2 0 0 0,14-7 97 0 0,0-2 0 0 0,0 0 0 0 0,16-16 0 0 0,-26 23-71 0 0,0-1 0 0 0,-1 0-1 0 0,1 0 1 0 0,-1 0 0 0 0,-1 0-1 0 0,1-1 1 0 0,-1 0 0 0 0,0 1 0 0 0,0-1-1 0 0,-1 0 1 0 0,1-1 0 0 0,1-8-1 0 0,-4 15-31 0 0,0-1 0 0 0,0 1 1 0 0,1 0-1 0 0,-1-1 0 0 0,0 1 0 0 0,0-1 0 0 0,0 1 0 0 0,0-1 0 0 0,0 1 0 0 0,0-1 0 0 0,0 1 0 0 0,0-1 0 0 0,0 1 0 0 0,0 0 0 0 0,-1-1 0 0 0,1 1 0 0 0,0-1 0 0 0,0 1 0 0 0,0-1 0 0 0,0 1 0 0 0,-1 0 0 0 0,1-1 0 0 0,0 1 1 0 0,0 0-1 0 0,-1-1 0 0 0,1 1 0 0 0,0-1 0 0 0,-1 1 0 0 0,1 0 0 0 0,0 0 0 0 0,-1-1 0 0 0,1 1 0 0 0,-1 0 0 0 0,0-1 0 0 0,0 1 5 0 0,0 0 0 0 0,0 0 0 0 0,-1 0 0 0 0,1 0 0 0 0,0 1 0 0 0,0-1 0 0 0,-1 0 0 0 0,1 0 0 0 0,0 1 0 0 0,0-1 0 0 0,-1 1 0 0 0,0 0 1 0 0,-4 2 21 0 0,1 0 1 0 0,0 0-1 0 0,-1 1 1 0 0,-5 4 0 0 0,-1 5 7 0 0,1 0 0 0 0,0 0 0 0 0,-15 24 0 0 0,22-29 19 0 0,0-1 0 0 0,0 1 1 0 0,0 1-1 0 0,1-1 1 0 0,0 0-1 0 0,1 1 0 0 0,0 0 1 0 0,-2 15-1 0 0,4-23-27 0 0,0 1-1 0 0,0 0 1 0 0,0-1-1 0 0,0 1 1 0 0,0-1-1 0 0,0 1 1 0 0,0 0-1 0 0,1-1 1 0 0,-1 1-1 0 0,1-1 1 0 0,-1 1-1 0 0,1-1 1 0 0,0 1-1 0 0,-1-1 1 0 0,1 0-1 0 0,0 1 1 0 0,0-1-1 0 0,0 0 1 0 0,0 0-1 0 0,0 1 1 0 0,2 0-1 0 0,-1 0 9 0 0,1-1 0 0 0,-1 0 0 0 0,1 1-1 0 0,-1-1 1 0 0,1 0 0 0 0,-1 0 0 0 0,1-1 0 0 0,0 1-1 0 0,0 0 1 0 0,-1-1 0 0 0,5 0 0 0 0,3 1 16 0 0,1-2 1 0 0,-1 0-1 0 0,1 0 1 0 0,-1 0-1 0 0,14-5 1 0 0,-5 0-194 0 0,-1 0 1 0 0,1-1-1 0 0,-1-1 0 0 0,28-17 1 0 0,-10-1-2992 0 0,-5-5-3554 0 0,-23 20 2036 0 0</inkml:trace>
   <inkml:trace contextRef="#ctx0" brushRef="#br0" timeOffset="2081.32">1526 137 3225 0 0,'2'-12'226'0'0,"-2"7"111"0"0,1 1 0 0 0,0 0 1 0 0,0 0-1 0 0,0-1 0 0 0,1 1 1 0 0,2-6-1 0 0,-11 32 6282 0 0,-1 2-4832 0 0,-23 48 1693 0 0,-47 113 511 0 0,-29 96-3091 0 0,96-249-826 0 0,2 0-1 0 0,1 1 1 0 0,1 0 0 0 0,2 0 0 0 0,-1 36 0 0 0,5-68-68 0 0,1 1 1 0 0,0-1 0 0 0,0 0 0 0 0,0 0 0 0 0,0 0 0 0 0,0 0-1 0 0,0 0 1 0 0,0 0 0 0 0,0 0 0 0 0,0 0 0 0 0,1 0-1 0 0,-1 0 1 0 0,0 0 0 0 0,1 0 0 0 0,-1 0 0 0 0,1 0 0 0 0,-1 0-1 0 0,1 0 1 0 0,-1 0 0 0 0,1 0 0 0 0,1 1 0 0 0,-1-2-1 0 0,-1 0 0 0 0,1-1 0 0 0,0 1 0 0 0,0 0 0 0 0,-1 0 0 0 0,1 0 0 0 0,0-1 0 0 0,-1 1 0 0 0,1 0 1 0 0,0 0-1 0 0,-1-1 0 0 0,1 1 0 0 0,-1-1 0 0 0,1 1 0 0 0,0-1 0 0 0,-1 1 0 0 0,1-1 0 0 0,-1 1 0 0 0,1-1 0 0 0,-1 1 1 0 0,1-1-1 0 0,-1 0 0 0 0,6-7-376 0 0,0 0 1 0 0,-1 0-1 0 0,5-11 0 0 0,-8 13 188 0 0,2-2-884 0 0,0 0 0 0 0,-1-1 0 0 0,0 1-1 0 0,3-18 1 0 0,-6 25 805 0 0,1-1-1 0 0,-1 0 1 0 0,0 0-1 0 0,0 1 1 0 0,0-1-1 0 0,0 0 1 0 0,0 1-1 0 0,-1-1 1 0 0,1 0-1 0 0,-1 1 1 0 0,1-1-1 0 0,-1 0 1 0 0,1 1-1 0 0,-1-1 1 0 0,0 1-1 0 0,0-1 1 0 0,0 1-1 0 0,1-1 1 0 0,-2 1-1 0 0,1-1 1 0 0,0 1-1 0 0,0 0 1 0 0,0 0-1 0 0,-1 0 0 0 0,1 0 1 0 0,0 0-1 0 0,-1 0 1 0 0,1 0-1 0 0,-1 0 1 0 0,1 0-1 0 0,-1 1 1 0 0,-1-2-1 0 0,0 2-23 0 0,0-1 0 0 0,0-1-1 0 0,0 1 1 0 0,1 0-1 0 0,-1-1 1 0 0,0 1 0 0 0,1-1-1 0 0,-1 0 1 0 0,1 0 0 0 0,0 0-1 0 0,0 0 1 0 0,0 0-1 0 0,0 0 1 0 0,-2-4 0 0 0,3 4 465 0 0,0 0 0 0 0,0 0 0 0 0,1 0 0 0 0,-1 1 0 0 0,1-1 0 0 0,0 0 1 0 0,0 0-1 0 0,-1 0 0 0 0,1 0 0 0 0,0 0 0 0 0,1 0 0 0 0,-1 0 1 0 0,0 0-1 0 0,1 0 0 0 0,-1 0 0 0 0,1 0 0 0 0,-1 0 0 0 0,1 0 0 0 0,0 0 1 0 0,0 1-1 0 0,0-1 0 0 0,2-3 0 0 0,2-1 752 0 0,0-1 0 0 0,1 1 1 0 0,0 1-1 0 0,0-1 0 0 0,1 1 0 0 0,-1 0 0 0 0,1 1 1 0 0,0-1-1 0 0,11-4 0 0 0,21-14 131 0 0,-21 9-1274 0 0,30-28 0 0 0,-37 31-1040 0 0,-1 0 0 0 0,-1-1-1 0 0,0 0 1 0 0,-1 0 0 0 0,0-1 0 0 0,10-23-1 0 0,-7 11-609 0 0,-2 2 726 0 0,1 0-1 0 0,1 1 1 0 0,2 0 0 0 0,14-20 0 0 0,-24 37 2025 0 0,0 1 0 0 0,0 1 0 0 0,0-1 0 0 0,1 0 0 0 0,0 1 0 0 0,-1 0 0 0 0,1-1 0 0 0,0 2 0 0 0,8-6 0 0 0,-12 9-786 0 0,1-1 1 0 0,-1 0-1 0 0,0 0 0 0 0,0 0 0 0 0,1 0 1 0 0,-1 0-1 0 0,0 0 0 0 0,0 1 1 0 0,1-1-1 0 0,-1 0 0 0 0,0 0 0 0 0,0 0 1 0 0,1 1-1 0 0,-1-1 0 0 0,0 0 0 0 0,0 0 1 0 0,0 1-1 0 0,1-1 0 0 0,-1 0 0 0 0,0 1 1 0 0,0-1-1 0 0,0 0 0 0 0,0 0 1 0 0,0 1-1 0 0,0-1 0 0 0,0 0 0 0 0,0 1 1 0 0,0-1-1 0 0,0 0 0 0 0,0 1 0 0 0,0-1 1 0 0,0 0-1 0 0,0 0 0 0 0,0 1 0 0 0,0-1 1 0 0,0 0-1 0 0,0 1 0 0 0,-1 16 914 0 0,1-14-695 0 0,-22 175 4978 0 0,6-50-3706 0 0,9-90-1064 0 0,-3 75 1 0 0,10-113-530 0 0,0 0 1 0 0,0-1 0 0 0,0 1-1 0 0,0 0 1 0 0,0 0 0 0 0,0 0-1 0 0,0 0 1 0 0,0 0 0 0 0,0 0-1 0 0,0 0 1 0 0,0 0 0 0 0,0 0-1 0 0,0 0 1 0 0,0 0 0 0 0,0 0-1 0 0,0 0 1 0 0,0 0 0 0 0,0 0-1 0 0,0 0 1 0 0,0 0 0 0 0,0-1-1 0 0,0 1 1 0 0,0 0 0 0 0,0 0-1 0 0,0 0 1 0 0,1 0 0 0 0,-1 0-1 0 0,0 0 1 0 0,0 0 0 0 0,0 0-1 0 0,0 0 1 0 0,0 0 0 0 0,0 0-1 0 0,0 0 1 0 0,0 0 0 0 0,0 0-1 0 0,0 0 1 0 0,0 0 0 0 0,0 0-1 0 0,0 0 1 0 0,0 0 0 0 0,1 0-1 0 0,-1 0 1 0 0,0 0 0 0 0,0 0-1 0 0,0 0 1 0 0,0 1 0 0 0,0-1-1 0 0,0 0 1 0 0,0 0 0 0 0,0 0-1 0 0,0 0 1 0 0,0 0 0 0 0,0 0-1 0 0,0 0 1 0 0,0 0 0 0 0,0 0-1 0 0,0 0 1 0 0,0 0 0 0 0,0 0-1 0 0,0 0 1 0 0,0 0 0 0 0,0 0-1 0 0,0 0 1 0 0,0 0 0 0 0,0 0-1 0 0,0 1 1 0 0,0-1 0 0 0,7-8 85 0 0,5-9-59 0 0,0-5-53 0 0,25-31 0 0 0,-33 48-58 0 0,1 0 0 0 0,-1 0 0 0 0,1 0 0 0 0,0 1 0 0 0,0-1 0 0 0,0 1 0 0 0,0 0 0 0 0,1 1 0 0 0,0 0 0 0 0,0-1 0 0 0,8-2 0 0 0,-13 6 48 0 0,1 0-1 0 0,-1-1 1 0 0,0 1 0 0 0,1 0 0 0 0,-1 0 0 0 0,0 0 0 0 0,1 0-1 0 0,-1 1 1 0 0,0-1 0 0 0,1 0 0 0 0,-1 0 0 0 0,0 1 0 0 0,0-1-1 0 0,1 1 1 0 0,-1-1 0 0 0,0 1 0 0 0,0 0 0 0 0,0-1-1 0 0,1 1 1 0 0,-1 0 0 0 0,0 0 0 0 0,0 0 0 0 0,0 0 0 0 0,-1 0-1 0 0,1 0 1 0 0,0 0 0 0 0,0 0 0 0 0,0 0 0 0 0,-1 0-1 0 0,1 0 1 0 0,0 1 0 0 0,-1-1 0 0 0,1 0 0 0 0,-1 0 0 0 0,0 1-1 0 0,1-1 1 0 0,-1 3 0 0 0,3 7-10 0 0,-1 0 1 0 0,0 1-1 0 0,0 16 0 0 0,-1-17 91 0 0,0 5 26 0 0,-1-6-59 0 0,1 0 0 0 0,0 0 1 0 0,1 0-1 0 0,0 0 0 0 0,0 0 0 0 0,1 0 1 0 0,0-1-1 0 0,5 11 0 0 0,-8-20-38 0 0,1 0 0 0 0,-1 0 0 0 0,0 0 0 0 0,0 1 0 0 0,0-1 0 0 0,0 0 0 0 0,1 0 0 0 0,-1 0 0 0 0,0 1 0 0 0,0-1 0 0 0,0 0 0 0 0,1 0 0 0 0,-1 0 0 0 0,0 0 0 0 0,0 0 0 0 0,1 0 0 0 0,-1 0 0 0 0,0 1 0 0 0,0-1 0 0 0,1 0 0 0 0,-1 0 0 0 0,0 0 0 0 0,0 0 0 0 0,1 0 0 0 0,-1 0 0 0 0,0 0 0 0 0,0 0 0 0 0,1 0 0 0 0,-1 0 1 0 0,0-1-1 0 0,0 1 0 0 0,1 0 0 0 0,-1 0 0 0 0,0 0 0 0 0,0 0 0 0 0,1 0 0 0 0,-1 0 0 0 0,0 0 0 0 0,0-1 0 0 0,0 1 0 0 0,1 0 0 0 0,-1 0 0 0 0,0 0 0 0 0,0-1 0 0 0,0 1 0 0 0,1 0 0 0 0,-1 0 0 0 0,0 0 0 0 0,0-1 0 0 0,0 1 0 0 0,0 0 0 0 0,8-13-3418 0 0,-4 5-2774 0 0</inkml:trace>
   <inkml:trace contextRef="#ctx0" brushRef="#br0" timeOffset="2293.01">1888 584 10946 0 0,'0'0'20'0'0,"0"0"0"0"0,0 0 0 0 0,0 0 0 0 0,0-1 0 0 0,0 1 0 0 0,0 0 0 0 0,0 0 0 0 0,0 0 0 0 0,-1 0 0 0 0,1 0 0 0 0,0 0 0 0 0,0 0-1 0 0,0 0 1 0 0,0-1 0 0 0,0 1 0 0 0,0 0 0 0 0,-1 0 0 0 0,1 0 0 0 0,0 0 0 0 0,0 0 0 0 0,0 0 0 0 0,0 0 0 0 0,0 0 0 0 0,0 0 0 0 0,-1 0 0 0 0,1 0 0 0 0,0 0-1 0 0,0 0 1 0 0,0 0 0 0 0,0 0 0 0 0,0 0 0 0 0,-1 0 0 0 0,1 0 0 0 0,0 0 0 0 0,0 0 0 0 0,0 0 0 0 0,0 0 0 0 0,0 0 0 0 0,-1 1 0 0 0,1-1 0 0 0,0 0-1 0 0,0 0 1 0 0,0 0 0 0 0,0 0 0 0 0,0 0 0 0 0,0 0 0 0 0,0 0 0 0 0,0 0 0 0 0,-1 1 0 0 0,1-1 0 0 0,0 0 0 0 0,0 0 0 0 0,0 0 0 0 0,0 0 0 0 0,-2 13 907 0 0,3 15 1236 0 0,8 18 241 0 0,-9-43-2461 0 0,1 0 1 0 0,0 1 0 0 0,0-1 0 0 0,1 0 0 0 0,-1 0-1 0 0,1 0 1 0 0,0 0 0 0 0,-1 0 0 0 0,1 0 0 0 0,1 0-1 0 0,2 3 1 0 0,-1-5-819 0 0</inkml:trace>
   <inkml:trace contextRef="#ctx0" brushRef="#br0" timeOffset="2390.88">1949 507 9674 0 0,'-15'-6'839'0'0,"15"6"-836"0"0,0 0-1 0 0,0 0 1 0 0,0 1 0 0 0,0-1-1 0 0,0 0 1 0 0,1 0-1 0 0,-1 0 1 0 0,0 0 0 0 0,0 0-1 0 0,0 1 1 0 0,0-1 0 0 0,0 0-1 0 0,0 0 1 0 0,0 0 0 0 0,0 0-1 0 0,0 0 1 0 0,0 1-1 0 0,0-1 1 0 0,0 0 0 0 0,0 0-1 0 0,0 0 1 0 0,0 0 0 0 0,-1 0-1 0 0,1 1 1 0 0,0-1 0 0 0,0 0-1 0 0,0 0 1 0 0,0 0 0 0 0,0 0-1 0 0,0 0 1 0 0,0 0-1 0 0,0 0 1 0 0,0 1 0 0 0,-1-1-1 0 0,1 0 1 0 0,0 0 0 0 0,0 0-1 0 0,0 0 1 0 0,0 0 0 0 0,0 0-1 0 0,0 0 1 0 0,-1 0-1 0 0,1 0 1 0 0,0 0 0 0 0,0 0-1 0 0,0 0 1 0 0,-1 0 0 0 0,2 1-299 0 0,17 1-104 0 0,0 0 318 0 0,29 9 0 0 0,-34-8-5 0 0,1 0 4 0 0</inkml:trace>
@@ -6593,7 +6632,7 @@
   </inkml:definitions>
   <inkml:trace contextRef="#ctx0" brushRef="#br0">0 712 4145 0 0,'4'6'7895'0'0,"16"32"-3427"0"0,-18-33-4069 0 0,-1 1 0 0 0,1-1 0 0 0,-1 1 0 0 0,0 0 0 0 0,0 0 0 0 0,0-1 0 0 0,-1 1 0 0 0,0 0 0 0 0,0 0 0 0 0,-1 0 0 0 0,0-1 0 0 0,0 1 0 0 0,0 0 0 0 0,-3 8 0 0 0,4-14-393 0 0,0 0-1 0 0,0 0 1 0 0,0 1 0 0 0,0-1 0 0 0,0 0-1 0 0,0 0 1 0 0,0 0 0 0 0,0 1 0 0 0,0-1 0 0 0,0 0-1 0 0,0 0 1 0 0,-1 0 0 0 0,1 1 0 0 0,0-1-1 0 0,0 0 1 0 0,0 0 0 0 0,0 0 0 0 0,0 0 0 0 0,0 1-1 0 0,-1-1 1 0 0,1 0 0 0 0,0 0 0 0 0,0 0 0 0 0,0 0-1 0 0,0 0 1 0 0,-1 0 0 0 0,1 0 0 0 0,0 1-1 0 0,0-1 1 0 0,0 0 0 0 0,0 0 0 0 0,-1 0 0 0 0,1 0-1 0 0,0 0 1 0 0,0 0 0 0 0,0 0 0 0 0,-1 0-1 0 0,1 0 1 0 0,0 0 0 0 0,0 0 0 0 0,-1 0 0 0 0,-2-10 107 0 0,2-13-21 0 0,4 9-62 0 0,1-1 0 0 0,0 1 0 0 0,0 0 0 0 0,1 0 0 0 0,13-22 0 0 0,-5 12-141 0 0,2 0 1 0 0,19-24 0 0 0,-32 45 33 0 0,1 0 0 0 0,0 0 0 0 0,0 0 0 0 0,0 0 0 0 0,0 0 0 0 0,0 1 0 0 0,7-5-1 0 0,-9 7 64 0 0,0-1 0 0 0,-1 1 0 0 0,1 0-1 0 0,0-1 1 0 0,0 1 0 0 0,0 0 0 0 0,0 0-1 0 0,0-1 1 0 0,0 1 0 0 0,0 0 0 0 0,0 0 0 0 0,0 0-1 0 0,0 0 1 0 0,0 0 0 0 0,0 0 0 0 0,0 1-1 0 0,0-1 1 0 0,0 0 0 0 0,0 0 0 0 0,0 1-1 0 0,-1-1 1 0 0,1 0 0 0 0,0 1 0 0 0,0-1-1 0 0,0 1 1 0 0,0 0 0 0 0,-1-1 0 0 0,1 1-1 0 0,0-1 1 0 0,0 1 0 0 0,-1 0 0 0 0,1 0-1 0 0,-1-1 1 0 0,1 1 0 0 0,-1 0 0 0 0,1 0-1 0 0,-1 0 1 0 0,1 1 0 0 0,12 25 405 0 0,-9-18-225 0 0,0 0 0 0 0,1 0 1 0 0,6 9-1 0 0,-11-18-153 0 0,1 0 1 0 0,-1 0-1 0 0,1 0 0 0 0,-1 1 0 0 0,1-1 1 0 0,-1 0-1 0 0,1 0 0 0 0,-1 0 0 0 0,1 0 1 0 0,-1 0-1 0 0,1 0 0 0 0,-1 0 0 0 0,1 0 0 0 0,-1 0 1 0 0,1 0-1 0 0,-1 0 0 0 0,1 0 0 0 0,-1 0 1 0 0,1-1-1 0 0,-1 1 0 0 0,1 0 0 0 0,-1 0 1 0 0,1 0-1 0 0,-1-1 0 0 0,0 1 0 0 0,1 0 1 0 0,-1-1-1 0 0,1 1 0 0 0,-1 0 0 0 0,0-1 0 0 0,1 1 1 0 0,-1-1-1 0 0,0 1 0 0 0,1 0 0 0 0,-1-1 1 0 0,0 1-1 0 0,0-1 0 0 0,1 1 0 0 0,-1-1 1 0 0,13-19 134 0 0,-2-2-57 0 0,14-24-66 0 0,-23 43-45 0 0,0 0-1 0 0,0 0 1 0 0,0 1-1 0 0,0-1 1 0 0,1 1-1 0 0,-1-1 1 0 0,1 1-1 0 0,-1 0 1 0 0,1 0-1 0 0,0 0 1 0 0,5-2-1 0 0,-7 3 7 0 0,0 1 0 0 0,-1-1 0 0 0,1 1 0 0 0,0 0 0 0 0,0 0 0 0 0,0 0 0 0 0,0 0 0 0 0,0-1 0 0 0,-1 1 0 0 0,1 0 0 0 0,0 0-1 0 0,0 1 1 0 0,0-1 0 0 0,0 0 0 0 0,0 0 0 0 0,0 0 0 0 0,-1 0 0 0 0,1 1 0 0 0,0-1 0 0 0,0 0 0 0 0,0 1 0 0 0,-1-1 0 0 0,1 1 0 0 0,0 0 0 0 0,1 0-16 0 0,-1 1 0 0 0,1-1-1 0 0,-1 1 1 0 0,0-1 0 0 0,0 1 0 0 0,0 0 0 0 0,0 0 0 0 0,0-1 0 0 0,0 1 0 0 0,0 3 0 0 0,2 4 42 0 0,-1 0 0 0 0,0 1 0 0 0,0 12 0 0 0,-2-20 19 0 0,1 6 12 0 0,0 0 0 0 0,0 1 0 0 0,1-1 0 0 0,0 0 0 0 0,0 0 0 0 0,1 0 0 0 0,0 0 0 0 0,7 13 0 0 0,-8-19-30 0 0,-1 0 0 0 0,1 0 0 0 0,0 0 0 0 0,-1 0 0 0 0,1 0 0 0 0,0 0 0 0 0,0-1 0 0 0,0 1 0 0 0,1 0 0 0 0,-1-1 0 0 0,0 0 0 0 0,0 1 0 0 0,1-1 1 0 0,-1 0-1 0 0,1 0 0 0 0,-1 0 0 0 0,1-1 0 0 0,-1 1 0 0 0,1-1 0 0 0,0 1 0 0 0,-1-1 0 0 0,1 0 0 0 0,0 0 0 0 0,-1 0 0 0 0,1 0 0 0 0,0-1 0 0 0,-1 1 0 0 0,1-1 1 0 0,-1 1-1 0 0,1-1 0 0 0,4-2 0 0 0,7-2 2 0 0,-1-1 0 0 0,0 0 1 0 0,0-1-1 0 0,0-1 0 0 0,-1 0 1 0 0,0-1-1 0 0,0 0 0 0 0,-1 0 1 0 0,0-1-1 0 0,-1-1 0 0 0,17-22 1 0 0,-26 32-26 0 0,0 0 0 0 0,0 0 0 0 0,-1-1 0 0 0,1 1-1 0 0,0-1 1 0 0,-1 1 0 0 0,1 0 0 0 0,-1-1 0 0 0,1 1 0 0 0,-1-1 0 0 0,0 1 0 0 0,0-1 0 0 0,1 1 0 0 0,-1-1 0 0 0,0 0 0 0 0,-1 1 0 0 0,1-1 0 0 0,0 1 0 0 0,0-1 0 0 0,-1 1 0 0 0,1-1 0 0 0,0 1 0 0 0,-1-1 0 0 0,0 1 0 0 0,1 0 0 0 0,-1-1 0 0 0,0 1 0 0 0,0 0-1 0 0,0-1 1 0 0,0 1 0 0 0,0 0 0 0 0,0 0 0 0 0,0 0 0 0 0,0 0 0 0 0,0 0 0 0 0,0 0 0 0 0,-1 0 0 0 0,1 0 0 0 0,-3-1 0 0 0,2 1-5 0 0,-1 0-1 0 0,1 0 1 0 0,-1 0 0 0 0,0 0 0 0 0,1 0-1 0 0,-1 0 1 0 0,0 1 0 0 0,0-1 0 0 0,0 1-1 0 0,1 0 1 0 0,-1 0 0 0 0,0 0 0 0 0,0 0-1 0 0,0 1 1 0 0,0-1 0 0 0,1 1 0 0 0,-1-1-1 0 0,0 1 1 0 0,1 0 0 0 0,-1 0-1 0 0,-4 2 1 0 0,4 0 17 0 0,-1-1-1 0 0,1 1 0 0 0,0 0 0 0 0,0 0 1 0 0,0 1-1 0 0,0-1 0 0 0,0 1 1 0 0,1-1-1 0 0,-1 1 0 0 0,1 0 1 0 0,0 0-1 0 0,0 0 0 0 0,1 0 1 0 0,-1 0-1 0 0,1 0 0 0 0,0 0 0 0 0,0 1 1 0 0,0-1-1 0 0,1 0 0 0 0,-1 1 1 0 0,1-1-1 0 0,0 0 0 0 0,0 1 1 0 0,1 4-1 0 0,0-4 38 0 0,0 0 0 0 0,0 0 0 0 0,1-1 1 0 0,-1 1-1 0 0,1 0 0 0 0,0 0 0 0 0,0-1 0 0 0,0 1 0 0 0,1-1 0 0 0,0 0 1 0 0,0 0-1 0 0,0 0 0 0 0,0 0 0 0 0,0 0 0 0 0,1-1 0 0 0,0 1 0 0 0,0-1 1 0 0,0 0-1 0 0,0 0 0 0 0,7 3 0 0 0,0-1 14 0 0,1 0 1 0 0,-1-1-1 0 0,1-1 0 0 0,0 0 1 0 0,0 0-1 0 0,0-1 0 0 0,1-1 1 0 0,-1 0-1 0 0,0-1 0 0 0,1 0 0 0 0,-1-1 1 0 0,0 0-1 0 0,0-1 0 0 0,23-6 1 0 0,-21 4-273 0 0,-1-1 0 0 0,1-1 0 0 0,-1 0-1 0 0,0-1 1 0 0,13-9 0 0 0,-14 7-904 0 0,1 0 1 0 0,-2-1-1 0 0,0 0 0 0 0,19-23 0 0 0,-20 19-5455 0 0</inkml:trace>
   <inkml:trace contextRef="#ctx0" brushRef="#br0" timeOffset="393.57">1058 328 3225 0 0,'2'-5'-33'0'0,"-2"3"427"0"0,1 0-1 0 0,0 0 0 0 0,-1 1 0 0 0,1-1 1 0 0,0 0-1 0 0,0 0 0 0 0,0 1 1 0 0,0-1-1 0 0,1 1 0 0 0,-1-1 0 0 0,0 1 1 0 0,1-1-1 0 0,-1 1 0 0 0,1 0 1 0 0,-1 0-1 0 0,1 0 0 0 0,3-2 1 0 0,-5 3-210 0 0,1 0 0 0 0,-1 1 0 0 0,0-1 1 0 0,1 0-1 0 0,-1 1 0 0 0,0-1 1 0 0,1 1-1 0 0,-1-1 0 0 0,0 1 0 0 0,0-1 1 0 0,1 1-1 0 0,-1-1 0 0 0,0 0 1 0 0,0 1-1 0 0,0-1 0 0 0,0 1 0 0 0,1-1 1 0 0,-1 1-1 0 0,0 0 0 0 0,0-1 1 0 0,0 1-1 0 0,0-1 0 0 0,0 1 0 0 0,-1 0 1 0 0,1 18 1565 0 0,0-17-1371 0 0,-1 20 1197 0 0,0 122 2605 0 0,2-129-4095 0 0,0 0 0 0 0,2 0 1 0 0,0 0-1 0 0,0 0 1 0 0,2 0-1 0 0,0-1 0 0 0,9 19 1 0 0,-11-28-63 0 0,0-1 0 0 0,0 1 0 0 0,1-1 0 0 0,0 0 0 0 0,0 0 0 0 0,0 0 0 0 0,0-1 0 0 0,1 0 0 0 0,-1 1 0 0 0,7 2 0 0 0,-8-5-4 0 0,-1 0 0 0 0,0 0 0 0 0,0 0 0 0 0,1 0 0 0 0,-1 0 0 0 0,1-1 0 0 0,-1 1 0 0 0,0-1 0 0 0,1 0 0 0 0,-1 0 0 0 0,5 0 0 0 0,-6 0-11 0 0,0 0 0 0 0,1-1 0 0 0,-1 1 0 0 0,0-1 0 0 0,1 1 0 0 0,-1-1 1 0 0,0 1-1 0 0,0-1 0 0 0,1 0 0 0 0,-1 0 0 0 0,0 1 0 0 0,0-1 0 0 0,0 0 0 0 0,0 0 0 0 0,0 0 0 0 0,0 0 0 0 0,0 0 0 0 0,-1-1 1 0 0,1 1-1 0 0,0 0 0 0 0,0-2 0 0 0,0 2-6 0 0,0-1 0 0 0,-1 1 0 0 0,1 0 1 0 0,-1-1-1 0 0,1 1 0 0 0,-1 0 0 0 0,0-1 0 0 0,1 1 1 0 0,-1 0-1 0 0,0-1 0 0 0,0 1 0 0 0,0-1 0 0 0,0 1 0 0 0,0 0 1 0 0,0-1-1 0 0,-1 1 0 0 0,1-1 0 0 0,0 1 0 0 0,-1 0 1 0 0,1-1-1 0 0,-1 1 0 0 0,1 0 0 0 0,-2-2 0 0 0,0 1-5 0 0,1 0-1 0 0,-1 0 1 0 0,0 0-1 0 0,0 0 1 0 0,0 0-1 0 0,-1 0 1 0 0,1 1-1 0 0,0-1 1 0 0,-1 1-1 0 0,1 0 1 0 0,-4-2-1 0 0,-1 1-23 0 0,1-1-1 0 0,-1 1 0 0 0,0 1 0 0 0,0-1 0 0 0,0 1 1 0 0,-1 0-1 0 0,1 1 0 0 0,-11 0 0 0 0,12 1 5 0 0,-1 0-1 0 0,1 1 0 0 0,0 0 1 0 0,-1 0-1 0 0,1 1 1 0 0,0 0-1 0 0,0 0 0 0 0,1 0 1 0 0,-1 1-1 0 0,1 0 1 0 0,-6 4-1 0 0,8-6 32 0 0,1 1 1 0 0,-1-1-1 0 0,1 0 0 0 0,0 1 1 0 0,0-1-1 0 0,0 1 1 0 0,0-1-1 0 0,0 1 0 0 0,1 0 1 0 0,-1 0-1 0 0,1 0 0 0 0,0 0 1 0 0,0 0-1 0 0,0 0 0 0 0,0 0 1 0 0,0 1-1 0 0,1-1 0 0 0,-1 0 1 0 0,1 0-1 0 0,0 1 0 0 0,0-1 1 0 0,0 0-1 0 0,1 1 0 0 0,0 3 1 0 0,-1-5 7 0 0,1 0 1 0 0,0 0-1 0 0,0 0 0 0 0,0-1 1 0 0,-1 1-1 0 0,1-1 0 0 0,1 1 1 0 0,-1 0-1 0 0,0-1 1 0 0,0 0-1 0 0,1 1 0 0 0,-1-1 1 0 0,0 0-1 0 0,1 0 0 0 0,-1 1 1 0 0,1-1-1 0 0,2 1 1 0 0,0-1-12 0 0,0 1 0 0 0,0-1 1 0 0,0 1-1 0 0,0-1 0 0 0,0 0 1 0 0,0-1-1 0 0,6 1 0 0 0,5 0-1 0 0,0-2-1 0 0,0 0 1 0 0,18-4-1 0 0,47-12-510 0 0,-29-2-2625 0 0,-37 12-4378 0 0</inkml:trace>
-  <inkml:trace contextRef="#ctx0" brushRef="#br0" timeOffset="557.92">1431 589 6881 0 0,'1'0'38'0'0,"-1"0"0"0"0,0 0-1 0 0,0-1 1 0 0,1 1-1 0 0,-1 0 1 0 0,0 0-1 0 0,1-1 1 0 0,-1 1 0 0 0,0 0-1 0 0,1 0 1 0 0,-1 0-1 0 0,0 0 1 0 0,1 0 0 0 0,-1-1-1 0 0,1 1 1 0 0,-1 0-1 0 0,0 0 1 0 0,1 0-1 0 0,-1 0 1 0 0,1 0 0 0 0,-1 0-1 0 0,0 0 1 0 0,1 0-1 0 0,-1 0 1 0 0,0 1-1 0 0,1-1 1 0 0,-1 0 0 0 0,1 0-1 0 0,-1 0 1 0 0,0 0-1 0 0,1 0 1 0 0,-1 1-1 0 0,1-1 1 0 0,10 15 3562 0 0,3 19 2050 0 0,-10-13-3434 0 0,-3-15-2058 0 0,0 0-1 0 0,1 1 1 0 0,-1-1-1 0 0,1 0 0 0 0,0 0 1 0 0,1 0-1 0 0,4 8 0 0 0,-7-14-311 0 0,0 0 0 0 0,0 0-1 0 0,1 1 1 0 0,-1-1-1 0 0,0 0 1 0 0,1 0-1 0 0,-1 1 1 0 0,1-1-1 0 0,-1 0 1 0 0,0 0-1 0 0,1 0 1 0 0,-1 1 0 0 0,1-1-1 0 0,-1 0 1 0 0,0 0-1 0 0,1 0 1 0 0,-1 0-1 0 0,1 0 1 0 0,-1 0-1 0 0,1 0 1 0 0,-1 0 0 0 0,0 0-1 0 0,1 0 1 0 0,-1 0-1 0 0,1 0 1 0 0,0-1-1 0 0</inkml:trace>
+  <inkml:trace contextRef="#ctx0" brushRef="#br0" timeOffset="557.91">1431 589 6881 0 0,'1'0'38'0'0,"-1"0"0"0"0,0 0-1 0 0,0-1 1 0 0,1 1-1 0 0,-1 0 1 0 0,0 0-1 0 0,1-1 1 0 0,-1 1 0 0 0,0 0-1 0 0,1 0 1 0 0,-1 0-1 0 0,0 0 1 0 0,1 0 0 0 0,-1-1-1 0 0,1 1 1 0 0,-1 0-1 0 0,0 0 1 0 0,1 0-1 0 0,-1 0 1 0 0,1 0 0 0 0,-1 0-1 0 0,0 0 1 0 0,1 0-1 0 0,-1 0 1 0 0,0 1-1 0 0,1-1 1 0 0,-1 0 0 0 0,1 0-1 0 0,-1 0 1 0 0,0 0-1 0 0,1 0 1 0 0,-1 1-1 0 0,1-1 1 0 0,10 15 3562 0 0,3 19 2050 0 0,-10-13-3434 0 0,-3-15-2058 0 0,0 0-1 0 0,1 1 1 0 0,-1-1-1 0 0,1 0 0 0 0,0 0 1 0 0,1 0-1 0 0,4 8 0 0 0,-7-14-311 0 0,0 0 0 0 0,0 0-1 0 0,1 1 1 0 0,-1-1-1 0 0,0 0 1 0 0,1 0-1 0 0,-1 1 1 0 0,1-1-1 0 0,-1 0 1 0 0,0 0-1 0 0,1 0 1 0 0,-1 1 0 0 0,1-1-1 0 0,-1 0 1 0 0,0 0-1 0 0,1 0 1 0 0,-1 0-1 0 0,1 0 1 0 0,-1 0-1 0 0,1 0 1 0 0,-1 0 0 0 0,0 0-1 0 0,1 0 1 0 0,-1 0-1 0 0,1 0 1 0 0,0-1-1 0 0</inkml:trace>
   <inkml:trace contextRef="#ctx0" brushRef="#br0" timeOffset="710.45">1510 431 1376 0 0,'-5'-9'71'0'0,"-5"-5"9770"0"0,15 26-11267 0 0,-3-9 1418 0 0,0-1-1 0 0,0 1 1 0 0,0 0-1 0 0,0-1 1 0 0,0 0-1 0 0,1 1 1 0 0,2 1-1 0 0,4 3 9 0 0</inkml:trace>
   <inkml:trace contextRef="#ctx0" brushRef="#br0" timeOffset="917.41">1652 545 1376 0 0,'0'9'3078'0'0,"1"1"1"0"0,0 0-1 0 0,4 18 0 0 0,-3-22-2354 0 0,0 1 1 0 0,1 0 0 0 0,0-1-1 0 0,0 1 1 0 0,0-1 0 0 0,5 6-1 0 0,-6-9-591 0 0,0 0-1 0 0,0 0 0 0 0,1 0 1 0 0,-1-1-1 0 0,1 1 0 0 0,0-1 1 0 0,-1 0-1 0 0,1 0 0 0 0,0 0 1 0 0,0 0-1 0 0,1 0 0 0 0,-1-1 1 0 0,0 1-1 0 0,0-1 0 0 0,1 0 1 0 0,-1 0-1 0 0,1 0 0 0 0,-1-1 1 0 0,1 1-1 0 0,-1-1 0 0 0,1 1 1 0 0,-1-1-1 0 0,1-1 0 0 0,0 1 1 0 0,-1 0-1 0 0,1-1 1 0 0,-1 0-1 0 0,1 1 0 0 0,5-4 1 0 0,-6 4-116 0 0,0-1 0 0 0,0-1 0 0 0,0 1 0 0 0,0 0 0 0 0,0-1 0 0 0,0 1 1 0 0,-1-1-1 0 0,1 0 0 0 0,-1 0 0 0 0,1 0 0 0 0,-1 0 0 0 0,1 0 0 0 0,-1-1 1 0 0,0 1-1 0 0,0-1 0 0 0,0 1 0 0 0,-1-1 0 0 0,4-5 0 0 0,-4 3 5 0 0,0-1 0 0 0,1 1 0 0 0,-2-1 0 0 0,1 0 0 0 0,0 1 0 0 0,-1-1 0 0 0,0 0 0 0 0,-1 1 0 0 0,-1-11 0 0 0,-8-33-7289 0 0</inkml:trace>
   <inkml:trace contextRef="#ctx0" brushRef="#br0" timeOffset="1421.11">1977 559 10594 0 0,'-1'5'239'0'0,"0"-1"0"0"0,0 1 0 0 0,1 0 0 0 0,0 0 0 0 0,0 0 0 0 0,0 0 0 0 0,1 0 0 0 0,1 5 0 0 0,9 39 3149 0 0,-10-46-3183 0 0,-1-1 0 0 0,1 0 1 0 0,0 0-1 0 0,-1 0 0 0 0,1 0 0 0 0,0 0 1 0 0,1 0-1 0 0,-1-1 0 0 0,0 1 1 0 0,0 0-1 0 0,1 0 0 0 0,-1-1 0 0 0,1 1 1 0 0,-1-1-1 0 0,1 1 0 0 0,0-1 0 0 0,0 0 1 0 0,2 2-1 0 0,-3-3-113 0 0,0 0-1 0 0,-1 1 1 0 0,1-1 0 0 0,0 0-1 0 0,0 0 1 0 0,-1 0-1 0 0,1 0 1 0 0,0 0 0 0 0,0 0-1 0 0,-1 0 1 0 0,1 0 0 0 0,0 0-1 0 0,0 0 1 0 0,-1-1 0 0 0,1 1-1 0 0,0 0 1 0 0,0 0 0 0 0,-1-1-1 0 0,1 1 1 0 0,1-1-1 0 0,-1 0-25 0 0,0-1-1 0 0,1 1 0 0 0,-1 0 0 0 0,0-1 0 0 0,0 1 1 0 0,0-1-1 0 0,0 1 0 0 0,0-1 0 0 0,0 1 0 0 0,0-1 0 0 0,-1 0 1 0 0,2-1-1 0 0,8-40 39 0 0,3-9-82 0 0,-11 49-38 0 0,-1 0 0 0 0,0 0-1 0 0,1 0 1 0 0,0 0 0 0 0,-1 0-1 0 0,1 0 1 0 0,0 0-1 0 0,1 1 1 0 0,-1-1 0 0 0,0 1-1 0 0,1 0 1 0 0,-1 0 0 0 0,5-3-1 0 0,-7 5-5 0 0,1-1-1 0 0,0 1 1 0 0,0-1-1 0 0,0 1 1 0 0,0-1-1 0 0,-1 1 0 0 0,1 0 1 0 0,0-1-1 0 0,0 1 1 0 0,0 0-1 0 0,0 0 1 0 0,0 0-1 0 0,0 0 1 0 0,0 0-1 0 0,0 0 1 0 0,0 0-1 0 0,0 0 1 0 0,0 0-1 0 0,0 0 1 0 0,0 1-1 0 0,0-1 1 0 0,0 0-1 0 0,-1 1 1 0 0,1-1-1 0 0,0 1 0 0 0,0-1 1 0 0,0 1-1 0 0,0-1 1 0 0,-1 1-1 0 0,1-1 1 0 0,0 1-1 0 0,0 0 1 0 0,-1-1-1 0 0,1 1 1 0 0,0 1-1 0 0,3 4 58 0 0,-1-1-1 0 0,0 1 1 0 0,0 0-1 0 0,4 10 1 0 0,7 12 762 0 0,1-60-421 0 0,-11 25-479 0 0,0 0-1 0 0,1 0 1 0 0,-1 1 0 0 0,1-1-1 0 0,1 1 1 0 0,-1 0-1 0 0,12-9 1 0 0,-16 14 84 0 0,1-1 0 0 0,0 1-1 0 0,-1 0 1 0 0,1 1 0 0 0,0-1 0 0 0,0 0-1 0 0,-1 0 1 0 0,1 1 0 0 0,0-1 0 0 0,0 1 0 0 0,0-1-1 0 0,0 1 1 0 0,0 0 0 0 0,0 0 0 0 0,0 0-1 0 0,0 0 1 0 0,0 0 0 0 0,0 0 0 0 0,-1 1-1 0 0,1-1 1 0 0,0 1 0 0 0,0-1 0 0 0,0 1 0 0 0,0 0-1 0 0,0-1 1 0 0,-1 1 0 0 0,1 0 0 0 0,0 0-1 0 0,-1 0 1 0 0,1 0 0 0 0,-1 1 0 0 0,1-1-1 0 0,-1 0 1 0 0,0 1 0 0 0,1-1 0 0 0,-1 1 0 0 0,1 1-1 0 0,25 31 703 0 0,-12-14-96 0 0,1-1 0 0 0,31 30 0 0 0,-41-45-676 0 0,-1 1-1 0 0,0-1 0 0 0,1 0 1 0 0,0-1-1 0 0,0 1 0 0 0,0-1 1 0 0,1-1-1 0 0,-1 1 0 0 0,1-1 1 0 0,-1 0-1 0 0,1 0 0 0 0,0-1 1 0 0,-1 0-1 0 0,12 1 0 0 0,-9-2-8061 0 0</inkml:trace>
@@ -6636,7 +6675,7 @@
   <inkml:trace contextRef="#ctx0" brushRef="#br0">84 16 2761 0 0,'-4'-5'2714'0'0,"4"5"-2510"0"0,-1 0 0 0 0,1 0 0 0 0,0 1 0 0 0,-1-1-1 0 0,1 0 1 0 0,0 0 0 0 0,-1 0 0 0 0,1 1 0 0 0,0-1 0 0 0,-1 0 0 0 0,1 0 0 0 0,0 1 0 0 0,-1-1-1 0 0,1 0 1 0 0,0 1 0 0 0,0-1 0 0 0,0 0 0 0 0,-1 1 0 0 0,1-1 0 0 0,0 0 0 0 0,0 1 0 0 0,0-1 0 0 0,0 0-1 0 0,-1 1 1 0 0,1-1 0 0 0,0 1 0 0 0,0-1 0 0 0,0 0 0 0 0,0 1 0 0 0,-26 115 5645 0 0,2 68-1922 0 0,10-64-2547 0 0,10-85-1076 0 0,-1 41 0 0 0,5-63-229 0 0,1-1-1 0 0,0 1 1 0 0,0-1 0 0 0,1 1-1 0 0,1-1 1 0 0,7 21-1 0 0,-9-32-53 0 0,-1 1 0 0 0,1-1 0 0 0,-1 0 1 0 0,1 0-1 0 0,-1 1 0 0 0,1-1 0 0 0,0 0 0 0 0,0 0 0 0 0,0 0 0 0 0,-1 0 0 0 0,1 0 0 0 0,0 0 0 0 0,0 0 0 0 0,0 0 0 0 0,3 2 0 0 0,-4-3-25 0 0,1 0 0 0 0,-1 0-1 0 0,1 0 1 0 0,-1 0 0 0 0,1 0 0 0 0,-1 0 0 0 0,1 0 0 0 0,-1-1 0 0 0,1 1 0 0 0,-1 0-1 0 0,1 0 1 0 0,-1 0 0 0 0,1 0 0 0 0,-1-1 0 0 0,0 1 0 0 0,1 0 0 0 0,-1 0 0 0 0,1-1-1 0 0,-1 1 1 0 0,0 0 0 0 0,1-1 0 0 0,-1 1 0 0 0,0 0 0 0 0,1-1 0 0 0,-1 1 0 0 0,0 0-1 0 0,1-1 1 0 0,-1 0 0 0 0,2-3-12 0 0,1-1 0 0 0,-1 1-1 0 0,-1-1 1 0 0,1 1 0 0 0,-1-1 0 0 0,0 0-1 0 0,1-5 1 0 0,1-16-17 0 0,-3-37 1 0 0,0 44-104 0 0,0 1 0 0 0,0-1 0 0 0,2 1 1 0 0,7-35-1 0 0,-9 53 130 0 0,0 0 1 0 0,0 0 0 0 0,0 0-1 0 0,0 0 1 0 0,0-1-1 0 0,0 1 1 0 0,0 0-1 0 0,0 0 1 0 0,0 0-1 0 0,1 0 1 0 0,-1-1-1 0 0,0 1 1 0 0,0 0 0 0 0,0 0-1 0 0,0 0 1 0 0,0 0-1 0 0,0 0 1 0 0,0-1-1 0 0,1 1 1 0 0,-1 0-1 0 0,0 0 1 0 0,0 0-1 0 0,0 0 1 0 0,0 0 0 0 0,0 0-1 0 0,1 0 1 0 0,-1 0-1 0 0,0-1 1 0 0,0 1-1 0 0,0 0 1 0 0,0 0-1 0 0,1 0 1 0 0,-1 0-1 0 0,0 0 1 0 0,0 0 0 0 0,0 0-1 0 0,1 0 1 0 0,-1 0-1 0 0,0 0 1 0 0,0 0-1 0 0,0 0 1 0 0,0 0-1 0 0,1 0 1 0 0,-1 0-1 0 0,0 1 1 0 0,0-1-1 0 0,0 0 1 0 0,0 0 0 0 0,1 0-1 0 0,10 10-98 0 0,-10-9 94 0 0,1 1 0 0 0,-1 0 0 0 0,1-1 0 0 0,0 1 1 0 0,0-1-1 0 0,0 1 0 0 0,-1-1 0 0 0,1 0 0 0 0,1 0 0 0 0,-1 0 0 0 0,0 0 0 0 0,2 1 1 0 0,3-2-11 0 0,-1 0 0 0 0,0-1 0 0 0,0 0 0 0 0,1 0 1 0 0,-1 0-1 0 0,0-1 0 0 0,0 0 0 0 0,0 0 1 0 0,0 0-1 0 0,-1-1 0 0 0,1 0 0 0 0,9-6 0 0 0,-6 3-85 0 0,0 0 0 0 0,0-1 0 0 0,-1 0 0 0 0,0-1-1 0 0,0 0 1 0 0,10-14 0 0 0,-9 7-458 0 0,-1-1 0 0 0,-1 0 0 0 0,-1 0 0 0 0,0 0 0 0 0,7-31-1 0 0,-9 31 321 0 0,2-5-149 0 0,-1 1 1 0 0,-1-1-1 0 0,0 1 1 0 0,-2-1-1 0 0,0 0 0 0 0,-2-1 1 0 0,-1-21-1 0 0,1 42 409 0 0,0 0 0 0 0,0 1 0 0 0,0-1-1 0 0,0 0 1 0 0,-1 0 0 0 0,1 1 0 0 0,0-1-1 0 0,0 0 1 0 0,0 1 0 0 0,-1-1 0 0 0,1 0-1 0 0,0 0 1 0 0,-1 1 0 0 0,1-1 0 0 0,0 1 0 0 0,-1-1-1 0 0,1 0 1 0 0,-1 1 0 0 0,1-1 0 0 0,-1 1-1 0 0,1-1 1 0 0,-1 1 0 0 0,-1-1 0 0 0,2 1 35 0 0,-1 0 0 0 0,1 0 0 0 0,-1 0 0 0 0,0 1 0 0 0,1-1 0 0 0,-1 0 0 0 0,1 0 0 0 0,-1 1 0 0 0,1-1 0 0 0,-1 0 0 0 0,1 1 0 0 0,-1-1 0 0 0,1 1 0 0 0,-1-1 0 0 0,1 1 0 0 0,-1-1 0 0 0,1 1 0 0 0,0-1 0 0 0,-1 1 1 0 0,0 0-1 0 0,-15 35 1302 0 0,10-13-765 0 0,2 1 0 0 0,0 0 0 0 0,1 1 0 0 0,2 38 0 0 0,12 99 1414 0 0,-10-150-1926 0 0,1 1-13 0 0,1 24 81 0 0,1 0 0 0 0,2 0-1 0 0,22 70 1 0 0,-10-71 12 0 0,-18-35-212 0 0,0 0-1 0 0,1-1 0 0 0,-1 1 0 0 0,1 0 1 0 0,0 0-1 0 0,-1 0 0 0 0,1 0 0 0 0,0 0 1 0 0,-1-1-1 0 0,1 1 0 0 0,0 0 0 0 0,0 0 1 0 0,0-1-1 0 0,-1 1 0 0 0,1-1 0 0 0,0 1 1 0 0,0-1-1 0 0,0 1 0 0 0,0-1 0 0 0,0 0 1 0 0,0 1-1 0 0,0-1 0 0 0,0 0 0 0 0,0 0 1 0 0,0 0-1 0 0,0 0 0 0 0,0 0 1 0 0,1 0-1 0 0,-1 0 0 0 0,0 0 0 0 0,0 0 1 0 0,0 0-1 0 0,0 0 0 0 0,1-1 0 0 0</inkml:trace>
   <inkml:trace contextRef="#ctx0" brushRef="#br0" timeOffset="384.71">607 368 9674 0 0,'-3'0'93'0'0,"0"-1"0"0"0,-1 1-1 0 0,1 0 1 0 0,0 0 0 0 0,0 1 0 0 0,0-1 0 0 0,-1 1-1 0 0,1-1 1 0 0,0 1 0 0 0,0 0 0 0 0,0 0 0 0 0,0 0-1 0 0,0 1 1 0 0,-3 1 0 0 0,0 1 256 0 0,1 0 1 0 0,0-1-1 0 0,1 1 1 0 0,-1 1-1 0 0,1-1 0 0 0,0 1 1 0 0,-5 6-1 0 0,4-4 165 0 0,0 1 0 0 0,0 0 1 0 0,1 0-1 0 0,0 1 0 0 0,0-1 0 0 0,1 1 0 0 0,0 0 0 0 0,1 0 0 0 0,0 0 0 0 0,-1 12 0 0 0,3-17-330 0 0,0-1 1 0 0,0 1-1 0 0,0 0 0 0 0,1 0 0 0 0,-1 0 1 0 0,1 0-1 0 0,0 0 0 0 0,0 0 0 0 0,3 6 1 0 0,-3-9-166 0 0,0 0 1 0 0,-1 0-1 0 0,1 0 0 0 0,0 0 1 0 0,-1 0-1 0 0,1 0 0 0 0,0 0 1 0 0,0-1-1 0 0,0 1 1 0 0,0 0-1 0 0,0 0 0 0 0,0-1 1 0 0,0 1-1 0 0,0-1 1 0 0,0 1-1 0 0,0-1 0 0 0,0 1 1 0 0,0-1-1 0 0,0 0 0 0 0,0 1 1 0 0,0-1-1 0 0,0 0 1 0 0,1 0-1 0 0,-1 0 0 0 0,0 0 1 0 0,0 0-1 0 0,0 0 1 0 0,0 0-1 0 0,1 0 0 0 0,-1-1 1 0 0,0 1-1 0 0,0 0 0 0 0,0-1 1 0 0,0 1-1 0 0,0-1 1 0 0,0 1-1 0 0,1-2 0 0 0,5-1 12 0 0,0-1-1 0 0,0-1 1 0 0,0 1-1 0 0,-1-1 1 0 0,0 0-1 0 0,0-1 1 0 0,-1 1-1 0 0,1-1 0 0 0,-1-1 1 0 0,0 1-1 0 0,-1 0 1 0 0,6-12-1 0 0,-2 4-25 0 0,-2 0 0 0 0,0-1-1 0 0,-1 1 1 0 0,0-1 0 0 0,3-22-1 0 0,-8 37-15 0 0,0 0-1 0 0,-1-1 1 0 0,1 1-1 0 0,0 0 1 0 0,0-1-1 0 0,0 1 0 0 0,0 0 1 0 0,0 0-1 0 0,0-1 1 0 0,1 1-1 0 0,-1 0 1 0 0,0-1-1 0 0,0 1 0 0 0,0 0 1 0 0,0 0-1 0 0,0-1 1 0 0,0 1-1 0 0,0 0 0 0 0,1 0 1 0 0,-1-1-1 0 0,0 1 1 0 0,0 0-1 0 0,0 0 1 0 0,0 0-1 0 0,1-1 0 0 0,-1 1 1 0 0,0 0-1 0 0,0 0 1 0 0,1 0-1 0 0,-1 0 1 0 0,0-1-1 0 0,0 1 0 0 0,1 0 1 0 0,5 10-154 0 0,5 29 231 0 0,-7-24 22 0 0,-1-7-46 0 0,0 1 0 0 0,1-1 0 0 0,0 0 0 0 0,0 1 0 0 0,1-2 0 0 0,7 11-1 0 0,-9-15-110 0 0,0 1-1 0 0,0-1 1 0 0,0 0-1 0 0,0 0 0 0 0,1 0 1 0 0,0 0-1 0 0,-1 0 1 0 0,1-1-1 0 0,0 0 1 0 0,0 0-1 0 0,1 0 0 0 0,-1 0 1 0 0,0 0-1 0 0,7 1 1 0 0,-10-3-51 0 0,0 0 1 0 0,0 0 0 0 0,0 0 0 0 0,0 0 0 0 0,0 0 0 0 0,0 0 0 0 0,0 0-1 0 0,0 0 1 0 0,0-1 0 0 0,0 1 0 0 0,0 0 0 0 0,0 0 0 0 0,0-1 0 0 0,0 1 0 0 0,0-1-1 0 0,0 1 1 0 0,1-1 0 0 0,7-9-6257 0 0,-5 5 822 0 0</inkml:trace>
   <inkml:trace contextRef="#ctx0" brushRef="#br0" timeOffset="831.56">804 385 1840 0 0,'4'9'6614'0'0,"4"9"-3592"0"0,37 135 5970 0 0,12 35-6503 0 0,-56-184-2444 0 0,11 36 266 0 0,-11-37-272 0 0,-1 0 0 0 0,1 0 0 0 0,-1 0 0 0 0,0 0 0 0 0,0 0 0 0 0,0 1 0 0 0,0-1-1 0 0,0 0 1 0 0,-1 0 0 0 0,0 4 0 0 0,1-6-35 0 0,0-1 1 0 0,0 0-1 0 0,0 0 0 0 0,0 0 0 0 0,0 0 1 0 0,-1 0-1 0 0,1 0 0 0 0,0 0 0 0 0,0 0 1 0 0,0 0-1 0 0,0 1 0 0 0,0-1 0 0 0,0 0 1 0 0,0 0-1 0 0,0 0 0 0 0,0 0 0 0 0,0 0 1 0 0,-1 0-1 0 0,1 0 0 0 0,0 0 0 0 0,0 0 1 0 0,0 0-1 0 0,0 0 0 0 0,0 0 0 0 0,0 0 1 0 0,0 0-1 0 0,-1 0 0 0 0,1 0 0 0 0,0 0 1 0 0,0 0-1 0 0,0 0 0 0 0,0 0 0 0 0,0 0 1 0 0,0 0-1 0 0,-1 0 0 0 0,1 0 0 0 0,0 0 1 0 0,0 0-1 0 0,0 0 0 0 0,0 0 0 0 0,0 0 1 0 0,0 0-1 0 0,0 0 0 0 0,0 0 0 0 0,0 0 1 0 0,-1 0-1 0 0,1-1 0 0 0,0 1 0 0 0,0 0 1 0 0,0 0-1 0 0,0 0 0 0 0,0 0 0 0 0,0 0 1 0 0,-7-10 121 0 0,-3-10-34 0 0,-1-19-70 0 0,2-1 0 0 0,2 1 0 0 0,1-1 0 0 0,2-1 0 0 0,2 1 0 0 0,2-1 0 0 0,7-57 0 0 0,-6 84-92 0 0,2 1 1 0 0,-1-1-1 0 0,2 1 0 0 0,0 0 1 0 0,1 0-1 0 0,9-20 0 0 0,-12 30 52 0 0,0 0 1 0 0,0 0-1 0 0,0-1 0 0 0,0 1 1 0 0,1 0-1 0 0,-1 1 0 0 0,1-1 1 0 0,0 0-1 0 0,0 1 1 0 0,0 0-1 0 0,0-1 0 0 0,0 1 1 0 0,0 0-1 0 0,1 1 0 0 0,-1-1 1 0 0,1 0-1 0 0,-1 1 0 0 0,1 0 1 0 0,0 0-1 0 0,-1 0 0 0 0,1 0 1 0 0,0 1-1 0 0,0 0 0 0 0,-1-1 1 0 0,1 1-1 0 0,0 1 0 0 0,0-1 1 0 0,5 1-1 0 0,-8-1 11 0 0,0 0 0 0 0,0 1 0 0 0,-1-1 0 0 0,1 0 0 0 0,0 0 0 0 0,0 0 0 0 0,-1 0 0 0 0,1 1 0 0 0,0-1 0 0 0,-1 0 0 0 0,1 1 0 0 0,0-1 0 0 0,-1 0 0 0 0,1 1 0 0 0,0-1 0 0 0,-1 1 0 0 0,1-1 0 0 0,-1 1 0 0 0,1-1 0 0 0,-1 1 0 0 0,1 0 0 0 0,-1-1 0 0 0,0 1 0 0 0,1 0 0 0 0,-1-1 0 0 0,0 1 0 0 0,1 1 0 0 0,-1-1-2 0 0,0 1 0 0 0,0-1 0 0 0,0 0 0 0 0,0 1 0 0 0,-1-1 1 0 0,1 1-1 0 0,0-1 0 0 0,-1 0 0 0 0,1 0 0 0 0,-1 1 0 0 0,1-1 0 0 0,-1 0 0 0 0,-1 3 0 0 0,-3 2-5 0 0,0 0-1 0 0,-1 1 1 0 0,-11 9-1 0 0,-14 11 38 0 0,-2-2 0 0 0,0-1-1 0 0,-67 36 1 0 0,86-55-225 0 0,14-5 164 0 0,0 0 0 0 0,-1 0 0 0 0,1 0 0 0 0,0 0 0 0 0,0 0 0 0 0,0 1 0 0 0,0-1 0 0 0,0 0 0 0 0,-1 0 0 0 0,1 0-1 0 0,0 0 1 0 0,0 0 0 0 0,0 0 0 0 0,-1 0 0 0 0,1 0 0 0 0,0 0 0 0 0,0 0 0 0 0,0 0 0 0 0,0 0 0 0 0,-1 0 0 0 0,1 0 0 0 0,0 0 0 0 0,0 0 0 0 0,0 0 0 0 0,-1 0 0 0 0,1 0 0 0 0,0 0 0 0 0,0 0 0 0 0,0 0 0 0 0,0 0 0 0 0,-1 0 0 0 0,1 0 0 0 0,0-1 0 0 0,0 1 0 0 0,0 0 0 0 0,0 0-1 0 0,0 0 1 0 0,-1 0 0 0 0,1 0 0 0 0,0 0 0 0 0,0-1 0 0 0,0 1 0 0 0,0 0 0 0 0,0 0 0 0 0,0 0 0 0 0,0 0 0 0 0,0-1 0 0 0,-1 1 0 0 0,1 0 0 0 0,0 0 0 0 0,0 0 0 0 0,0-1 0 0 0,0 1 0 0 0,0 0 0 0 0,0 0 0 0 0,0 0 0 0 0,0-1 0 0 0,0 1 0 0 0,0 0 0 0 0,0 0 0 0 0,0 0 0 0 0,1 0 0 0 0,-1-1-1 0 0,0 1 1 0 0,0 0 0 0 0</inkml:trace>
-  <inkml:trace contextRef="#ctx0" brushRef="#br0" timeOffset="1227.13">1105 358 10138 0 0,'0'11'466'0'0,"-1"1"0"0"0,2 0 0 0 0,0-1 0 0 0,0 1 1 0 0,1-1-1 0 0,0 1 0 0 0,8 20 0 0 0,-2-2 115 0 0,69 302 6612 0 0,-76-322-6636 0 0,-2-8-173 0 0,-9-16 11 0 0,-10-26-103 0 0,13 17-255 0 0,0 0-1 0 0,1-1 1 0 0,1 0 0 0 0,2 0-1 0 0,-1-32 1 0 0,3 11 49 0 0,11-88 0 0 0,-8 116-245 0 0,1 0 1 0 0,1 0-1 0 0,1 0 0 0 0,0 0 0 0 0,12-24 1 0 0,-14 34 94 0 0,1 1 0 0 0,0-1 0 0 0,0 1 0 0 0,1-1 0 0 0,-1 1 0 0 0,1 1 0 0 0,1-1 0 0 0,-1 1 0 0 0,1 0 0 0 0,0 0 1 0 0,0 0-1 0 0,0 1 0 0 0,1 0 0 0 0,-1 0 0 0 0,9-2 0 0 0,-14 5 52 0 0,1 0 1 0 0,0 0-1 0 0,-1 1 0 0 0,1-1 1 0 0,0 1-1 0 0,-1 0 0 0 0,1-1 1 0 0,0 1-1 0 0,-1 0 0 0 0,1 0 0 0 0,0 0 1 0 0,0 0-1 0 0,-1 0 0 0 0,1 0 1 0 0,0 1-1 0 0,0-1 0 0 0,-1 1 1 0 0,1-1-1 0 0,-1 1 0 0 0,1 0 1 0 0,0-1-1 0 0,-1 1 0 0 0,2 1 1 0 0,-2-1 14 0 0,0 1 0 0 0,0-1 0 0 0,0 0 0 0 0,0 0 0 0 0,-1 1 0 0 0,1-1 0 0 0,-1 0 0 0 0,1 1 1 0 0,-1-1-1 0 0,1 1 0 0 0,-1-1 0 0 0,0 1 0 0 0,0-1 0 0 0,1 1 0 0 0,-1-1 0 0 0,0 1 0 0 0,0-1 1 0 0,-1 0-1 0 0,1 1 0 0 0,0-1 0 0 0,0 1 0 0 0,-1-1 0 0 0,1 1 0 0 0,-1-1 0 0 0,1 0 0 0 0,-1 1 1 0 0,-1 1-1 0 0,-4 7 37 0 0,-1 1 1 0 0,0-1 0 0 0,-1 0-1 0 0,0 0 1 0 0,0-1 0 0 0,-1 0 0 0 0,-1 0-1 0 0,1-1 1 0 0,-1-1 0 0 0,-1 1 0 0 0,1-2-1 0 0,-1 1 1 0 0,0-2 0 0 0,-14 6-1 0 0,11-8-498 0 0,7-3-209 0 0,8-4-842 0 0,4 0 276 0 0</inkml:trace>
+  <inkml:trace contextRef="#ctx0" brushRef="#br0" timeOffset="1227.12">1105 358 10138 0 0,'0'11'466'0'0,"-1"1"0"0"0,2 0 0 0 0,0-1 0 0 0,0 1 1 0 0,1-1-1 0 0,0 1 0 0 0,8 20 0 0 0,-2-2 115 0 0,69 302 6612 0 0,-76-322-6636 0 0,-2-8-173 0 0,-9-16 11 0 0,-10-26-103 0 0,13 17-255 0 0,0 0-1 0 0,1-1 1 0 0,1 0 0 0 0,2 0-1 0 0,-1-32 1 0 0,3 11 49 0 0,11-88 0 0 0,-8 116-245 0 0,1 0 1 0 0,1 0-1 0 0,1 0 0 0 0,0 0 0 0 0,12-24 1 0 0,-14 34 94 0 0,1 1 0 0 0,0-1 0 0 0,0 1 0 0 0,1-1 0 0 0,-1 1 0 0 0,1 1 0 0 0,1-1 0 0 0,-1 1 0 0 0,1 0 0 0 0,0 0 1 0 0,0 0-1 0 0,0 1 0 0 0,1 0 0 0 0,-1 0 0 0 0,9-2 0 0 0,-14 5 52 0 0,1 0 1 0 0,0 0-1 0 0,-1 1 0 0 0,1-1 1 0 0,0 1-1 0 0,-1 0 0 0 0,1-1 1 0 0,0 1-1 0 0,-1 0 0 0 0,1 0 0 0 0,0 0 1 0 0,0 0-1 0 0,-1 0 0 0 0,1 0 1 0 0,0 1-1 0 0,0-1 0 0 0,-1 1 1 0 0,1-1-1 0 0,-1 1 0 0 0,1 0 1 0 0,0-1-1 0 0,-1 1 0 0 0,2 1 1 0 0,-2-1 14 0 0,0 1 0 0 0,0-1 0 0 0,0 0 0 0 0,0 0 0 0 0,-1 1 0 0 0,1-1 0 0 0,-1 0 0 0 0,1 1 1 0 0,-1-1-1 0 0,1 1 0 0 0,-1-1 0 0 0,0 1 0 0 0,0-1 0 0 0,1 1 0 0 0,-1-1 0 0 0,0 1 0 0 0,0-1 1 0 0,-1 0-1 0 0,1 1 0 0 0,0-1 0 0 0,0 1 0 0 0,-1-1 0 0 0,1 1 0 0 0,-1-1 0 0 0,1 0 0 0 0,-1 1 1 0 0,-1 1-1 0 0,-4 7 37 0 0,-1 1 1 0 0,0-1 0 0 0,-1 0-1 0 0,0 0 1 0 0,0-1 0 0 0,-1 0 0 0 0,-1 0-1 0 0,1-1 1 0 0,-1-1 0 0 0,-1 1 0 0 0,1-2-1 0 0,-1 1 1 0 0,0-2 0 0 0,-14 6-1 0 0,11-8-498 0 0,7-3-209 0 0,8-4-842 0 0,4 0 276 0 0</inkml:trace>
   <inkml:trace contextRef="#ctx0" brushRef="#br0" timeOffset="1694.87">1448 302 10138 0 0,'0'0'31'0'0,"0"0"0"0"0,-1 0 0 0 0,1 0 0 0 0,0 0 0 0 0,-1 0 0 0 0,1 0 0 0 0,0 0 0 0 0,-1 0 0 0 0,1 0-1 0 0,0 0 1 0 0,-1 0 0 0 0,1 1 0 0 0,0-1 0 0 0,-1 0 0 0 0,1 0 0 0 0,0 0 0 0 0,0 0 0 0 0,-1 0 0 0 0,1 1 0 0 0,0-1 0 0 0,-1 0 0 0 0,1 0 0 0 0,0 1 0 0 0,0-1-1 0 0,0 0 1 0 0,-1 0 0 0 0,1 1 0 0 0,0-1 0 0 0,0 0 0 0 0,0 0 0 0 0,-1 1 0 0 0,1-1 0 0 0,0 1 0 0 0,4 11 361 0 0,-3-9-149 0 0,1-1 1 0 0,0 1-1 0 0,0-1 0 0 0,0 1 0 0 0,0-1 1 0 0,0 0-1 0 0,3 2 0 0 0,-2-2-25 0 0,0-1 0 0 0,0 0 0 0 0,0 0-1 0 0,1 0 1 0 0,-1 0 0 0 0,0 0 0 0 0,1-1 0 0 0,-1 0-1 0 0,0 1 1 0 0,1-1 0 0 0,-1-1 0 0 0,1 1 0 0 0,-1 0-1 0 0,0-1 1 0 0,1 1 0 0 0,-1-1 0 0 0,0 0 0 0 0,0 0-1 0 0,0-1 1 0 0,6-2 0 0 0,-5 2-128 0 0,0 0 0 0 0,0-1 0 0 0,0 1 0 0 0,-1-1 0 0 0,1 0 0 0 0,-1 0 0 0 0,0 0 0 0 0,0 0 1 0 0,0-1-1 0 0,0 1 0 0 0,-1-1 0 0 0,1 1 0 0 0,-1-1 0 0 0,0 0 0 0 0,2-6 0 0 0,1-13-254 0 0,-5 19 140 0 0,1-1 0 0 0,0 1 0 0 0,0 0-1 0 0,0 0 1 0 0,1-1 0 0 0,-1 1 0 0 0,4-7-1 0 0,-5 11 23 0 0,1 0 0 0 0,-1 0 0 0 0,0 0 0 0 0,0 0-1 0 0,0 0 1 0 0,0-1 0 0 0,0 1 0 0 0,0 0 0 0 0,0 0-1 0 0,1 0 1 0 0,-1 0 0 0 0,0 0 0 0 0,0 0-1 0 0,0 0 1 0 0,0 0 0 0 0,0 0 0 0 0,1 0 0 0 0,-1 0-1 0 0,0 0 1 0 0,0 0 0 0 0,0 0 0 0 0,0 0 0 0 0,0 0-1 0 0,1 0 1 0 0,-1 0 0 0 0,0 0 0 0 0,0 0 0 0 0,0 0-1 0 0,0 0 1 0 0,0 0 0 0 0,1 0 0 0 0,-1 0-1 0 0,0 0 1 0 0,0 0 0 0 0,0 0 0 0 0,0 0 0 0 0,0 0-1 0 0,0 1 1 0 0,1-1 0 0 0,-1 0 0 0 0,0 0 0 0 0,0 0-1 0 0,0 0 1 0 0,0 0 0 0 0,6 10-79 0 0,4 14 97 0 0,-9-22 28 0 0,12 28 416 0 0,1-1-1 0 0,2-1 1 0 0,31 43 0 0 0,16 28 419 0 0,-55-85-723 0 0,-1 1 0 0 0,-1 0 0 0 0,0 1 0 0 0,-1-1-1 0 0,4 18 1 0 0,-8-24-74 0 0,0-1-1 0 0,0 0 1 0 0,-1 0 0 0 0,0 1-1 0 0,-1-1 1 0 0,1 0 0 0 0,-2 0-1 0 0,1 1 1 0 0,-1-1 0 0 0,0 0-1 0 0,-1 0 1 0 0,0-1-1 0 0,0 1 1 0 0,-7 11 0 0 0,7-14-52 0 0,0-1 0 0 0,0 0 0 0 0,-1 1 1 0 0,1-1-1 0 0,-1 0 0 0 0,0-1 1 0 0,0 1-1 0 0,0-1 0 0 0,0 1 0 0 0,-1-1 1 0 0,1 0-1 0 0,-1-1 0 0 0,0 1 1 0 0,0-1-1 0 0,0 0 0 0 0,0 0 0 0 0,0-1 1 0 0,0 0-1 0 0,0 1 0 0 0,-1-2 0 0 0,1 1 1 0 0,0-1-1 0 0,-8 1 0 0 0,10-2-121 0 0,1 1 0 0 0,0 0 0 0 0,-1 0-1 0 0,1-1 1 0 0,0 1 0 0 0,0-1 0 0 0,-1 0 0 0 0,1 0-1 0 0,0 0 1 0 0,0 0 0 0 0,0 0 0 0 0,0 0 0 0 0,0 0 0 0 0,0-1-1 0 0,0 1 1 0 0,1-1 0 0 0,-1 1 0 0 0,0-1 0 0 0,1 0-1 0 0,-1 1 1 0 0,1-1 0 0 0,0 0 0 0 0,0 0 0 0 0,-1 0-1 0 0,1 0 1 0 0,0-1 0 0 0,1 1 0 0 0,-1 0 0 0 0,0 0-1 0 0,1 0 1 0 0,-1-1 0 0 0,1 1 0 0 0,-1-3 0 0 0,1-7-7715 0 0</inkml:trace>
 </inkml:ink>
 </file>
@@ -6671,7 +6710,7 @@
   </inkml:definitions>
   <inkml:trace contextRef="#ctx0" brushRef="#br0">554 126 6553 0 0,'1'-11'0'0'0,"-2"0"0"0"0,1 0 0 0 0,-1 0 0 0 0,-1 0 0 0 0,-4-16 0 0 0,5 25 0 0 0,0-1 0 0 0,0 1 0 0 0,0 0 0 0 0,0-1 0 0 0,0 1 0 0 0,0 0 0 0 0,-1 0 0 0 0,1 0 0 0 0,-1 0 0 0 0,0 0 0 0 0,0 0 0 0 0,0 0 0 0 0,1 0 0 0 0,-2 1 0 0 0,1-1 0 0 0,0 1 0 0 0,0-1 0 0 0,0 1 0 0 0,-1 0 0 0 0,1 0 0 0 0,0 0 0 0 0,-1 0 0 0 0,1 1 0 0 0,-1-1 0 0 0,1 1 0 0 0,-1-1 0 0 0,0 1 0 0 0,1 0 0 0 0,-4 0 0 0 0,-6 1 179 0 0,0 0-1 0 0,0 1 0 0 0,0 1 0 0 0,0 0 1 0 0,1 0-1 0 0,-1 1 0 0 0,1 1 1 0 0,0 0-1 0 0,0 0 0 0 0,1 1 0 0 0,-1 0 1 0 0,-16 15-1 0 0,-4 4 694 0 0,2 1 1 0 0,-41 49 0 0 0,45-47-151 0 0,2 1 0 0 0,0 2 0 0 0,3 0 1 0 0,-32 62-1 0 0,43-73-351 0 0,1 1 1 0 0,1 0 0 0 0,1 0-1 0 0,1 1 1 0 0,1 0-1 0 0,0 0 1 0 0,2 0-1 0 0,0 0 1 0 0,3 34 0 0 0,1-36-156 0 0,1 0 1 0 0,0 0 0 0 0,2 0-1 0 0,0-1 1 0 0,1 0-1 0 0,1 0 1 0 0,0 0 0 0 0,2-1-1 0 0,0 0 1 0 0,1-1 0 0 0,1 0-1 0 0,1-1 1 0 0,17 21 0 0 0,-18-27-74 0 0,-1 1 1 0 0,1-1-1 0 0,1-1 1 0 0,-1 0-1 0 0,2-1 1 0 0,-1 0-1 0 0,1-1 1 0 0,0 0-1 0 0,1-1 1 0 0,0-1-1 0 0,0 0 1 0 0,0 0-1 0 0,0-2 1 0 0,1 0-1 0 0,-1 0 1 0 0,1-2-1 0 0,0 1 1 0 0,26-3-1 0 0,-28 0-281 0 0,1 0-1 0 0,-1-2 0 0 0,0 1 1 0 0,0-2-1 0 0,0 0 1 0 0,0 0-1 0 0,0-1 1 0 0,-1-1-1 0 0,0 0 0 0 0,0 0 1 0 0,-1-2-1 0 0,15-10 1 0 0,-18 10 14 0 0,0 1 0 0 0,0-1 0 0 0,-1 0 0 0 0,0 0 0 0 0,-1-1 0 0 0,0 0 0 0 0,0 0 1 0 0,-1-1-1 0 0,0 1 0 0 0,-1-1 0 0 0,0 0 0 0 0,0 0 0 0 0,-1-1 0 0 0,0 1 0 0 0,2-20 1 0 0,-2 9-225 0 0,-1-1 1 0 0,-1 0-1 0 0,-1 1 1 0 0,-1-1-1 0 0,-1 1 1 0 0,0-1-1 0 0,-7-21 1 0 0,-3 16 106 0 0,9 21 41 0 0</inkml:trace>
   <inkml:trace contextRef="#ctx0" brushRef="#br0" timeOffset="134.78">425 655 6553 0 0,'0'-1'16'0'0,"0"1"-1"0"0,0-1 1 0 0,1 1-1 0 0,-1 0 0 0 0,0-1 1 0 0,0 1-1 0 0,0 0 0 0 0,0-1 1 0 0,0 1-1 0 0,0-1 1 0 0,1 1-1 0 0,-1 0 0 0 0,0-1 1 0 0,0 1-1 0 0,1 0 1 0 0,-1-1-1 0 0,0 1 0 0 0,0 0 1 0 0,1 0-1 0 0,-1-1 0 0 0,0 1 1 0 0,1 0-1 0 0,-1 0 1 0 0,0-1-1 0 0,1 1 0 0 0,-1 0 1 0 0,1 0-1 0 0,-1 0 0 0 0,0 0 1 0 0,1 0-1 0 0,-1 0 1 0 0,1-1-1 0 0,-1 1 0 0 0,0 0 1 0 0,1 0-1 0 0,0 0 1 0 0,25-8 214 0 0,-18 6 15 0 0,164-71 959 0 0,-112 44-547 0 0,79-25 1 0 0,-122 50-658 0 0</inkml:trace>
-  <inkml:trace contextRef="#ctx0" brushRef="#br0" timeOffset="1038.13">1148 467 6553 0 0,'0'0'0'0'0,"-6"-21"101"0"0,1 19-10 0 0,-2 12 1 0 0,-8 29 852 0 0,2 0 0 0 0,-15 79 0 0 0,17-63-273 0 0,-2-2 137 0 0,4-21-216 0 0,2 2 0 0 0,1-1 0 0 0,1 1 0 0 0,0 46 0 0 0,6-77-542 0 0,-1 0-1 0 0,0 0 0 0 0,1 0 0 0 0,-1 1 0 0 0,1-1 0 0 0,0 0 0 0 0,0 0 1 0 0,0 0-1 0 0,3 5 0 0 0,-3-8-36 0 0,-1 1 1 0 0,0-1-1 0 0,0 1 0 0 0,1-1 0 0 0,-1 0 1 0 0,1 1-1 0 0,-1-1 0 0 0,0 0 1 0 0,1 1-1 0 0,-1-1 0 0 0,1 0 0 0 0,-1 0 1 0 0,1 1-1 0 0,-1-1 0 0 0,1 0 1 0 0,-1 0-1 0 0,1 0 0 0 0,-1 1 0 0 0,1-1 1 0 0,-1 0-1 0 0,1 0 0 0 0,-1 0 0 0 0,1 0 1 0 0,0 0-1 0 0,0-1 12 0 0,0 1 0 0 0,0-1 0 0 0,0 1 0 0 0,1-1 0 0 0,-1 1 0 0 0,0-1-1 0 0,0 0 1 0 0,0 0 0 0 0,0 1 0 0 0,0-1 0 0 0,-1 0 0 0 0,1 0 0 0 0,0 0 0 0 0,1-2 0 0 0,5-7-71 0 0,-1 0 0 0 0,-1 0 1 0 0,1 0-1 0 0,-2-1 0 0 0,1 1 1 0 0,3-15-1 0 0,12-72-620 0 0,-1 8 61 0 0,-1 19 49 0 0,-12 42 323 0 0,1 2 0 0 0,1-1 0 0 0,1 1 0 0 0,20-41 1 0 0,-28 65 225 0 0,0 1 1 0 0,-1 0 0 0 0,1-1 0 0 0,0 1 0 0 0,-1 0 0 0 0,1-1 0 0 0,0 1 0 0 0,0 0 0 0 0,0 0 0 0 0,0 0 0 0 0,0 0 0 0 0,0 0 0 0 0,1 0 0 0 0,-1 0 0 0 0,0 0 0 0 0,0 0 0 0 0,1 1 0 0 0,-1-1 0 0 0,0 0 0 0 0,1 1 0 0 0,-1-1 0 0 0,1 1-1 0 0,-1 0 1 0 0,1-1 0 0 0,-1 1 0 0 0,1 0 0 0 0,-1 0 0 0 0,1 0 0 0 0,-1 0 0 0 0,3 0 0 0 0,-1 2 34 0 0,0-1 0 0 0,-1 1-1 0 0,1-1 1 0 0,-1 1 0 0 0,1 0 0 0 0,-1 0-1 0 0,0 0 1 0 0,0 0 0 0 0,0 0 0 0 0,0 1-1 0 0,0-1 1 0 0,0 0 0 0 0,0 1 0 0 0,1 4-1 0 0,20 37 866 0 0,24 65 1 0 0,-13-26-7 0 0,-25-60-582 0 0,1 0-1 0 0,2-1 0 0 0,0-1 0 0 0,1 1 1 0 0,1-2-1 0 0,23 26 0 0 0,-35-44-131 0 0,-3-2 0 0 0</inkml:trace>
+  <inkml:trace contextRef="#ctx0" brushRef="#br0" timeOffset="1038.12">1148 467 6553 0 0,'0'0'0'0'0,"-6"-21"101"0"0,1 19-10 0 0,-2 12 1 0 0,-8 29 852 0 0,2 0 0 0 0,-15 79 0 0 0,17-63-273 0 0,-2-2 137 0 0,4-21-216 0 0,2 2 0 0 0,1-1 0 0 0,1 1 0 0 0,0 46 0 0 0,6-77-542 0 0,-1 0-1 0 0,0 0 0 0 0,1 0 0 0 0,-1 1 0 0 0,1-1 0 0 0,0 0 0 0 0,0 0 1 0 0,0 0-1 0 0,3 5 0 0 0,-3-8-36 0 0,-1 1 1 0 0,0-1-1 0 0,0 1 0 0 0,1-1 0 0 0,-1 0 1 0 0,1 1-1 0 0,-1-1 0 0 0,0 0 1 0 0,1 1-1 0 0,-1-1 0 0 0,1 0 0 0 0,-1 0 1 0 0,1 1-1 0 0,-1-1 0 0 0,1 0 1 0 0,-1 0-1 0 0,1 0 0 0 0,-1 1 0 0 0,1-1 1 0 0,-1 0-1 0 0,1 0 0 0 0,-1 0 0 0 0,1 0 1 0 0,0 0-1 0 0,0-1 12 0 0,0 1 0 0 0,0-1 0 0 0,0 1 0 0 0,1-1 0 0 0,-1 1 0 0 0,0-1-1 0 0,0 0 1 0 0,0 0 0 0 0,0 1 0 0 0,0-1 0 0 0,-1 0 0 0 0,1 0 0 0 0,0 0 0 0 0,1-2 0 0 0,5-7-71 0 0,-1 0 0 0 0,-1 0 1 0 0,1 0-1 0 0,-2-1 0 0 0,1 1 1 0 0,3-15-1 0 0,12-72-620 0 0,-1 8 61 0 0,-1 19 49 0 0,-12 42 323 0 0,1 2 0 0 0,1-1 0 0 0,1 1 0 0 0,20-41 1 0 0,-28 65 225 0 0,0 1 1 0 0,-1 0 0 0 0,1-1 0 0 0,0 1 0 0 0,-1 0 0 0 0,1-1 0 0 0,0 1 0 0 0,0 0 0 0 0,0 0 0 0 0,0 0 0 0 0,0 0 0 0 0,0 0 0 0 0,1 0 0 0 0,-1 0 0 0 0,0 0 0 0 0,0 0 0 0 0,1 1 0 0 0,-1-1 0 0 0,0 0 0 0 0,1 1 0 0 0,-1-1 0 0 0,1 1-1 0 0,-1 0 1 0 0,1-1 0 0 0,-1 1 0 0 0,1 0 0 0 0,-1 0 0 0 0,1 0 0 0 0,-1 0 0 0 0,3 0 0 0 0,-1 2 34 0 0,0-1 0 0 0,-1 1-1 0 0,1-1 1 0 0,-1 1 0 0 0,1 0 0 0 0,-1 0-1 0 0,0 0 1 0 0,0 0 0 0 0,0 0 0 0 0,0 1-1 0 0,0-1 1 0 0,0 0 0 0 0,0 1 0 0 0,1 4-1 0 0,20 37 866 0 0,24 65 1 0 0,-13-26-7 0 0,-25-60-582 0 0,1 0-1 0 0,2-1 0 0 0,0-1 0 0 0,1 1 1 0 0,1-2-1 0 0,23 26 0 0 0,-35-44-131 0 0,-3-2 0 0 0</inkml:trace>
   <inkml:trace contextRef="#ctx0" brushRef="#br0" timeOffset="1170.74">1088 882 6553 0 0,'56'-15'738'0'0,"6"-3"275"0"0,-25 6 19 0 0,65-11 1 0 0,-83 20-1094 0 0</inkml:trace>
   <inkml:trace contextRef="#ctx0" brushRef="#br0" timeOffset="1819.46">1638 1019 6553 0 0,'-3'-22'0'0'0,"5"-39"0"0"0,-10-114 0 0 0,0 14 0 0 0,8 144 0 0 0,-1 11 0 0 0,1-1 0 0 0,0 1 0 0 0,0-1 0 0 0,0 1 0 0 0,1-1 0 0 0,0 1 0 0 0,1 0 0 0 0,-1-1 0 0 0,1 1 0 0 0,3-7 0 0 0,-5 13 3 0 0,0-1 0 0 0,0 1-1 0 0,1 0 1 0 0,-1-1 0 0 0,0 1-1 0 0,0 0 1 0 0,0 0 0 0 0,1-1-1 0 0,-1 1 1 0 0,0 0 0 0 0,0-1-1 0 0,1 1 1 0 0,-1 0 0 0 0,0 0-1 0 0,1 0 1 0 0,-1-1 0 0 0,0 1-1 0 0,1 0 1 0 0,-1 0 0 0 0,0 0-1 0 0,1 0 1 0 0,-1 0 0 0 0,0-1-1 0 0,1 1 1 0 0,-1 0 0 0 0,0 0-1 0 0,1 0 1 0 0,-1 0 0 0 0,1 0-1 0 0,-1 0 1 0 0,0 0 0 0 0,1 0-1 0 0,-1 1 1 0 0,1-1 0 0 0,11 11 213 0 0,4 18 215 0 0,7 33 453 0 0,19 43 695 0 0,-37-93-1364 0 0,1 0 0 0 0,1-1-1 0 0,0-1 1 0 0,1 1 0 0 0,0-1 0 0 0,14 14 0 0 0,-21-22-188 0 0,0-1 0 0 0,0 0 0 0 0,0 0 1 0 0,1 0-1 0 0,-1 0 0 0 0,0 0 1 0 0,0 0-1 0 0,1-1 0 0 0,-1 1 1 0 0,1 0-1 0 0,-1-1 0 0 0,1 1 0 0 0,-1-1 1 0 0,1 1-1 0 0,-1-1 0 0 0,1 0 1 0 0,-1 1-1 0 0,1-1 0 0 0,-1 0 0 0 0,1 0 1 0 0,2 0-1 0 0,-3-1 0 0 0,1 0 1 0 0,-1 1-1 0 0,1-1 0 0 0,-1 0 0 0 0,0 0 1 0 0,0 0-1 0 0,1 0 0 0 0,-1 0 1 0 0,0 0-1 0 0,0-1 0 0 0,0 1 0 0 0,0 0 1 0 0,0 0-1 0 0,0-1 0 0 0,-1 1 1 0 0,1-1-1 0 0,1-1 0 0 0,2-9 13 0 0,0 0 1 0 0,-1-1-1 0 0,-1 1 1 0 0,2-16-1 0 0,-2 16-193 0 0,4-19-26 0 0,2 1 0 0 0,0 0-1 0 0,3 0 1 0 0,17-37-1 0 0,-27 65 171 0 0,0 0 1 0 0,0 0-1 0 0,0 0 0 0 0,0 0 0 0 0,0 0 0 0 0,1 1 0 0 0,-1-1 0 0 0,0 0 1 0 0,1 1-1 0 0,0-1 0 0 0,-1 1 0 0 0,1-1 0 0 0,0 1 0 0 0,0 0 1 0 0,-1 0-1 0 0,5-2 0 0 0,-5 3 23 0 0,0 0 0 0 0,1 0 0 0 0,-1 0 0 0 0,0 0 0 0 0,0 0-1 0 0,0 0 1 0 0,1 1 0 0 0,-1-1 0 0 0,0 0 0 0 0,0 1 0 0 0,0-1 0 0 0,0 1 0 0 0,0 0 0 0 0,0-1 0 0 0,0 1 0 0 0,0 0-1 0 0,0-1 1 0 0,0 1 0 0 0,0 0 0 0 0,0 0 0 0 0,0 0 0 0 0,-1 0 0 0 0,1 0 0 0 0,0 0 0 0 0,-1 0 0 0 0,1 0 0 0 0,0 0 0 0 0,-1 0-1 0 0,0 0 1 0 0,1 0 0 0 0,0 3 0 0 0,13 35 547 0 0,-1 0-1 0 0,-2 1 0 0 0,9 60 1 0 0,-14-62-43 0 0,2-1 0 0 0,1 0 0 0 0,2 0 0 0 0,22 49 0 0 0,-32-84-501 0 0,0 1 0 0 0,0-1 0 0 0,0 0 1 0 0,0 0-1 0 0,0 0 0 0 0,1 1 1 0 0,-1-1-1 0 0,1-1 0 0 0,-1 1 1 0 0,1 0-1 0 0,0 0 0 0 0,0-1 0 0 0,0 1 1 0 0,0-1-1 0 0,0 1 0 0 0,0-1 1 0 0,0 0-1 0 0,0 0 0 0 0,3 1 1 0 0,0-3 129 0 0</inkml:trace>
   <inkml:trace contextRef="#ctx0" brushRef="#br0" timeOffset="2179.21">2533 464 6553 0 0,'-1'0'19'0'0,"0"-1"-1"0"0,0 1 1 0 0,-1 0-1 0 0,1 0 1 0 0,0 0-1 0 0,0 0 1 0 0,0 0-1 0 0,-1 0 0 0 0,1 0 1 0 0,0 0-1 0 0,0 0 1 0 0,0 1-1 0 0,0-1 1 0 0,0 0-1 0 0,-1 1 1 0 0,1-1-1 0 0,0 1 0 0 0,0-1 1 0 0,0 1-1 0 0,0 0 1 0 0,0-1-1 0 0,0 1 1 0 0,0 0-1 0 0,-1 1 1 0 0,-27 21 607 0 0,28-22-606 0 0,-28 26 828 0 0,1 1 0 0 0,-36 48 1 0 0,49-56-441 0 0,2 0 1 0 0,0 1 0 0 0,2 0-1 0 0,0 1 1 0 0,-10 30 0 0 0,18-43-261 0 0,0 1 0 0 0,1 0 0 0 0,0 0 0 0 0,1 1-1 0 0,0-1 1 0 0,1 0 0 0 0,0 0 0 0 0,0 0 0 0 0,1 0 0 0 0,0 1 0 0 0,1-1 0 0 0,0 0 0 0 0,6 14 0 0 0,-6-19-70 0 0,0 0 1 0 0,0-1 0 0 0,0 1 0 0 0,1-1-1 0 0,0 0 1 0 0,0 0 0 0 0,0 0 0 0 0,0 0-1 0 0,0 0 1 0 0,1-1 0 0 0,0 1 0 0 0,0-1-1 0 0,0 0 1 0 0,0 0 0 0 0,0-1 0 0 0,1 1-1 0 0,-1-1 1 0 0,1 0 0 0 0,-1 0 0 0 0,1 0-1 0 0,0-1 1 0 0,0 0 0 0 0,0 0-1 0 0,0 0 1 0 0,0 0 0 0 0,0-1 0 0 0,0 0-1 0 0,8 0 1 0 0,0-2 67 0 0,-1 1 0 0 0,0-1-1 0 0,0-1 1 0 0,0 0 0 0 0,0-1-1 0 0,-1 0 1 0 0,20-10 0 0 0,-26 11-188 0 0,-1 1-1 0 0,1-1 1 0 0,-1 1 0 0 0,0-1 0 0 0,0-1 0 0 0,0 1 0 0 0,-1 0 0 0 0,1-1 0 0 0,-1 0 0 0 0,0 0 0 0 0,0 0 0 0 0,0 0 0 0 0,-1 0 0 0 0,1-1-1 0 0,-1 1 1 0 0,0-1 0 0 0,0 1 0 0 0,0-1 0 0 0,-1 0 0 0 0,0 0 0 0 0,1-8 0 0 0,-1 1-11 0 0</inkml:trace>
@@ -7188,7 +7227,7 @@
   <inkml:trace contextRef="#ctx0" brushRef="#br0" timeOffset="297.86">7903 1023 12899 0 0,'0'0'25'0'0,"0"0"0"0"0,0 0 1 0 0,0 0-1 0 0,0 0 0 0 0,0 0 0 0 0,0-1 1 0 0,0 1-1 0 0,-1 0 0 0 0,1 0 1 0 0,0 0-1 0 0,0 0 0 0 0,0 0 1 0 0,0 0-1 0 0,0 0 0 0 0,0 0 0 0 0,0 0 1 0 0,0-1-1 0 0,0 1 0 0 0,0 0 1 0 0,-1 0-1 0 0,1 0 0 0 0,0 0 0 0 0,0 0 1 0 0,0 0-1 0 0,0 0 0 0 0,0 0 1 0 0,0 0-1 0 0,0 0 0 0 0,-1 0 0 0 0,1 0 1 0 0,0 0-1 0 0,0 0 0 0 0,0 0 1 0 0,0 0-1 0 0,0 0 0 0 0,0 0 0 0 0,-1 0 1 0 0,1 0-1 0 0,0 0 0 0 0,0 0 1 0 0,0 0-1 0 0,0 0 0 0 0,0 0 0 0 0,0 0 1 0 0,0 1-1 0 0,0-1 0 0 0,-1 0 1 0 0,1 0-1 0 0,0 0 0 0 0,0 0 0 0 0,0 0 1 0 0,0 0-1 0 0,0 0 0 0 0,0 0 1 0 0,0 0-1 0 0,0 1 0 0 0,0-1 0 0 0,-6 11 580 0 0,-3 16 76 0 0,-21 157 5674 0 0,14-74-5281 0 0,-52 319 433 0 0,65-413-1486 0 0,0 1 29 0 0,0 0 0 0 0,-1 27 0 0 0,4-41-27 0 0,0 1-1 0 0,0-1 0 0 0,1 1 1 0 0,-1 0-1 0 0,1-1 0 0 0,-1 1 1 0 0,1-1-1 0 0,0 1 0 0 0,1-1 1 0 0,-1 0-1 0 0,0 1 0 0 0,1-1 1 0 0,0 0-1 0 0,0 0 0 0 0,0 0 1 0 0,0 0-1 0 0,0 0 0 0 0,4 3 1 0 0,-5-5-19 0 0,0-1 1 0 0,0 1 0 0 0,0 0-1 0 0,1 0 1 0 0,-1-1 0 0 0,0 1 0 0 0,1-1-1 0 0,-1 1 1 0 0,0-1 0 0 0,1 1-1 0 0,-1-1 1 0 0,0 0 0 0 0,1 0-1 0 0,-1 1 1 0 0,1-1 0 0 0,-1 0-1 0 0,1 0 1 0 0,-1-1 0 0 0,0 1 0 0 0,2 0-1 0 0,0-1-9 0 0,0 0 0 0 0,0-1 0 0 0,0 1 0 0 0,0 0 0 0 0,0-1-1 0 0,-1 0 1 0 0,1 1 0 0 0,4-5 0 0 0,0-1-113 0 0,0 0-1 0 0,-1-1 0 0 0,0 1 1 0 0,0-1-1 0 0,4-10 1 0 0,-3 7-411 0 0,-1-1 0 0 0,-1-1 0 0 0,0 1 0 0 0,-1-1 0 0 0,-1 0 0 0 0,3-16-1 0 0,-3 7-7023 0 0</inkml:trace>
   <inkml:trace contextRef="#ctx0" brushRef="#br0" timeOffset="426.45">7652 1658 14979 0 0,'-1'-1'60'0'0,"1"0"0"0"0,-1 1 0 0 0,1-1 0 0 0,-1 0 0 0 0,1 0-1 0 0,0 0 1 0 0,-1 1 0 0 0,1-1 0 0 0,0 0 0 0 0,0 0 0 0 0,0 0 0 0 0,-1 0-1 0 0,1 0 1 0 0,0 1 0 0 0,0-1 0 0 0,0 0 0 0 0,0 0 0 0 0,1 0 0 0 0,-1 0-1 0 0,0-1 1 0 0,16-6 499 0 0,-5 4-637 0 0,162-79 1582 0 0,-103 41-6828 0 0,-53 31-219 0 0</inkml:trace>
   <inkml:trace contextRef="#ctx0" brushRef="#br0" timeOffset="775.03">8059 1430 11979 0 0,'0'0'56'0'0,"-1"-1"1"0"0,1 1-1 0 0,-1 0 1 0 0,0 0 0 0 0,1-1-1 0 0,-1 1 1 0 0,1 0-1 0 0,-1 0 1 0 0,0 0 0 0 0,1 0-1 0 0,-1 0 1 0 0,1 0-1 0 0,-1 0 1 0 0,0 0 0 0 0,1 0-1 0 0,-1 0 1 0 0,0 0 0 0 0,1 0-1 0 0,-1 0 1 0 0,1 0-1 0 0,-1 1 1 0 0,0-1 0 0 0,1 0-1 0 0,-2 1 1 0 0,-13 14 861 0 0,-8 24 992 0 0,21-35-1543 0 0,-10 22 1067 0 0,-15 41-1 0 0,23-55-1132 0 0,1 0-1 0 0,0 1 0 0 0,1-1 0 0 0,0 1 1 0 0,0 24-1 0 0,2-35-263 0 0,0 1 1 0 0,0-1-1 0 0,0 1 1 0 0,1 0-1 0 0,-1-1 0 0 0,1 1 1 0 0,-1-1-1 0 0,1 1 1 0 0,0-1-1 0 0,0 1 1 0 0,0-1-1 0 0,0 1 0 0 0,0-1 1 0 0,1 0-1 0 0,-1 0 1 0 0,1 1-1 0 0,-1-1 1 0 0,1 0-1 0 0,0-1 0 0 0,0 1 1 0 0,0 0-1 0 0,0 0 1 0 0,0-1-1 0 0,0 1 1 0 0,0-1-1 0 0,1 0 0 0 0,-1 0 1 0 0,0 0-1 0 0,1 0 1 0 0,-1 0-1 0 0,6 1 0 0 0,-4-2 14 0 0,0 1 0 0 0,0-1-1 0 0,1-1 1 0 0,-1 1 0 0 0,0-1 0 0 0,0 1-1 0 0,0-1 1 0 0,0 0 0 0 0,0-1-1 0 0,0 1 1 0 0,0-1 0 0 0,-1 1-1 0 0,1-1 1 0 0,0 0 0 0 0,-1-1-1 0 0,0 1 1 0 0,1-1 0 0 0,-1 1-1 0 0,5-6 1 0 0,-4 4-46 0 0,0-1 0 0 0,-1 1 0 0 0,1-1 1 0 0,-1 0-1 0 0,0 0 0 0 0,0 0 0 0 0,0 0 0 0 0,-1 0 0 0 0,1-1 0 0 0,-2 1 1 0 0,1-1-1 0 0,0 0 0 0 0,0-10 0 0 0,-1 9 1 0 0,-2 0 0 0 0,1 0 0 0 0,-1-1 0 0 0,0 1 0 0 0,0 0 0 0 0,-1 0 0 0 0,0 1 0 0 0,0-1 0 0 0,-1 0 0 0 0,0 1 0 0 0,-3-7 0 0 0,2 6-44 0 0,-46-98-768 0 0,50 100-1607 0 0</inkml:trace>
-  <inkml:trace contextRef="#ctx0" brushRef="#br0" timeOffset="1034.09">8304 1502 9218 0 0,'0'6'166'0'0,"-1"0"0"0"0,1 0 0 0 0,0 0 0 0 0,1 0 1 0 0,-1 1-1 0 0,1-1 0 0 0,0 0 0 0 0,3 8 0 0 0,0 4 449 0 0,12 48 2311 0 0,3-24 2375 0 0,-24-52-4892 0 0,1 0-1 0 0,0 0 1 0 0,0-1 0 0 0,1 0 0 0 0,1 1-1 0 0,0-1 1 0 0,0 0 0 0 0,1 0-1 0 0,1 0 1 0 0,0 0 0 0 0,2-17 0 0 0,-2 17-357 0 0,2-1 1 0 0,0 1-1 0 0,0 0 0 0 0,1 1 1 0 0,0-1-1 0 0,1 0 1 0 0,0 1-1 0 0,0 0 1 0 0,1 0-1 0 0,1 0 0 0 0,0 0 1 0 0,9-10-1 0 0,-6 10-43 0 0,0 1 0 0 0,1 0 0 0 0,13-10 0 0 0,-18 16-161 0 0,0-1-1 0 0,1 1 1 0 0,-1 0-1 0 0,1 1 1 0 0,-1 0 0 0 0,1-1-1 0 0,0 2 1 0 0,-1-1-1 0 0,10-1 1 0 0,0 5-1118 0 0,-9-1 228 0 0</inkml:trace>
+  <inkml:trace contextRef="#ctx0" brushRef="#br0" timeOffset="1034.08">8304 1502 9218 0 0,'0'6'166'0'0,"-1"0"0"0"0,1 0 0 0 0,0 0 0 0 0,1 0 1 0 0,-1 1-1 0 0,1-1 0 0 0,0 0 0 0 0,3 8 0 0 0,0 4 449 0 0,12 48 2311 0 0,3-24 2375 0 0,-24-52-4892 0 0,1 0-1 0 0,0 0 1 0 0,0-1 0 0 0,1 0 0 0 0,1 1-1 0 0,0-1 1 0 0,0 0 0 0 0,1 0-1 0 0,1 0 1 0 0,0 0 0 0 0,2-17 0 0 0,-2 17-357 0 0,2-1 1 0 0,0 1-1 0 0,0 0 0 0 0,1 1 1 0 0,0-1-1 0 0,1 0 1 0 0,0 1-1 0 0,0 0 1 0 0,1 0-1 0 0,1 0 0 0 0,0 0 1 0 0,9-10-1 0 0,-6 10-43 0 0,0 1 0 0 0,1 0 0 0 0,13-10 0 0 0,-18 16-161 0 0,0-1-1 0 0,1 1 1 0 0,-1 0-1 0 0,1 1 1 0 0,-1 0 0 0 0,1-1-1 0 0,0 2 1 0 0,-1-1-1 0 0,10-1 1 0 0,0 5-1118 0 0,-9-1 228 0 0</inkml:trace>
   <inkml:trace contextRef="#ctx0" brushRef="#br0" timeOffset="1410.09">8688 1371 12443 0 0,'-1'-1'1295'0'0,"3"9"-923"0"0,4 12-79 0 0,-3-14 88 0 0,0-1 0 0 0,1 1-1 0 0,-1 0 1 0 0,1-1 0 0 0,1 0 0 0 0,-1 0 0 0 0,0 0-1 0 0,1 0 1 0 0,0-1 0 0 0,0 1 0 0 0,1-1 0 0 0,-1-1-1 0 0,1 1 1 0 0,0-1 0 0 0,7 3 0 0 0,-8-4-282 0 0,0-1 0 0 0,0 1 0 0 0,0-2-1 0 0,0 1 1 0 0,0 0 0 0 0,0-1 0 0 0,0 0 0 0 0,0 0 0 0 0,1-1 0 0 0,-1 1 0 0 0,0-1 0 0 0,0 0 0 0 0,0 0 0 0 0,0-1-1 0 0,-1 0 1 0 0,1 1 0 0 0,0-2 0 0 0,-1 1 0 0 0,1 0 0 0 0,6-6 0 0 0,-7 5-69 0 0,1 0 0 0 0,-1-1 0 0 0,0 0 1 0 0,0 1-1 0 0,0-1 0 0 0,-1-1 0 0 0,0 1 0 0 0,1-1 0 0 0,-1 1 1 0 0,3-8-1 0 0,-1 0-4 0 0,-1-1 1 0 0,6-24-1 0 0,2-8 88 0 0,-12 44-111 0 0,0 1 0 0 0,0 0-1 0 0,0 0 1 0 0,0 0-1 0 0,0 0 1 0 0,0-1 0 0 0,0 1-1 0 0,0 0 1 0 0,0 0 0 0 0,0 0-1 0 0,0 0 1 0 0,0-1-1 0 0,0 1 1 0 0,0 0 0 0 0,0 0-1 0 0,0 0 1 0 0,0 0 0 0 0,1-1-1 0 0,-1 1 1 0 0,0 0-1 0 0,0 0 1 0 0,0 0 0 0 0,0 0-1 0 0,0-1 1 0 0,0 1 0 0 0,0 0-1 0 0,0 0 1 0 0,1 0-1 0 0,-1 0 1 0 0,0 0 0 0 0,0 0-1 0 0,0-1 1 0 0,0 1 0 0 0,0 0-1 0 0,1 0 1 0 0,-1 0-1 0 0,0 0 1 0 0,0 0 0 0 0,0 0-1 0 0,0 0 1 0 0,1 0 0 0 0,-1 0-1 0 0,0 0 1 0 0,0 0-1 0 0,0 0 1 0 0,1 0 0 0 0,-1 0-1 0 0,0 0 1 0 0,0 0 0 0 0,0 0-1 0 0,1 0 1 0 0,2 12 20 0 0,1 21 34 0 0,-4-32-43 0 0,7 92 121 0 0,7 167 290 0 0,-14-211-208 0 0,-3 0 0 0 0,-1-1 0 0 0,-14 63 0 0 0,13-92-140 0 0,0-1 0 0 0,-2 1 0 0 0,0-2 0 0 0,-17 33 0 0 0,17-39-79 0 0,0 0 1 0 0,0-1-1 0 0,-1 0 1 0 0,0-1-1 0 0,-1 1 1 0 0,0-1-1 0 0,0-1 1 0 0,-15 10-1 0 0,-2-2-305 0 0</inkml:trace>
   <inkml:trace contextRef="#ctx0" brushRef="#br0" timeOffset="-3869.08">918 70 1376 0 0,'0'1'24'0'0,"0"-1"0"0"0,0 0 0 0 0,0 0 0 0 0,0 0 0 0 0,-1 0-1 0 0,1 0 1 0 0,0 0 0 0 0,0 0 0 0 0,0 0 0 0 0,0 0 0 0 0,0 0 0 0 0,0 0 0 0 0,0 0-1 0 0,0 0 1 0 0,-1-1 0 0 0,1 1 0 0 0,0 0 0 0 0,0 0 0 0 0,0 0 0 0 0,0 0-1 0 0,0 0 1 0 0,0 0 0 0 0,0 0 0 0 0,0 0 0 0 0,0 0 0 0 0,0 0 0 0 0,-1 0 0 0 0,1 0-1 0 0,0 0 1 0 0,0 0 0 0 0,0-1 0 0 0,0 1 0 0 0,0 0 0 0 0,0 0 0 0 0,0 0 0 0 0,0 0-1 0 0,0 0 1 0 0,0 0 0 0 0,0 0 0 0 0,0 0 0 0 0,0-1 0 0 0,0 1 0 0 0,0 0-1 0 0,0 0 1 0 0,0 0 0 0 0,0 0 0 0 0,0 0 0 0 0,0 0 0 0 0,0 0 0 0 0,0-1 0 0 0,0 1-1 0 0,0 0 1 0 0,0 0 0 0 0,0 0 0 0 0,0 0 0 0 0,0 0 0 0 0,0 0 0 0 0,0 0-1 0 0,1 0 1 0 0,6-9 858 0 0,12-6 416 0 0,-16 13-1042 0 0,0 1 0 0 0,0 0 1 0 0,0 0-1 0 0,1 0 0 0 0,-1 1 1 0 0,0-1-1 0 0,0 1 0 0 0,1 0 1 0 0,-1 0-1 0 0,0 0 1 0 0,1 0-1 0 0,-1 0 0 0 0,0 1 1 0 0,0-1-1 0 0,6 3 0 0 0,0 0 720 0 0,0 1 1 0 0,0 1-1 0 0,15 10 0 0 0,-14-9-546 0 0,0 0 0 0 0,0-1 0 0 0,11 5 0 0 0,-2-4-150 0 0,1-1 1 0 0,-1-1-1 0 0,1 0 1 0 0,0-2-1 0 0,27 1 1 0 0,105-10 670 0 0,-36 0-375 0 0,118 9 300 0 0,-129 0-568 0 0,200 27 374 0 0,-11-1-454 0 0,369-29 614 0 0,-119 2 327 0 0,-218 30-682 0 0,-3 22-372 0 0,-167-27-117 0 0,-44-10 38 0 0,2-6 0 0 0,0-5 1 0 0,-1-4-1 0 0,179-23 0 0 0,292-24 271 0 0,-357 43-254 0 0,57-5 22 0 0,-79-2-87 0 0,210 16 0 0 0,-185-6 29 0 0,29 3 46 0 0,-202 2-43 0 0,-18-1-18 0 0,45-2 0 0 0,19 0-2 0 0,-91-1 0 0 0,0 0 0 0 0,1 2 0 0 0,-1-1 0 0 0,0 1 0 0 0,-1 1 0 0 0,16 7 0 0 0,-26-11-9 0 0,0 1 1 0 0,1 0-1 0 0,-1-1 0 0 0,0 1 0 0 0,1-1 1 0 0,-1 0-1 0 0,1 1 0 0 0,-1-1 0 0 0,1 0 1 0 0,-1 0-1 0 0,0 0 0 0 0,1 0 1 0 0,-1 0-1 0 0,1 0 0 0 0,-1 0 0 0 0,1-1 1 0 0,-1 1-1 0 0,1 0 0 0 0,-1-1 0 0 0,0 1 1 0 0,1-1-1 0 0,-1 1 0 0 0,0-1 1 0 0,1 0-1 0 0,-1 0 0 0 0,0 0 0 0 0,0 1 1 0 0,2-3-1 0 0,17-8-114 0 0,-19 11 114 0 0,-1 0-1 0 0,1 0 1 0 0,0 0 0 0 0,-1 0-1 0 0,1 0 1 0 0,-1 1 0 0 0,1-1 0 0 0,-1 0-1 0 0,1 0 1 0 0,-1 0 0 0 0,1 1-1 0 0,-1-1 1 0 0,1 0 0 0 0,-1 1-1 0 0,1-1 1 0 0,-1 0 0 0 0,0 1 0 0 0,1-1-1 0 0,-1 1 1 0 0,1-1 0 0 0,-1 1-1 0 0,0-1 1 0 0,1 1 0 0 0,-1-1-1 0 0,0 1 1 0 0,0-1 0 0 0,1 1 0 0 0,9 22 44 0 0,-6-13-50 0 0,10 19 33 0 0,-2 2 0 0 0,-1-1 0 0 0,-1 1 0 0 0,6 35 1 0 0,-8-28 125 0 0,2-1 0 0 0,21 48 0 0 0,-15-53-143 0 0,-10-23-47 0 0,-1 1 0 0 0,-1 0 0 0 0,1 0 0 0 0,-2 0-1 0 0,1 0 1 0 0,2 16 0 0 0,-10-12-765 0 0,-1-4 389 0 0</inkml:trace>
   <inkml:trace contextRef="#ctx0" brushRef="#br0" timeOffset="-2897.96">996 6 5985 0 0,'0'-5'5428'0'0,"-2"8"-1889"0"0,-3 24-411 0 0,-3 40-665 0 0,3-1-1076 0 0,-11 292 376 0 0,16-340-1737 0 0,0 0-1 0 0,-2 0 1 0 0,0-1-1 0 0,-8 32 1 0 0,9-53-2236 0 0</inkml:trace>
@@ -7201,7 +7240,7 @@
   <inkml:trace contextRef="#ctx0" brushRef="#br0" timeOffset="297.86">7903 1023 12899 0 0,'0'0'25'0'0,"0"0"0"0"0,0 0 1 0 0,0 0-1 0 0,0 0 0 0 0,0 0 0 0 0,0-1 1 0 0,0 1-1 0 0,-1 0 0 0 0,1 0 1 0 0,0 0-1 0 0,0 0 0 0 0,0 0 1 0 0,0 0-1 0 0,0 0 0 0 0,0 0 0 0 0,0 0 1 0 0,0-1-1 0 0,0 1 0 0 0,0 0 1 0 0,-1 0-1 0 0,1 0 0 0 0,0 0 0 0 0,0 0 1 0 0,0 0-1 0 0,0 0 0 0 0,0 0 1 0 0,0 0-1 0 0,0 0 0 0 0,-1 0 0 0 0,1 0 1 0 0,0 0-1 0 0,0 0 0 0 0,0 0 1 0 0,0 0-1 0 0,0 0 0 0 0,0 0 0 0 0,-1 0 1 0 0,1 0-1 0 0,0 0 0 0 0,0 0 1 0 0,0 0-1 0 0,0 0 0 0 0,0 0 0 0 0,0 0 1 0 0,0 1-1 0 0,0-1 0 0 0,-1 0 1 0 0,1 0-1 0 0,0 0 0 0 0,0 0 0 0 0,0 0 1 0 0,0 0-1 0 0,0 0 0 0 0,0 0 1 0 0,0 0-1 0 0,0 1 0 0 0,0-1 0 0 0,-6 11 580 0 0,-3 16 76 0 0,-21 157 5674 0 0,14-74-5281 0 0,-52 319 433 0 0,65-413-1486 0 0,0 1 29 0 0,0 0 0 0 0,-1 27 0 0 0,4-41-27 0 0,0 1-1 0 0,0-1 0 0 0,1 1 1 0 0,-1 0-1 0 0,1-1 0 0 0,-1 1 1 0 0,1-1-1 0 0,0 1 0 0 0,1-1 1 0 0,-1 0-1 0 0,0 1 0 0 0,1-1 1 0 0,0 0-1 0 0,0 0 0 0 0,0 0 1 0 0,0 0-1 0 0,0 0 0 0 0,4 3 1 0 0,-5-5-19 0 0,0-1 1 0 0,0 1 0 0 0,0 0-1 0 0,1 0 1 0 0,-1-1 0 0 0,0 1 0 0 0,1-1-1 0 0,-1 1 1 0 0,0-1 0 0 0,1 1-1 0 0,-1-1 1 0 0,0 0 0 0 0,1 0-1 0 0,-1 1 1 0 0,1-1 0 0 0,-1 0-1 0 0,1 0 1 0 0,-1-1 0 0 0,0 1 0 0 0,2 0-1 0 0,0-1-9 0 0,0 0 0 0 0,0-1 0 0 0,0 1 0 0 0,0 0 0 0 0,0-1-1 0 0,-1 0 1 0 0,1 1 0 0 0,4-5 0 0 0,0-1-113 0 0,0 0-1 0 0,-1-1 0 0 0,0 1 1 0 0,0-1-1 0 0,4-10 1 0 0,-3 7-411 0 0,-1-1 0 0 0,-1-1 0 0 0,0 1 0 0 0,-1-1 0 0 0,-1 0 0 0 0,3-16-1 0 0,-3 7-7023 0 0</inkml:trace>
   <inkml:trace contextRef="#ctx0" brushRef="#br0" timeOffset="426.45">7651 1658 14979 0 0,'-1'-1'60'0'0,"1"0"0"0"0,-1 1 0 0 0,1-1 0 0 0,-1 0 0 0 0,1 0-1 0 0,0 0 1 0 0,-1 1 0 0 0,1-1 0 0 0,0 0 0 0 0,0 0 0 0 0,0 0 0 0 0,-1 0-1 0 0,1 0 1 0 0,0 1 0 0 0,0-1 0 0 0,0 0 0 0 0,0 0 0 0 0,1 0 0 0 0,-1 0-1 0 0,0-1 1 0 0,16-6 499 0 0,-5 4-637 0 0,162-79 1582 0 0,-103 41-6828 0 0,-53 31-219 0 0</inkml:trace>
   <inkml:trace contextRef="#ctx0" brushRef="#br0" timeOffset="775.03">8059 1430 11979 0 0,'0'0'56'0'0,"-1"-1"1"0"0,1 1-1 0 0,-1 0 1 0 0,0 0 0 0 0,1-1-1 0 0,-1 1 1 0 0,1 0-1 0 0,-1 0 1 0 0,0 0 0 0 0,1 0-1 0 0,-1 0 1 0 0,1 0-1 0 0,-1 0 1 0 0,0 0 0 0 0,1 0-1 0 0,-1 0 1 0 0,0 0 0 0 0,1 0-1 0 0,-1 0 1 0 0,1 0-1 0 0,-1 1 1 0 0,0-1 0 0 0,1 0-1 0 0,-2 1 1 0 0,-13 14 861 0 0,-8 24 992 0 0,21-35-1543 0 0,-10 22 1067 0 0,-15 41-1 0 0,23-55-1132 0 0,1 0-1 0 0,0 1 0 0 0,1-1 0 0 0,0 1 1 0 0,0 24-1 0 0,2-35-263 0 0,0 1 1 0 0,0-1-1 0 0,0 1 1 0 0,1 0-1 0 0,-1-1 0 0 0,1 1 1 0 0,-1-1-1 0 0,1 1 1 0 0,0-1-1 0 0,0 1 1 0 0,0-1-1 0 0,0 1 0 0 0,0-1 1 0 0,1 0-1 0 0,-1 0 1 0 0,1 1-1 0 0,-1-1 1 0 0,1 0-1 0 0,0-1 0 0 0,0 1 1 0 0,0 0-1 0 0,0 0 1 0 0,0-1-1 0 0,0 1 1 0 0,0-1-1 0 0,1 0 0 0 0,-1 0 1 0 0,0 0-1 0 0,1 0 1 0 0,-1 0-1 0 0,6 1 0 0 0,-4-2 14 0 0,0 1 0 0 0,0-1-1 0 0,1-1 1 0 0,-1 1 0 0 0,0-1 0 0 0,0 1-1 0 0,0-1 1 0 0,0 0 0 0 0,0-1-1 0 0,0 1 1 0 0,0-1 0 0 0,-1 1-1 0 0,1-1 1 0 0,0 0 0 0 0,-1-1-1 0 0,0 1 1 0 0,1-1 0 0 0,-1 1-1 0 0,5-6 1 0 0,-4 4-46 0 0,0-1 0 0 0,-1 1 0 0 0,1-1 1 0 0,-1 0-1 0 0,0 0 0 0 0,0 0 0 0 0,0 0 0 0 0,-1 0 0 0 0,1-1 0 0 0,-2 1 1 0 0,1-1-1 0 0,0 0 0 0 0,0-10 0 0 0,-1 9 1 0 0,-2 0 0 0 0,1 0 0 0 0,-1-1 0 0 0,0 1 0 0 0,0 0 0 0 0,-1 0 0 0 0,0 1 0 0 0,0-1 0 0 0,-1 0 0 0 0,0 1 0 0 0,-3-7 0 0 0,2 6-44 0 0,-46-98-768 0 0,50 100-1607 0 0</inkml:trace>
-  <inkml:trace contextRef="#ctx0" brushRef="#br0" timeOffset="1034.09">8304 1502 9218 0 0,'0'6'166'0'0,"-1"0"0"0"0,1 0 0 0 0,0 0 0 0 0,1 0 1 0 0,-1 1-1 0 0,1-1 0 0 0,0 0 0 0 0,3 8 0 0 0,0 4 449 0 0,12 48 2311 0 0,3-24 2375 0 0,-24-52-4892 0 0,1 0-1 0 0,0 0 1 0 0,0-1 0 0 0,1 0 0 0 0,1 1-1 0 0,0-1 1 0 0,0 0 0 0 0,1 0-1 0 0,1 0 1 0 0,0 0 0 0 0,2-17 0 0 0,-2 17-357 0 0,2-1 1 0 0,0 1-1 0 0,0 0 0 0 0,1 1 1 0 0,0-1-1 0 0,1 0 1 0 0,0 1-1 0 0,0 0 1 0 0,1 0-1 0 0,1 0 0 0 0,0 0 1 0 0,9-10-1 0 0,-6 10-43 0 0,0 1 0 0 0,1 0 0 0 0,13-10 0 0 0,-18 16-161 0 0,0-1-1 0 0,1 1 1 0 0,-1 0-1 0 0,1 1 1 0 0,-1 0 0 0 0,1-1-1 0 0,0 2 1 0 0,-1-1-1 0 0,10-1 1 0 0,0 5-1118 0 0,-9-1 228 0 0</inkml:trace>
+  <inkml:trace contextRef="#ctx0" brushRef="#br0" timeOffset="1034.08">8304 1502 9218 0 0,'0'6'166'0'0,"-1"0"0"0"0,1 0 0 0 0,0 0 0 0 0,1 0 1 0 0,-1 1-1 0 0,1-1 0 0 0,0 0 0 0 0,3 8 0 0 0,0 4 449 0 0,12 48 2311 0 0,3-24 2375 0 0,-24-52-4892 0 0,1 0-1 0 0,0 0 1 0 0,0-1 0 0 0,1 0 0 0 0,1 1-1 0 0,0-1 1 0 0,0 0 0 0 0,1 0-1 0 0,1 0 1 0 0,0 0 0 0 0,2-17 0 0 0,-2 17-357 0 0,2-1 1 0 0,0 1-1 0 0,0 0 0 0 0,1 1 1 0 0,0-1-1 0 0,1 0 1 0 0,0 1-1 0 0,0 0 1 0 0,1 0-1 0 0,1 0 0 0 0,0 0 1 0 0,9-10-1 0 0,-6 10-43 0 0,0 1 0 0 0,1 0 0 0 0,13-10 0 0 0,-18 16-161 0 0,0-1-1 0 0,1 1 1 0 0,-1 0-1 0 0,1 1 1 0 0,-1 0 0 0 0,1-1-1 0 0,0 2 1 0 0,-1-1-1 0 0,10-1 1 0 0,0 5-1118 0 0,-9-1 228 0 0</inkml:trace>
   <inkml:trace contextRef="#ctx0" brushRef="#br0" timeOffset="1410.09">8687 1371 12443 0 0,'-1'-1'1295'0'0,"3"9"-923"0"0,4 12-79 0 0,-3-14 88 0 0,0-1 0 0 0,1 1-1 0 0,-1 0 1 0 0,1-1 0 0 0,1 0 0 0 0,-1 0 0 0 0,0 0-1 0 0,1 0 1 0 0,0-1 0 0 0,0 1 0 0 0,1-1 0 0 0,-1-1-1 0 0,1 1 1 0 0,0-1 0 0 0,7 3 0 0 0,-8-4-282 0 0,0-1 0 0 0,0 1 0 0 0,0-2-1 0 0,0 1 1 0 0,0 0 0 0 0,0-1 0 0 0,0 0 0 0 0,0 0 0 0 0,1-1 0 0 0,-1 1 0 0 0,0-1 0 0 0,0 0 0 0 0,0 0 0 0 0,0-1-1 0 0,-1 0 1 0 0,1 1 0 0 0,0-2 0 0 0,-1 1 0 0 0,1 0 0 0 0,6-6 0 0 0,-7 5-69 0 0,1 0 0 0 0,-1-1 0 0 0,0 0 1 0 0,0 1-1 0 0,0-1 0 0 0,-1-1 0 0 0,0 1 0 0 0,1-1 0 0 0,-1 1 1 0 0,3-8-1 0 0,-1 0-4 0 0,-1-1 1 0 0,6-24-1 0 0,2-8 88 0 0,-12 44-111 0 0,0 1 0 0 0,0 0-1 0 0,0 0 1 0 0,0 0-1 0 0,0 0 1 0 0,0-1 0 0 0,0 1-1 0 0,0 0 1 0 0,0 0 0 0 0,0 0-1 0 0,0 0 1 0 0,0-1-1 0 0,0 1 1 0 0,0 0 0 0 0,0 0-1 0 0,0 0 1 0 0,0 0 0 0 0,1-1-1 0 0,-1 1 1 0 0,0 0-1 0 0,0 0 1 0 0,0 0 0 0 0,0 0-1 0 0,0-1 1 0 0,0 1 0 0 0,0 0-1 0 0,0 0 1 0 0,1 0-1 0 0,-1 0 1 0 0,0 0 0 0 0,0 0-1 0 0,0-1 1 0 0,0 1 0 0 0,0 0-1 0 0,1 0 1 0 0,-1 0-1 0 0,0 0 1 0 0,0 0 0 0 0,0 0-1 0 0,0 0 1 0 0,1 0 0 0 0,-1 0-1 0 0,0 0 1 0 0,0 0-1 0 0,0 0 1 0 0,1 0 0 0 0,-1 0-1 0 0,0 0 1 0 0,0 0 0 0 0,0 0-1 0 0,1 0 1 0 0,2 12 20 0 0,1 21 34 0 0,-4-32-43 0 0,7 92 121 0 0,7 167 290 0 0,-14-211-208 0 0,-3 0 0 0 0,-1-1 0 0 0,-14 63 0 0 0,13-92-140 0 0,0-1 0 0 0,-2 1 0 0 0,0-2 0 0 0,-17 33 0 0 0,17-39-79 0 0,0 0 1 0 0,0-1-1 0 0,-1 0 1 0 0,0-1-1 0 0,-1 1 1 0 0,0-1-1 0 0,0-1 1 0 0,-15 10-1 0 0,-2-2-305 0 0</inkml:trace>
 </inkml:ink>
 </file>
@@ -7265,7 +7304,7 @@
     </inkml:brush>
   </inkml:definitions>
   <inkml:trace contextRef="#ctx0" brushRef="#br0">545 196 4145 0 0,'-3'-2'392'0'0,"0"-1"0"0"0,0 1 0 0 0,0-1 0 0 0,-1 1 0 0 0,1 0 0 0 0,-1 0 0 0 0,1 0 0 0 0,-1 1 0 0 0,0 0 0 0 0,1-1 0 0 0,-1 1 0 0 0,0 0 0 0 0,-4 0 0 0 0,0 0 216 0 0,0 1 1 0 0,0 0 0 0 0,0 0-1 0 0,0 1 1 0 0,0 0-1 0 0,-8 2 1 0 0,-4 2 386 0 0,-1 2-1 0 0,2 0 0 0 0,-1 1 1 0 0,-19 12-1 0 0,15-6-507 0 0,0 0 0 0 0,1 2-1 0 0,1 1 1 0 0,0 1 0 0 0,1 1-1 0 0,2 1 1 0 0,-35 42 0 0 0,42-45-412 0 0,0 1 1 0 0,1-1 0 0 0,1 2 0 0 0,1 0 0 0 0,0 0 0 0 0,2 0 0 0 0,0 1 0 0 0,1 0-1 0 0,1 0 1 0 0,0 1 0 0 0,-1 25 0 0 0,6-41-57 0 0,0 0 0 0 0,0-1 1 0 0,0 1-1 0 0,0 0 0 0 0,1-1 0 0 0,-1 1 1 0 0,1 0-1 0 0,0-1 0 0 0,1 1 0 0 0,-1-1 0 0 0,1 1 1 0 0,0-1-1 0 0,0 0 0 0 0,0 0 0 0 0,1 1 1 0 0,0-2-1 0 0,-1 1 0 0 0,1 0 0 0 0,1-1 0 0 0,-1 1 1 0 0,0-1-1 0 0,1 0 0 0 0,0 0 0 0 0,-1 0 1 0 0,1 0-1 0 0,0-1 0 0 0,1 0 0 0 0,-1 0 0 0 0,0 0 1 0 0,1 0-1 0 0,-1-1 0 0 0,1 1 0 0 0,-1-1 0 0 0,1 0 1 0 0,0-1-1 0 0,-1 1 0 0 0,1-1 0 0 0,7 0 1 0 0,12-1-12 0 0,-1-2 0 0 0,1 0 0 0 0,-1-1 0 0 0,0-1 0 0 0,0-2 0 0 0,-1 0 0 0 0,0-1 0 0 0,36-19 0 0 0,-56 26-112 0 0,-1-1 1 0 0,0 1 0 0 0,1 0 0 0 0,-1 0-1 0 0,0 0 1 0 0,0-1 0 0 0,0 1 0 0 0,0-1-1 0 0,0 1 1 0 0,0-1 0 0 0,0 1 0 0 0,0-1 0 0 0,-1 1-1 0 0,1-1 1 0 0,0 0 0 0 0,-1 0 0 0 0,0 1-1 0 0,1-1 1 0 0,-1 0 0 0 0,0 1 0 0 0,0-1-1 0 0,0 0 1 0 0,0 0 0 0 0,0 0 0 0 0,0 1-1 0 0,-1-1 1 0 0,0-2 0 0 0,1-20-8214 0 0,4 13 3524 0 0</inkml:trace>
-  <inkml:trace contextRef="#ctx0" brushRef="#br0" timeOffset="301.9">286 570 1840 0 0,'-1'0'78'0'0,"1"-1"0"0"0,-1 1 0 0 0,1 0 0 0 0,0 0 0 0 0,-1 0 0 0 0,1 0-1 0 0,-1 0 1 0 0,1 0 0 0 0,-1 0 0 0 0,1 0 0 0 0,-1 0 0 0 0,1 0 0 0 0,-1 0-1 0 0,1 0 1 0 0,-1 1 0 0 0,1-1 0 0 0,-1 0 0 0 0,1 0 0 0 0,-1 0 0 0 0,1 1-1 0 0,0-1 1 0 0,-1 0 0 0 0,1 1 0 0 0,0-1 0 0 0,-1 0 0 0 0,1 1 0 0 0,-1-1-1 0 0,1 0 1 0 0,0 1 0 0 0,-1 0 0 0 0,2-1 155 0 0,-1 1 1 0 0,0-1-1 0 0,1 1 0 0 0,-1-1 0 0 0,0 1 1 0 0,1-1-1 0 0,-1 1 0 0 0,1-1 0 0 0,-1 0 1 0 0,1 1-1 0 0,-1-1 0 0 0,1 0 1 0 0,0 1-1 0 0,-1-1 0 0 0,1 0 0 0 0,-1 0 1 0 0,1 1-1 0 0,0-1 0 0 0,-1 0 1 0 0,1 0-1 0 0,-1 0 0 0 0,2 0 0 0 0,-1 0 673 0 0,4 0-46 0 0,27-5 1053 0 0,1-1 0 0 0,34-13 0 0 0,-30 9-2914 0 0,56-10 0 0 0,-83 19-4487 0 0</inkml:trace>
+  <inkml:trace contextRef="#ctx0" brushRef="#br0" timeOffset="301.89">286 570 1840 0 0,'-1'0'78'0'0,"1"-1"0"0"0,-1 1 0 0 0,1 0 0 0 0,0 0 0 0 0,-1 0 0 0 0,1 0-1 0 0,-1 0 1 0 0,1 0 0 0 0,-1 0 0 0 0,1 0 0 0 0,-1 0 0 0 0,1 0 0 0 0,-1 0-1 0 0,1 0 1 0 0,-1 1 0 0 0,1-1 0 0 0,-1 0 0 0 0,1 0 0 0 0,-1 0 0 0 0,1 1-1 0 0,0-1 1 0 0,-1 0 0 0 0,1 1 0 0 0,0-1 0 0 0,-1 0 0 0 0,1 1 0 0 0,-1-1-1 0 0,1 0 1 0 0,0 1 0 0 0,-1 0 0 0 0,2-1 155 0 0,-1 1 1 0 0,0-1-1 0 0,1 1 0 0 0,-1-1 0 0 0,0 1 1 0 0,1-1-1 0 0,-1 1 0 0 0,1-1 0 0 0,-1 0 1 0 0,1 1-1 0 0,-1-1 0 0 0,1 0 1 0 0,0 1-1 0 0,-1-1 0 0 0,1 0 0 0 0,-1 0 1 0 0,1 1-1 0 0,0-1 0 0 0,-1 0 1 0 0,1 0-1 0 0,-1 0 0 0 0,2 0 0 0 0,-1 0 673 0 0,4 0-46 0 0,27-5 1053 0 0,1-1 0 0 0,34-13 0 0 0,-30 9-2914 0 0,56-10 0 0 0,-83 19-4487 0 0</inkml:trace>
   <inkml:trace contextRef="#ctx0" brushRef="#br0" timeOffset="714.17">711 437 6913 0 0,'-2'0'-26'0'0,"-1"0"-1"0"0,0 1 1 0 0,1-1-1 0 0,-1 1 0 0 0,1-1 1 0 0,-1 1-1 0 0,1 0 0 0 0,-1 0 1 0 0,1 0-1 0 0,-1 0 0 0 0,1 0 1 0 0,0 1-1 0 0,-1-1 0 0 0,1 1 1 0 0,0-1-1 0 0,0 1 0 0 0,0 0 1 0 0,0 0-1 0 0,1 0 0 0 0,-1 0 1 0 0,-2 4-1 0 0,-6 7 217 0 0,1 1 0 0 0,-9 18 0 0 0,14-25 416 0 0,3-6-618 0 0,-7 14 1149 0 0,1 0 0 0 0,0 1 0 0 0,-6 19 0 0 0,12-32-877 0 0,-1 0-1 0 0,2 0 0 0 0,-1 0 0 0 0,0 0 0 0 0,1 1 0 0 0,-1-1 0 0 0,1 0 1 0 0,0 0-1 0 0,0 0 0 0 0,0 0 0 0 0,0 0 0 0 0,1 1 0 0 0,-1-1 1 0 0,1 0-1 0 0,0 0 0 0 0,0 0 0 0 0,0 0 0 0 0,0 0 0 0 0,1 0 0 0 0,-1-1 1 0 0,1 1-1 0 0,0 0 0 0 0,-1-1 0 0 0,1 1 0 0 0,3 2 0 0 0,-3-4-188 0 0,-1 0 0 0 0,1 0 0 0 0,-1 0 0 0 0,1 0-1 0 0,0 0 1 0 0,-1 0 0 0 0,1 0 0 0 0,0-1 0 0 0,0 1-1 0 0,-1-1 1 0 0,1 1 0 0 0,0-1 0 0 0,0 0 0 0 0,0 0-1 0 0,0 0 1 0 0,0 0 0 0 0,3 0 0 0 0,-1-1-4 0 0,-1 0 0 0 0,1 0 1 0 0,0-1-1 0 0,-1 1 0 0 0,1-1 0 0 0,-1 1 0 0 0,1-1 1 0 0,3-3-1 0 0,5-4-3 0 0,-1-1 0 0 0,0 0 0 0 0,14-17 0 0 0,-23 25-55 0 0,5-6-49 0 0,0 0-1 0 0,-1 0 1 0 0,0-1 0 0 0,9-16 0 0 0,-13 22-12 0 0,-1 0 1 0 0,0 0-1 0 0,0-1 1 0 0,0 1-1 0 0,0 0 1 0 0,0 0-1 0 0,-1-1 1 0 0,1 1-1 0 0,-1 0 1 0 0,0-1-1 0 0,0 1 1 0 0,0 0-1 0 0,-1 0 1 0 0,1-1-1 0 0,-1 1 1 0 0,0 0-1 0 0,0-1 1 0 0,0 1-1 0 0,-1-3 1 0 0,0 9-414 0 0,2 12 392 0 0,4 19 116 0 0,-1-28 7 0 0,-1 0 0 0 0,1 0 0 0 0,0 0 0 0 0,1 0 0 0 0,-1 0 0 0 0,1-1 0 0 0,0 0 0 0 0,0 0 0 0 0,7 6 0 0 0,-8-8-372 0 0,0 0 1 0 0,0 0-1 0 0,1-1 1 0 0,0 1-1 0 0,-1-1 1 0 0,1 0-1 0 0,0 0 0 0 0,0 0 1 0 0,0 0-1 0 0,0-1 1 0 0,0 1-1 0 0,0-1 1 0 0,1 0-1 0 0,7 0 1 0 0,-6-1-5182 0 0</inkml:trace>
   <inkml:trace contextRef="#ctx0" brushRef="#br0" timeOffset="1567.08">925 477 6913 0 0,'13'19'1930'0'0,"0"0"0"0"0,17 35 0 0 0,-21-34 447 0 0,-7-16-1775 0 0,0 1 0 0 0,0-1 0 0 0,0 1 0 0 0,0 0-1 0 0,-1-1 1 0 0,0 1 0 0 0,1 5 0 0 0,-4-38 10 0 0,1 17-273 0 0,0 0 0 0 0,1-19 1 0 0,2 10-572 0 0,1 1 0 0 0,6-22-1 0 0,-7 36 170 0 0,-1 0 0 0 0,1 0-1 0 0,0 0 1 0 0,1 0-1 0 0,-1 0 1 0 0,1 0 0 0 0,0 1-1 0 0,0-1 1 0 0,0 1-1 0 0,1 0 1 0 0,-1 0 0 0 0,8-6-1 0 0,-10 9 29 0 0,0 0-1 0 0,0 0 0 0 0,0 0 1 0 0,0 1-1 0 0,0-1 1 0 0,0 0-1 0 0,0 1 1 0 0,1-1-1 0 0,-1 1 0 0 0,0 0 1 0 0,0-1-1 0 0,0 1 1 0 0,1 0-1 0 0,-1-1 0 0 0,0 1 1 0 0,1 0-1 0 0,-1 0 1 0 0,0 0-1 0 0,0 0 0 0 0,1 1 1 0 0,-1-1-1 0 0,0 0 1 0 0,0 0-1 0 0,1 1 0 0 0,1 0 1 0 0,-1 0 23 0 0,-1 1 0 0 0,1-1 1 0 0,0 1-1 0 0,-1-1 1 0 0,1 1-1 0 0,-1 0 0 0 0,1 0 1 0 0,-1 0-1 0 0,0 0 0 0 0,0 0 1 0 0,0 0-1 0 0,0 0 0 0 0,1 2 1 0 0,1 8 155 0 0,0-1 0 0 0,0 1 0 0 0,-1-1 0 0 0,1 17 0 0 0,-3-10 32 0 0,-1-14-56 0 0,1 0-1 0 0,0 0 1 0 0,0 0 0 0 0,0 0 0 0 0,1 0-1 0 0,-1 0 1 0 0,1 0 0 0 0,2 8 0 0 0,-1-14-58 0 0,0-1 0 0 0,0 1-1 0 0,0 0 1 0 0,0 0 0 0 0,-1-1 0 0 0,1 1 0 0 0,-1-1 0 0 0,1 1 0 0 0,0-4 0 0 0,21-52-127 0 0,-17 40-300 0 0,1 0 0 0 0,1 1-1 0 0,18-32 1 0 0,-26 49 314 0 0,1-1-1 0 0,-1 0 1 0 0,1 0 0 0 0,-1 0-1 0 0,1 1 1 0 0,-1-1 0 0 0,1 0-1 0 0,0 1 1 0 0,-1-1-1 0 0,1 1 1 0 0,0-1 0 0 0,-1 1-1 0 0,1-1 1 0 0,0 1 0 0 0,0-1-1 0 0,-1 1 1 0 0,1 0 0 0 0,0-1-1 0 0,0 1 1 0 0,0 0 0 0 0,0 0-1 0 0,1-1 1 0 0,-1 1 24 0 0,0 1 1 0 0,0-1-1 0 0,-1 1 0 0 0,1-1 1 0 0,0 0-1 0 0,-1 1 1 0 0,1-1-1 0 0,0 1 0 0 0,-1 0 1 0 0,1-1-1 0 0,-1 1 1 0 0,1-1-1 0 0,-1 1 0 0 0,1 0 1 0 0,-1 0-1 0 0,1-1 1 0 0,-1 1-1 0 0,1 0 0 0 0,-1 1 1 0 0,3 6 15 0 0,0 1 1 0 0,0 0-1 0 0,1 13 1 0 0,-3-14 43 0 0,2 5 97 0 0,0 0-1 0 0,1-1 0 0 0,0 0 1 0 0,1 1-1 0 0,7 11 0 0 0,-10-20-70 0 0,0-1 0 0 0,0 0 0 0 0,1 1-1 0 0,-1-1 1 0 0,1 0 0 0 0,-1-1 0 0 0,1 1 0 0 0,0 0-1 0 0,6 3 1 0 0,-8-5-7 0 0,1 0-1 0 0,0 0 1 0 0,0-1 0 0 0,0 1-1 0 0,0 0 1 0 0,0-1-1 0 0,0 1 1 0 0,1-1 0 0 0,-1 0-1 0 0,0 0 1 0 0,0 0-1 0 0,0 0 1 0 0,0 0 0 0 0,0 0-1 0 0,0 0 1 0 0,0-1 0 0 0,1 1-1 0 0,3-2 1 0 0,-1-1 19 0 0,1 0 0 0 0,-1 0 0 0 0,0 0 0 0 0,0 0 1 0 0,0-1-1 0 0,0 0 0 0 0,8-8 0 0 0,28-37 578 0 0,-31 36-596 0 0,-6 7-96 0 0,1-1 1 0 0,-2 1-1 0 0,1-1 1 0 0,-1 0 0 0 0,0 0-1 0 0,-1 0 1 0 0,1 0-1 0 0,0-9 1 0 0,-2 14 22 0 0,-1-1 0 0 0,0 1 0 0 0,1 0 1 0 0,-1-1-1 0 0,0 1 0 0 0,-1 0 0 0 0,1-1 0 0 0,0 1 0 0 0,-1 0 1 0 0,1-1-1 0 0,-1 1 0 0 0,0 0 0 0 0,-1-3 0 0 0,2 4 14 0 0,-1 0-1 0 0,0-1 1 0 0,0 1-1 0 0,0 0 0 0 0,0 0 1 0 0,0 0-1 0 0,-1 1 1 0 0,1-1-1 0 0,0 0 0 0 0,0 0 1 0 0,0 0-1 0 0,-1 1 1 0 0,1-1-1 0 0,-1 1 0 0 0,1-1 1 0 0,0 1-1 0 0,-1 0 1 0 0,1-1-1 0 0,-1 1 1 0 0,1 0-1 0 0,-1 0 0 0 0,1 0 1 0 0,-2 0-1 0 0,-2 1-23 0 0,-1-1 1 0 0,1 1-1 0 0,0 0 0 0 0,0 1 0 0 0,1-1 0 0 0,-1 1 1 0 0,0 0-1 0 0,0 0 0 0 0,1 1 0 0 0,0-1 1 0 0,-1 1-1 0 0,1 0 0 0 0,0 0 0 0 0,0 1 0 0 0,0-1 1 0 0,1 1-1 0 0,-1 0 0 0 0,1 0 0 0 0,0 0 0 0 0,-4 8 1 0 0,3-7 24 0 0,1 1 1 0 0,0-1-1 0 0,0 1 1 0 0,0 0 0 0 0,1 0-1 0 0,0 1 1 0 0,0-1-1 0 0,1 0 1 0 0,-1 1-1 0 0,2-1 1 0 0,-1 1 0 0 0,0-1-1 0 0,1 1 1 0 0,1-1-1 0 0,1 12 1 0 0,-1-13 22 0 0,1 0 0 0 0,0 0 0 0 0,0 0 0 0 0,1 0 0 0 0,0-1 0 0 0,0 1 0 0 0,0-1 0 0 0,0 1 0 0 0,1-1 1 0 0,-1 0-1 0 0,1 0 0 0 0,0-1 0 0 0,0 1 0 0 0,1-1 0 0 0,-1 0 0 0 0,1 0 0 0 0,0 0 0 0 0,-1-1 0 0 0,1 1 0 0 0,0-1 0 0 0,8 2 0 0 0,-5-2-289 0 0,0 0 0 0 0,0 0 0 0 0,0-1-1 0 0,0 0 1 0 0,0 0 0 0 0,0-1 0 0 0,0 0 0 0 0,0 0 0 0 0,1-1-1 0 0,-1 0 1 0 0,0 0 0 0 0,0-1 0 0 0,12-5 0 0 0,-7 2-5955 0 0</inkml:trace>
   <inkml:trace contextRef="#ctx0" brushRef="#br0" timeOffset="2024.62">1663 392 6913 0 0,'26'66'1760'0'0,"-14"-41"-282"0"0,-1 1 0 0 0,-2 1 0 0 0,0 0 0 0 0,9 55 0 0 0,0 99 4656 0 0,-20-167-6107 0 0,2-13-21 0 0,0-1 0 0 0,-1 0 0 0 0,1 0 0 0 0,0 0 0 0 0,0 1 0 0 0,0-1 0 0 0,-1 0 0 0 0,1 0 0 0 0,0 0 0 0 0,0 0 0 0 0,0 0 0 0 0,-1 0-1 0 0,1 0 1 0 0,0 1 0 0 0,0-1 0 0 0,-1 0 0 0 0,1 0 0 0 0,0 0 0 0 0,-1 0 0 0 0,1 0 0 0 0,0 0 0 0 0,0 0 0 0 0,-1 0 0 0 0,1 0 0 0 0,0 0 0 0 0,0 0 0 0 0,-1 0 0 0 0,1-1-1 0 0,0 1 1 0 0,-1 0 0 0 0,0-1 13 0 0,-1 0 0 0 0,1 0 0 0 0,-1 0 0 0 0,1 0-1 0 0,0 0 1 0 0,-1 0 0 0 0,1 0 0 0 0,0-1 0 0 0,0 1-1 0 0,0 0 1 0 0,0-1 0 0 0,-1-2 0 0 0,-9-18-6 0 0,1 0 0 0 0,1-1-1 0 0,1 0 1 0 0,1-1 0 0 0,1 0 0 0 0,-4-42 0 0 0,7 28 5 0 0,1 0-1 0 0,2-1 1 0 0,8-59 0 0 0,-5 83-165 0 0,-1 0 0 0 0,2 1 0 0 0,0-1 1 0 0,1 1-1 0 0,0 0 0 0 0,11-21 0 0 0,-13 29 88 0 0,1 1-1 0 0,-1 1 1 0 0,1-1 0 0 0,-1 0 0 0 0,1 1-1 0 0,1 0 1 0 0,-1 0 0 0 0,9-6 0 0 0,-10 8 39 0 0,0 0 1 0 0,1 1-1 0 0,-1-1 1 0 0,0 1-1 0 0,1-1 1 0 0,0 1-1 0 0,-1 0 1 0 0,1 1-1 0 0,0-1 1 0 0,-1 1-1 0 0,1-1 1 0 0,0 1-1 0 0,-1 0 1 0 0,8 1-1 0 0,-8 0 26 0 0,0-1-1 0 0,-1 1 0 0 0,1 0 1 0 0,-1 0-1 0 0,1 0 0 0 0,-1 0 0 0 0,1 0 1 0 0,-1 0-1 0 0,0 0 0 0 0,0 1 0 0 0,1-1 1 0 0,-1 1-1 0 0,0 0 0 0 0,0 0 0 0 0,-1 0 1 0 0,1-1-1 0 0,3 6 0 0 0,-3-3 23 0 0,0 0 0 0 0,0 1 0 0 0,0-1 0 0 0,0 1 0 0 0,-1-1 0 0 0,1 1 0 0 0,-1-1 0 0 0,-1 1 0 0 0,2 7 0 0 0,-2-3 39 0 0,0 1 0 0 0,0 0-1 0 0,-1-1 1 0 0,0 1 0 0 0,-1-1 0 0 0,0 1 0 0 0,0-1 0 0 0,-1 0 0 0 0,-6 14-1 0 0,4-15-25 0 0,0 1-1 0 0,-1-1 1 0 0,1-1-1 0 0,-2 1 1 0 0,-7 7 0 0 0,11-12-28 0 0,0 0 1 0 0,0 0 0 0 0,-1 0 0 0 0,1-1 0 0 0,-1 1 0 0 0,0-1 0 0 0,0 0 0 0 0,0 0-1 0 0,0 0 1 0 0,0 0 0 0 0,0-1 0 0 0,-1 0 0 0 0,-5 1 0 0 0,8-2-78 0 0,0 0 1 0 0,0 0-1 0 0,1-1 1 0 0,-1 1-1 0 0,0 0 1 0 0,0-1-1 0 0,1 0 1 0 0,-1 1 0 0 0,0-1-1 0 0,1 0 1 0 0,-1 0-1 0 0,1 0 1 0 0,-1 0-1 0 0,1 0 1 0 0,0 0-1 0 0,-1-1 1 0 0,1 1-1 0 0,0 0 1 0 0,0-1-1 0 0,-1 1 1 0 0,1-1-1 0 0,1 1 1 0 0,-1-1-1 0 0,0 1 1 0 0,0-1 0 0 0,0 0-1 0 0,1 1 1 0 0,-1-1-1 0 0,1 0 1 0 0,-1 0-1 0 0,1-3 1 0 0,-2-7-1143 0 0</inkml:trace>
